--- a/documentacion/Proyecto_Algoritmos.docx
+++ b/documentacion/Proyecto_Algoritmos.docx
@@ -28,12 +28,12 @@
             <wp:extent cx="3338513" cy="754402"/>
             <wp:effectExtent b="0" l="0" r="0" t="0"/>
             <wp:wrapNone/>
-            <wp:docPr id="29" name="image37.png"/>
+            <wp:docPr id="37" name="image41.png"/>
             <a:graphic>
               <a:graphicData uri="http://schemas.openxmlformats.org/drawingml/2006/picture">
                 <pic:pic>
                   <pic:nvPicPr>
-                    <pic:cNvPr id="0" name="image37.png"/>
+                    <pic:cNvPr id="0" name="image41.png"/>
                     <pic:cNvPicPr preferRelativeResize="0"/>
                   </pic:nvPicPr>
                   <pic:blipFill>
@@ -172,34 +172,6 @@
       </w:pPr>
       <w:r>
         <w:rPr>
-          <w:rtl w:val="0"/>
-        </w:rPr>
-      </w:r>
-    </w:p>
-    <w:p>
-      <w:pPr>
-        <w:jc w:val="center"/>
-        <w:rPr>
-          <w:sz w:val="28"/>
-          <w:szCs w:val="28"/>
-        </w:rPr>
-      </w:pPr>
-      <w:r>
-        <w:rPr>
-          <w:rtl w:val="0"/>
-        </w:rPr>
-      </w:r>
-    </w:p>
-    <w:p>
-      <w:pPr>
-        <w:jc w:val="center"/>
-        <w:rPr>
-          <w:sz w:val="28"/>
-          <w:szCs w:val="28"/>
-        </w:rPr>
-      </w:pPr>
-      <w:r>
-        <w:rPr>
           <w:sz w:val="28"/>
           <w:szCs w:val="28"/>
           <w:rtl w:val="0"/>
@@ -217,34 +189,6 @@
       </w:pPr>
       <w:r>
         <w:rPr>
-          <w:rtl w:val="0"/>
-        </w:rPr>
-      </w:r>
-    </w:p>
-    <w:p>
-      <w:pPr>
-        <w:jc w:val="left"/>
-        <w:rPr>
-          <w:sz w:val="28"/>
-          <w:szCs w:val="28"/>
-        </w:rPr>
-      </w:pPr>
-      <w:r>
-        <w:rPr>
-          <w:rtl w:val="0"/>
-        </w:rPr>
-      </w:r>
-    </w:p>
-    <w:p>
-      <w:pPr>
-        <w:jc w:val="center"/>
-        <w:rPr>
-          <w:sz w:val="28"/>
-          <w:szCs w:val="28"/>
-        </w:rPr>
-      </w:pPr>
-      <w:r>
-        <w:rPr>
           <w:sz w:val="28"/>
           <w:szCs w:val="28"/>
           <w:rtl w:val="0"/>
@@ -254,35 +198,8 @@
     </w:p>
     <w:p>
       <w:pPr>
-        <w:jc w:val="center"/>
-        <w:rPr>
-          <w:sz w:val="28"/>
-          <w:szCs w:val="28"/>
-        </w:rPr>
-      </w:pPr>
-      <w:r>
-        <w:rPr>
-          <w:rtl w:val="0"/>
-        </w:rPr>
-      </w:r>
-    </w:p>
-    <w:p>
-      <w:pPr>
-        <w:jc w:val="center"/>
-        <w:rPr>
-          <w:sz w:val="28"/>
-          <w:szCs w:val="28"/>
-        </w:rPr>
-      </w:pPr>
-      <w:r>
-        <w:rPr>
-          <w:rtl w:val="0"/>
-        </w:rPr>
-      </w:r>
-    </w:p>
-    <w:p>
-      <w:pPr>
-        <w:jc w:val="center"/>
+        <w:ind w:left="0" w:firstLine="0"/>
+        <w:jc w:val="left"/>
         <w:rPr>
           <w:sz w:val="28"/>
           <w:szCs w:val="28"/>
@@ -364,21 +281,8 @@
     </w:p>
     <w:p>
       <w:pPr>
-        <w:jc w:val="center"/>
-        <w:rPr>
-          <w:sz w:val="28"/>
-          <w:szCs w:val="28"/>
-        </w:rPr>
-      </w:pPr>
-      <w:r>
-        <w:rPr>
-          <w:rtl w:val="0"/>
-        </w:rPr>
-      </w:r>
-    </w:p>
-    <w:p>
-      <w:pPr>
-        <w:jc w:val="center"/>
+        <w:ind w:left="0" w:firstLine="0"/>
+        <w:jc w:val="left"/>
         <w:rPr>
           <w:sz w:val="28"/>
           <w:szCs w:val="28"/>
@@ -426,91 +330,8 @@
     </w:p>
     <w:p>
       <w:pPr>
-        <w:jc w:val="center"/>
-        <w:rPr>
-          <w:sz w:val="28"/>
-          <w:szCs w:val="28"/>
-        </w:rPr>
-      </w:pPr>
-      <w:r>
-        <w:rPr>
-          <w:rtl w:val="0"/>
-        </w:rPr>
-      </w:r>
-    </w:p>
-    <w:p>
-      <w:pPr>
-        <w:jc w:val="center"/>
-        <w:rPr>
-          <w:sz w:val="28"/>
-          <w:szCs w:val="28"/>
-        </w:rPr>
-      </w:pPr>
-      <w:r>
-        <w:rPr>
-          <w:rtl w:val="0"/>
-        </w:rPr>
-      </w:r>
-    </w:p>
-    <w:p>
-      <w:pPr>
-        <w:jc w:val="center"/>
-        <w:rPr>
-          <w:sz w:val="28"/>
-          <w:szCs w:val="28"/>
-        </w:rPr>
-      </w:pPr>
-      <w:r>
-        <w:rPr>
-          <w:rtl w:val="0"/>
-        </w:rPr>
-      </w:r>
-    </w:p>
-    <w:p>
-      <w:pPr>
+        <w:ind w:left="0" w:firstLine="0"/>
         <w:jc w:val="left"/>
-        <w:rPr>
-          <w:sz w:val="28"/>
-          <w:szCs w:val="28"/>
-        </w:rPr>
-      </w:pPr>
-      <w:r>
-        <w:rPr>
-          <w:rtl w:val="0"/>
-        </w:rPr>
-      </w:r>
-    </w:p>
-    <w:p>
-      <w:pPr>
-        <w:jc w:val="center"/>
-        <w:rPr>
-          <w:sz w:val="28"/>
-          <w:szCs w:val="28"/>
-        </w:rPr>
-      </w:pPr>
-      <w:r>
-        <w:rPr>
-          <w:rtl w:val="0"/>
-        </w:rPr>
-      </w:r>
-    </w:p>
-    <w:p>
-      <w:pPr>
-        <w:jc w:val="center"/>
-        <w:rPr>
-          <w:sz w:val="28"/>
-          <w:szCs w:val="28"/>
-        </w:rPr>
-      </w:pPr>
-      <w:r>
-        <w:rPr>
-          <w:rtl w:val="0"/>
-        </w:rPr>
-      </w:r>
-    </w:p>
-    <w:p>
-      <w:pPr>
-        <w:jc w:val="center"/>
         <w:rPr>
           <w:sz w:val="28"/>
           <w:szCs w:val="28"/>
@@ -555,12 +376,14 @@
     </w:p>
     <w:p>
       <w:pPr>
-        <w:jc w:val="center"/>
-        <w:rPr>
-          <w:sz w:val="30"/>
-          <w:szCs w:val="30"/>
-        </w:rPr>
-      </w:pPr>
+        <w:pStyle w:val="Heading1"/>
+        <w:rPr/>
+      </w:pPr>
+      <w:bookmarkStart w:colFirst="0" w:colLast="0" w:name="_jedbu9h2qitj" w:id="0"/>
+      <w:bookmarkEnd w:id="0"/>
+      <w:r>
+        <w:br w:type="page"/>
+      </w:r>
       <w:r>
         <w:rPr>
           <w:rtl w:val="0"/>
@@ -569,12 +392,17 @@
     </w:p>
     <w:p>
       <w:pPr>
-        <w:jc w:val="center"/>
-        <w:rPr>
-          <w:sz w:val="30"/>
-          <w:szCs w:val="30"/>
-        </w:rPr>
-      </w:pPr>
+        <w:pStyle w:val="Heading1"/>
+        <w:rPr/>
+      </w:pPr>
+      <w:bookmarkStart w:colFirst="0" w:colLast="0" w:name="_k8e030d6jkid" w:id="1"/>
+      <w:bookmarkEnd w:id="1"/>
+      <w:r>
+        <w:rPr>
+          <w:rtl w:val="0"/>
+        </w:rPr>
+        <w:t xml:space="preserve">Manual de Usuario</w:t>
+      </w:r>
       <w:r>
         <w:rPr>
           <w:rtl w:val="0"/>
@@ -583,71 +411,20 @@
     </w:p>
     <w:p>
       <w:pPr>
-        <w:jc w:val="both"/>
-        <w:rPr>
-          <w:sz w:val="30"/>
-          <w:szCs w:val="30"/>
-        </w:rPr>
-      </w:pPr>
-      <w:r>
-        <w:rPr>
-          <w:rtl w:val="0"/>
-        </w:rPr>
-      </w:r>
-    </w:p>
-    <w:p>
-      <w:pPr>
-        <w:jc w:val="both"/>
+        <w:pStyle w:val="Heading2"/>
         <w:rPr>
           <w:b w:val="1"/>
           <w:bCs w:val="1"/>
         </w:rPr>
       </w:pPr>
-      <w:r>
-        <w:rPr>
-          <w:b w:val="1"/>
-          <w:bCs w:val="1"/>
+      <w:bookmarkStart w:colFirst="0" w:colLast="0" w:name="_c4213bfxp5j9" w:id="2"/>
+      <w:bookmarkEnd w:id="2"/>
+      <w:r>
+        <w:rPr>
           <w:rtl w:val="0"/>
         </w:rPr>
-        <w:t xml:space="preserve">Manual de usuario</w:t>
-      </w:r>
-    </w:p>
-    <w:p>
-      <w:pPr>
-        <w:jc w:val="both"/>
-        <w:rPr/>
-      </w:pPr>
-      <w:r>
-        <w:rPr>
-          <w:rtl w:val="0"/>
-        </w:rPr>
-      </w:r>
-    </w:p>
-    <w:p>
-      <w:pPr>
-        <w:jc w:val="both"/>
-        <w:rPr>
-          <w:b w:val="1"/>
-          <w:bCs w:val="1"/>
-        </w:rPr>
-      </w:pPr>
-      <w:r>
-        <w:rPr>
-          <w:b w:val="1"/>
-          <w:bCs w:val="1"/>
-          <w:rtl w:val="0"/>
-        </w:rPr>
-        <w:t xml:space="preserve">Librerías utilizadas</w:t>
-      </w:r>
-    </w:p>
-    <w:p>
-      <w:pPr>
-        <w:jc w:val="both"/>
-        <w:rPr>
-          <w:b w:val="1"/>
-          <w:bCs w:val="1"/>
-        </w:rPr>
-      </w:pPr>
+        <w:t xml:space="preserve">Librerías Utilizadas</w:t>
+      </w:r>
       <w:r>
         <w:rPr>
           <w:rtl w:val="0"/>
@@ -706,33 +483,6 @@
     </w:p>
     <w:p>
       <w:pPr>
-        <w:ind w:left="720" w:firstLine="0"/>
-        <w:jc w:val="both"/>
-        <w:rPr/>
-      </w:pPr>
-      <w:r>
-        <w:rPr>
-          <w:rtl w:val="0"/>
-        </w:rPr>
-      </w:r>
-    </w:p>
-    <w:p>
-      <w:pPr>
-        <w:ind w:left="0" w:firstLine="0"/>
-        <w:jc w:val="both"/>
-        <w:rPr/>
-      </w:pPr>
-      <w:r>
-        <w:rPr>
-          <w:rtl w:val="0"/>
-        </w:rPr>
-        <w:t xml:space="preserve">De manera más específica la utilización de estas librerías se distribuye de la siguiente manera:</w:t>
-      </w:r>
-    </w:p>
-    <w:p>
-      <w:pPr>
-        <w:ind w:left="720" w:firstLine="0"/>
-        <w:jc w:val="both"/>
         <w:rPr>
           <w:rFonts w:ascii="Times New Roman" w:cs="Times New Roman" w:eastAsia="Times New Roman" w:hAnsi="Times New Roman"/>
           <w:b w:val="1"/>
@@ -743,14 +493,14 @@
       </w:pPr>
       <w:r>
         <w:rPr>
-          <w:rFonts w:ascii="Times New Roman" w:cs="Times New Roman" w:eastAsia="Times New Roman" w:hAnsi="Times New Roman"/>
-          <w:b w:val="1"/>
-          <w:bCs w:val="1"/>
-          <w:sz w:val="24"/>
-          <w:szCs w:val="24"/>
           <w:rtl w:val="0"/>
         </w:rPr>
-        <w:t xml:space="preserve"> </w:t>
+        <w:t xml:space="preserve">De manera más específica la utilización de estas librerías se distribuye de la siguiente manera:</w:t>
+      </w:r>
+      <w:r>
+        <w:rPr>
+          <w:rtl w:val="0"/>
+        </w:rPr>
       </w:r>
     </w:p>
     <w:tbl>
@@ -816,7 +566,7 @@
               <w:shd w:fill="auto" w:val="clear"/>
               <w:spacing w:after="0" w:before="0" w:line="276" w:lineRule="auto"/>
               <w:ind w:left="0" w:right="0" w:firstLine="0"/>
-              <w:jc w:val="both"/>
+              <w:jc w:val="center"/>
               <w:rPr/>
             </w:pPr>
             <w:r>
@@ -863,7 +613,7 @@
               <w:shd w:fill="auto" w:val="clear"/>
               <w:spacing w:after="0" w:before="0" w:line="276" w:lineRule="auto"/>
               <w:ind w:left="0" w:right="0" w:firstLine="0"/>
-              <w:jc w:val="both"/>
+              <w:jc w:val="center"/>
               <w:rPr/>
             </w:pPr>
             <w:r>
@@ -912,7 +662,7 @@
               <w:shd w:fill="auto" w:val="clear"/>
               <w:spacing w:after="0" w:before="0" w:line="276" w:lineRule="auto"/>
               <w:ind w:left="0" w:right="0" w:firstLine="0"/>
-              <w:jc w:val="both"/>
+              <w:jc w:val="center"/>
               <w:rPr/>
             </w:pPr>
             <w:r>
@@ -937,7 +687,7 @@
               <w:shd w:fill="auto" w:val="clear"/>
               <w:spacing w:after="0" w:before="0" w:line="276" w:lineRule="auto"/>
               <w:ind w:left="0" w:right="0" w:firstLine="0"/>
-              <w:jc w:val="both"/>
+              <w:jc w:val="center"/>
               <w:rPr/>
             </w:pPr>
             <w:r>
@@ -962,7 +712,7 @@
               <w:shd w:fill="auto" w:val="clear"/>
               <w:spacing w:after="0" w:before="0" w:line="276" w:lineRule="auto"/>
               <w:ind w:left="0" w:right="0" w:firstLine="0"/>
-              <w:jc w:val="both"/>
+              <w:jc w:val="center"/>
               <w:rPr/>
             </w:pPr>
             <w:r>
@@ -987,7 +737,7 @@
               <w:shd w:fill="auto" w:val="clear"/>
               <w:spacing w:after="0" w:before="0" w:line="276" w:lineRule="auto"/>
               <w:ind w:left="0" w:right="0" w:firstLine="0"/>
-              <w:jc w:val="both"/>
+              <w:jc w:val="center"/>
               <w:rPr/>
             </w:pPr>
             <w:r>
@@ -1012,7 +762,7 @@
               <w:shd w:fill="auto" w:val="clear"/>
               <w:spacing w:after="0" w:before="0" w:line="276" w:lineRule="auto"/>
               <w:ind w:left="0" w:right="0" w:firstLine="0"/>
-              <w:jc w:val="both"/>
+              <w:jc w:val="center"/>
               <w:rPr/>
             </w:pPr>
             <w:r>
@@ -1037,7 +787,7 @@
               <w:shd w:fill="auto" w:val="clear"/>
               <w:spacing w:after="0" w:before="0" w:line="276" w:lineRule="auto"/>
               <w:ind w:left="0" w:right="0" w:firstLine="0"/>
-              <w:jc w:val="both"/>
+              <w:jc w:val="center"/>
               <w:rPr/>
             </w:pPr>
             <w:r>
@@ -1062,7 +812,7 @@
               <w:shd w:fill="auto" w:val="clear"/>
               <w:spacing w:after="0" w:before="0" w:line="276" w:lineRule="auto"/>
               <w:ind w:left="0" w:right="0" w:firstLine="0"/>
-              <w:jc w:val="both"/>
+              <w:jc w:val="center"/>
               <w:rPr/>
             </w:pPr>
             <w:r>
@@ -1087,7 +837,7 @@
               <w:shd w:fill="auto" w:val="clear"/>
               <w:spacing w:after="0" w:before="0" w:line="276" w:lineRule="auto"/>
               <w:ind w:left="0" w:right="0" w:firstLine="0"/>
-              <w:jc w:val="both"/>
+              <w:jc w:val="center"/>
               <w:rPr/>
             </w:pPr>
             <w:r>
@@ -1116,7 +866,8 @@
           </w:tcPr>
           <w:p>
             <w:pPr>
-              <w:jc w:val="both"/>
+              <w:ind w:left="0" w:firstLine="0"/>
+              <w:jc w:val="center"/>
               <w:rPr/>
             </w:pPr>
             <w:r>
@@ -1128,7 +879,8 @@
           </w:p>
           <w:p>
             <w:pPr>
-              <w:jc w:val="both"/>
+              <w:ind w:left="0" w:firstLine="0"/>
+              <w:jc w:val="center"/>
               <w:rPr/>
             </w:pPr>
             <w:r>
@@ -1140,7 +892,8 @@
           </w:p>
           <w:p>
             <w:pPr>
-              <w:jc w:val="both"/>
+              <w:ind w:left="0" w:firstLine="0"/>
+              <w:jc w:val="center"/>
               <w:rPr/>
             </w:pPr>
             <w:r>
@@ -1152,7 +905,8 @@
           </w:p>
           <w:p>
             <w:pPr>
-              <w:jc w:val="both"/>
+              <w:ind w:left="0" w:firstLine="0"/>
+              <w:jc w:val="center"/>
               <w:rPr/>
             </w:pPr>
             <w:r>
@@ -1164,7 +918,8 @@
           </w:p>
           <w:p>
             <w:pPr>
-              <w:jc w:val="both"/>
+              <w:ind w:left="0" w:firstLine="0"/>
+              <w:jc w:val="center"/>
               <w:rPr/>
             </w:pPr>
             <w:r>
@@ -1176,7 +931,8 @@
           </w:p>
           <w:p>
             <w:pPr>
-              <w:jc w:val="both"/>
+              <w:ind w:left="0" w:firstLine="0"/>
+              <w:jc w:val="center"/>
               <w:rPr/>
             </w:pPr>
             <w:r>
@@ -1188,7 +944,8 @@
           </w:p>
           <w:p>
             <w:pPr>
-              <w:jc w:val="both"/>
+              <w:ind w:left="0" w:firstLine="0"/>
+              <w:jc w:val="center"/>
               <w:rPr/>
             </w:pPr>
             <w:r>
@@ -1200,7 +957,8 @@
           </w:p>
           <w:p>
             <w:pPr>
-              <w:jc w:val="both"/>
+              <w:ind w:left="0" w:firstLine="0"/>
+              <w:jc w:val="center"/>
               <w:rPr/>
             </w:pPr>
             <w:r>
@@ -1215,9 +973,18 @@
     </w:tbl>
     <w:p>
       <w:pPr>
+        <w:pStyle w:val="Heading2"/>
         <w:jc w:val="both"/>
         <w:rPr/>
       </w:pPr>
+      <w:bookmarkStart w:colFirst="0" w:colLast="0" w:name="_44vebq8471z0" w:id="3"/>
+      <w:bookmarkEnd w:id="3"/>
+      <w:r>
+        <w:rPr>
+          <w:rtl w:val="0"/>
+        </w:rPr>
+        <w:t xml:space="preserve">Información Técnica</w:t>
+      </w:r>
       <w:r>
         <w:rPr>
           <w:rtl w:val="0"/>
@@ -1227,52 +994,13 @@
     <w:p>
       <w:pPr>
         <w:jc w:val="both"/>
-        <w:rPr>
-          <w:b w:val="1"/>
-          <w:bCs w:val="1"/>
-        </w:rPr>
-      </w:pPr>
-      <w:r>
-        <w:rPr>
-          <w:b w:val="1"/>
-          <w:bCs w:val="1"/>
+        <w:rPr/>
+      </w:pPr>
+      <w:r>
+        <w:rPr>
           <w:rtl w:val="0"/>
         </w:rPr>
-        <w:t xml:space="preserve">Información Técnica</w:t>
-      </w:r>
-    </w:p>
-    <w:p>
-      <w:pPr>
-        <w:jc w:val="both"/>
-        <w:rPr/>
-      </w:pPr>
-      <w:r>
-        <w:rPr>
-          <w:rtl w:val="0"/>
-        </w:rPr>
-      </w:r>
-    </w:p>
-    <w:p>
-      <w:pPr>
-        <w:jc w:val="both"/>
-        <w:rPr/>
-      </w:pPr>
-      <w:r>
-        <w:rPr>
-          <w:rtl w:val="0"/>
-        </w:rPr>
         <w:t xml:space="preserve">La información técnica o las indicaciones de qué es lo que hace cada una de las funciones específicas implementadas de cada librería son:</w:t>
-      </w:r>
-    </w:p>
-    <w:p>
-      <w:pPr>
-        <w:jc w:val="both"/>
-        <w:rPr/>
-      </w:pPr>
-      <w:r>
-        <w:rPr>
-          <w:rtl w:val="0"/>
-        </w:rPr>
       </w:r>
     </w:p>
     <w:tbl>
@@ -1317,11 +1045,18 @@
           </w:tcPr>
           <w:p>
             <w:pPr>
-              <w:jc w:val="both"/>
-              <w:rPr/>
+              <w:spacing w:after="0" w:lineRule="auto"/>
+              <w:ind w:left="0" w:firstLine="0"/>
+              <w:jc w:val="center"/>
+              <w:rPr>
+                <w:b w:val="1"/>
+                <w:bCs w:val="1"/>
+              </w:rPr>
             </w:pPr>
             <w:r>
               <w:rPr>
+                <w:b w:val="1"/>
+                <w:bCs w:val="1"/>
                 <w:rtl w:val="0"/>
               </w:rPr>
               <w:t xml:space="preserve">stdio.h</w:t>
@@ -1376,8 +1111,12 @@
     </w:tbl>
     <w:p>
       <w:pPr>
+        <w:ind w:left="0" w:firstLine="0"/>
         <w:jc w:val="both"/>
-        <w:rPr/>
+        <w:rPr>
+          <w:sz w:val="4"/>
+          <w:szCs w:val="4"/>
+        </w:rPr>
       </w:pPr>
       <w:r>
         <w:rPr>
@@ -1441,11 +1180,16 @@
               <w:shd w:fill="auto" w:val="clear"/>
               <w:spacing w:after="0" w:before="0" w:line="240" w:lineRule="auto"/>
               <w:ind w:left="0" w:right="0" w:firstLine="0"/>
-              <w:jc w:val="left"/>
-              <w:rPr/>
+              <w:jc w:val="center"/>
+              <w:rPr>
+                <w:b w:val="1"/>
+                <w:bCs w:val="1"/>
+              </w:rPr>
             </w:pPr>
             <w:r>
               <w:rPr>
+                <w:b w:val="1"/>
+                <w:bCs w:val="1"/>
                 <w:rtl w:val="0"/>
               </w:rPr>
               <w:t xml:space="preserve">stdlib.h</w:t>
@@ -1500,6 +1244,29 @@
     </w:tbl>
     <w:p>
       <w:pPr>
+        <w:pStyle w:val="Heading2"/>
+        <w:ind w:firstLine="0"/>
+        <w:rPr>
+          <w:b w:val="1"/>
+          <w:bCs w:val="1"/>
+        </w:rPr>
+      </w:pPr>
+      <w:bookmarkStart w:colFirst="0" w:colLast="0" w:name="_pd6imfu0r6je" w:id="4"/>
+      <w:bookmarkEnd w:id="4"/>
+      <w:r>
+        <w:rPr>
+          <w:rtl w:val="0"/>
+        </w:rPr>
+        <w:t xml:space="preserve">Ejecución de Programas</w:t>
+      </w:r>
+      <w:r>
+        <w:rPr>
+          <w:rtl w:val="0"/>
+        </w:rPr>
+      </w:r>
+    </w:p>
+    <w:p>
+      <w:pPr>
         <w:jc w:val="both"/>
         <w:rPr/>
       </w:pPr>
@@ -1507,60 +1274,7 @@
         <w:rPr>
           <w:rtl w:val="0"/>
         </w:rPr>
-      </w:r>
-    </w:p>
-    <w:p>
-      <w:pPr>
-        <w:jc w:val="both"/>
-        <w:rPr>
-          <w:b w:val="1"/>
-          <w:bCs w:val="1"/>
-        </w:rPr>
-      </w:pPr>
-      <w:r>
-        <w:rPr>
-          <w:b w:val="1"/>
-          <w:bCs w:val="1"/>
-          <w:rtl w:val="0"/>
-        </w:rPr>
-        <w:t xml:space="preserve">Ejecución De Programas</w:t>
-      </w:r>
-    </w:p>
-    <w:p>
-      <w:pPr>
-        <w:jc w:val="both"/>
-        <w:rPr>
-          <w:b w:val="1"/>
-          <w:bCs w:val="1"/>
-        </w:rPr>
-      </w:pPr>
-      <w:r>
-        <w:rPr>
-          <w:rtl w:val="0"/>
-        </w:rPr>
-      </w:r>
-    </w:p>
-    <w:p>
-      <w:pPr>
-        <w:jc w:val="both"/>
-        <w:rPr/>
-      </w:pPr>
-      <w:r>
-        <w:rPr>
-          <w:rtl w:val="0"/>
-        </w:rPr>
         <w:t xml:space="preserve">Antes de comenzar a ejecutar los programas es necesario tener un par de elementos en su dispositivo para asegurarse de tener la mejor experiencia: </w:t>
-      </w:r>
-    </w:p>
-    <w:p>
-      <w:pPr>
-        <w:jc w:val="both"/>
-        <w:rPr/>
-      </w:pPr>
-      <w:r>
-        <w:rPr>
-          <w:rtl w:val="0"/>
-        </w:rPr>
       </w:r>
     </w:p>
     <w:tbl>
@@ -1620,10 +1334,15 @@
               <w:spacing w:after="0" w:before="0" w:line="240" w:lineRule="auto"/>
               <w:ind w:left="0" w:right="0" w:firstLine="0"/>
               <w:jc w:val="center"/>
-              <w:rPr/>
+              <w:rPr>
+                <w:b w:val="1"/>
+                <w:bCs w:val="1"/>
+              </w:rPr>
             </w:pPr>
             <w:r>
               <w:rPr>
+                <w:b w:val="1"/>
+                <w:bCs w:val="1"/>
                 <w:rtl w:val="0"/>
               </w:rPr>
               <w:t xml:space="preserve">Requisitos</w:t>
@@ -1655,7 +1374,7 @@
               <w:widowControl w:val="0"/>
               <w:numPr>
                 <w:ilvl w:val="0"/>
-                <w:numId w:val="8"/>
+                <w:numId w:val="9"/>
               </w:numPr>
               <w:pBdr>
                 <w:top w:space="0" w:sz="0" w:val="nil"/>
@@ -1687,7 +1406,7 @@
               <w:widowControl w:val="0"/>
               <w:numPr>
                 <w:ilvl w:val="0"/>
-                <w:numId w:val="8"/>
+                <w:numId w:val="9"/>
               </w:numPr>
               <w:pBdr>
                 <w:top w:space="0" w:sz="0" w:val="nil"/>
@@ -1708,7 +1427,7 @@
               <w:rPr>
                 <w:rtl w:val="0"/>
               </w:rPr>
-              <w:t xml:space="preserve">* En caso de utilizar visual studios code se debe tener un compilador para C.</w:t>
+              <w:t xml:space="preserve">Se debe tener un compilador para C.</w:t>
             </w:r>
           </w:p>
         </w:tc>
@@ -1716,6 +1435,7 @@
     </w:tbl>
     <w:p>
       <w:pPr>
+        <w:spacing w:before="200" w:lineRule="auto"/>
         <w:jc w:val="both"/>
         <w:rPr/>
       </w:pPr>
@@ -1723,29 +1443,7 @@
         <w:rPr>
           <w:rtl w:val="0"/>
         </w:rPr>
-      </w:r>
-    </w:p>
-    <w:p>
-      <w:pPr>
-        <w:jc w:val="both"/>
-        <w:rPr/>
-      </w:pPr>
-      <w:r>
-        <w:rPr>
-          <w:rtl w:val="0"/>
-        </w:rPr>
         <w:t xml:space="preserve">Si el usuario cumple con los requisitos anteriores, podemos proseguir con la ejecución.</w:t>
-      </w:r>
-    </w:p>
-    <w:p>
-      <w:pPr>
-        <w:jc w:val="both"/>
-        <w:rPr/>
-      </w:pPr>
-      <w:r>
-        <w:rPr>
-          <w:rtl w:val="0"/>
-        </w:rPr>
       </w:r>
     </w:p>
     <w:tbl>
@@ -1775,6 +1473,7 @@
       <w:tr>
         <w:trPr>
           <w:cantSplit w:val="0"/>
+          <w:trHeight w:val="420" w:hRule="atLeast"/>
           <w:tblHeader w:val="0"/>
         </w:trPr>
         <w:tc>
@@ -1804,14 +1503,19 @@
               <w:shd w:fill="auto" w:val="clear"/>
               <w:spacing w:after="0" w:before="0" w:line="240" w:lineRule="auto"/>
               <w:ind w:left="0" w:right="0" w:firstLine="0"/>
-              <w:jc w:val="left"/>
-              <w:rPr/>
+              <w:jc w:val="center"/>
+              <w:rPr>
+                <w:b w:val="1"/>
+                <w:bCs w:val="1"/>
+              </w:rPr>
             </w:pPr>
             <w:r>
               <w:rPr>
-                <w:rtl w:val="0"/>
-              </w:rPr>
-              <w:t xml:space="preserve">Ejecución del programa</w:t>
+                <w:b w:val="1"/>
+                <w:bCs w:val="1"/>
+                <w:rtl w:val="0"/>
+              </w:rPr>
+              <w:t xml:space="preserve">Ejecución y Compilación del Programa</w:t>
             </w:r>
           </w:p>
         </w:tc>
@@ -1850,7 +1554,7 @@
                 <w:between w:space="0" w:sz="0" w:val="nil"/>
               </w:pBdr>
               <w:shd w:fill="auto" w:val="clear"/>
-              <w:spacing w:after="0" w:before="0" w:line="240" w:lineRule="auto"/>
+              <w:spacing w:after="200" w:before="200" w:line="240" w:lineRule="auto"/>
               <w:ind w:left="720" w:right="0" w:hanging="360"/>
               <w:jc w:val="left"/>
               <w:rPr>
@@ -1861,7 +1565,88 @@
               <w:rPr>
                 <w:rtl w:val="0"/>
               </w:rPr>
-              <w:t xml:space="preserve">El usuario debe haber descargado el archivo para ejecutarlo. </w:t>
+              <w:t xml:space="preserve">El usuario debe haber descargado los archivos del proyecto para ejecutarlo. </w:t>
+            </w:r>
+          </w:p>
+          <w:p>
+            <w:pPr>
+              <w:widowControl w:val="0"/>
+              <w:spacing w:before="200" w:line="240" w:lineRule="auto"/>
+              <w:ind w:firstLine="0"/>
+              <w:jc w:val="left"/>
+              <w:rPr/>
+            </w:pPr>
+            <w:r>
+              <w:rPr/>
+              <w:drawing>
+                <wp:inline distB="114300" distT="114300" distL="114300" distR="114300">
+                  <wp:extent cx="2300288" cy="4667667"/>
+                  <wp:effectExtent b="0" l="0" r="0" t="0"/>
+                  <wp:docPr id="2" name="image6.png"/>
+                  <a:graphic>
+                    <a:graphicData uri="http://schemas.openxmlformats.org/drawingml/2006/picture">
+                      <pic:pic>
+                        <pic:nvPicPr>
+                          <pic:cNvPr id="0" name="image6.png"/>
+                          <pic:cNvPicPr preferRelativeResize="0"/>
+                        </pic:nvPicPr>
+                        <pic:blipFill>
+                          <a:blip r:embed="rId7"/>
+                          <a:srcRect b="0" l="0" r="0" t="0"/>
+                          <a:stretch>
+                            <a:fillRect/>
+                          </a:stretch>
+                        </pic:blipFill>
+                        <pic:spPr>
+                          <a:xfrm>
+                            <a:off x="0" y="0"/>
+                            <a:ext cx="2300288" cy="4667667"/>
+                          </a:xfrm>
+                          <a:prstGeom prst="rect"/>
+                          <a:ln/>
+                        </pic:spPr>
+                      </pic:pic>
+                    </a:graphicData>
+                  </a:graphic>
+                </wp:inline>
+              </w:drawing>
+            </w:r>
+            <w:r>
+              <w:rPr>
+                <w:rtl w:val="0"/>
+              </w:rPr>
+            </w:r>
+          </w:p>
+          <w:p>
+            <w:pPr>
+              <w:keepNext w:val="0"/>
+              <w:keepLines w:val="0"/>
+              <w:pageBreakBefore w:val="0"/>
+              <w:widowControl w:val="0"/>
+              <w:numPr>
+                <w:ilvl w:val="0"/>
+                <w:numId w:val="8"/>
+              </w:numPr>
+              <w:pBdr>
+                <w:top w:space="0" w:sz="0" w:val="nil"/>
+                <w:left w:space="0" w:sz="0" w:val="nil"/>
+                <w:bottom w:space="0" w:sz="0" w:val="nil"/>
+                <w:right w:space="0" w:sz="0" w:val="nil"/>
+                <w:between w:space="0" w:sz="0" w:val="nil"/>
+              </w:pBdr>
+              <w:shd w:fill="auto" w:val="clear"/>
+              <w:spacing w:after="200" w:before="200" w:line="240" w:lineRule="auto"/>
+              <w:ind w:left="720" w:right="0" w:hanging="360"/>
+              <w:jc w:val="left"/>
+              <w:rPr>
+                <w:u w:val="none"/>
+              </w:rPr>
+            </w:pPr>
+            <w:r>
+              <w:rPr>
+                <w:rtl w:val="0"/>
+              </w:rPr>
+              <w:t xml:space="preserve">El archivo “main.c” el cual contiene la interfaz.</w:t>
             </w:r>
           </w:p>
           <w:p>
@@ -1878,7 +1663,7 @@
                 <w:between w:space="0" w:sz="0" w:val="nil"/>
               </w:pBdr>
               <w:shd w:fill="auto" w:val="clear"/>
-              <w:spacing w:after="0" w:before="0" w:line="240" w:lineRule="auto"/>
+              <w:spacing w:after="200" w:before="200" w:line="240" w:lineRule="auto"/>
               <w:ind w:left="0" w:right="0" w:firstLine="0"/>
               <w:jc w:val="left"/>
               <w:rPr/>
@@ -1887,106 +1672,14 @@
               <w:rPr/>
               <w:drawing>
                 <wp:inline distB="114300" distT="114300" distL="114300" distR="114300">
-                  <wp:extent cx="2481165" cy="5072063"/>
+                  <wp:extent cx="3876675" cy="904875"/>
                   <wp:effectExtent b="0" l="0" r="0" t="0"/>
-                  <wp:docPr id="30" name="image26.png"/>
+                  <wp:docPr id="49" name="image46.png"/>
                   <a:graphic>
                     <a:graphicData uri="http://schemas.openxmlformats.org/drawingml/2006/picture">
                       <pic:pic>
                         <pic:nvPicPr>
-                          <pic:cNvPr id="0" name="image26.png"/>
-                          <pic:cNvPicPr preferRelativeResize="0"/>
-                        </pic:nvPicPr>
-                        <pic:blipFill>
-                          <a:blip r:embed="rId7"/>
-                          <a:srcRect b="0" l="0" r="0" t="0"/>
-                          <a:stretch>
-                            <a:fillRect/>
-                          </a:stretch>
-                        </pic:blipFill>
-                        <pic:spPr>
-                          <a:xfrm>
-                            <a:off x="0" y="0"/>
-                            <a:ext cx="2481165" cy="5072063"/>
-                          </a:xfrm>
-                          <a:prstGeom prst="rect"/>
-                          <a:ln/>
-                        </pic:spPr>
-                      </pic:pic>
-                    </a:graphicData>
-                  </a:graphic>
-                </wp:inline>
-              </w:drawing>
-            </w:r>
-            <w:r>
-              <w:rPr>
-                <w:rtl w:val="0"/>
-              </w:rPr>
-            </w:r>
-          </w:p>
-          <w:p>
-            <w:pPr>
-              <w:keepNext w:val="0"/>
-              <w:keepLines w:val="0"/>
-              <w:pageBreakBefore w:val="0"/>
-              <w:widowControl w:val="0"/>
-              <w:numPr>
-                <w:ilvl w:val="0"/>
-                <w:numId w:val="7"/>
-              </w:numPr>
-              <w:pBdr>
-                <w:top w:space="0" w:sz="0" w:val="nil"/>
-                <w:left w:space="0" w:sz="0" w:val="nil"/>
-                <w:bottom w:space="0" w:sz="0" w:val="nil"/>
-                <w:right w:space="0" w:sz="0" w:val="nil"/>
-                <w:between w:space="0" w:sz="0" w:val="nil"/>
-              </w:pBdr>
-              <w:shd w:fill="auto" w:val="clear"/>
-              <w:spacing w:after="0" w:before="0" w:line="240" w:lineRule="auto"/>
-              <w:ind w:left="720" w:right="0" w:hanging="360"/>
-              <w:jc w:val="left"/>
-              <w:rPr>
-                <w:u w:val="none"/>
-              </w:rPr>
-            </w:pPr>
-            <w:r>
-              <w:rPr>
-                <w:rtl w:val="0"/>
-              </w:rPr>
-              <w:t xml:space="preserve">El archivo “main.c” el cual contiene la interfaz.</w:t>
-            </w:r>
-          </w:p>
-          <w:p>
-            <w:pPr>
-              <w:keepNext w:val="0"/>
-              <w:keepLines w:val="0"/>
-              <w:pageBreakBefore w:val="0"/>
-              <w:widowControl w:val="0"/>
-              <w:pBdr>
-                <w:top w:space="0" w:sz="0" w:val="nil"/>
-                <w:left w:space="0" w:sz="0" w:val="nil"/>
-                <w:bottom w:space="0" w:sz="0" w:val="nil"/>
-                <w:right w:space="0" w:sz="0" w:val="nil"/>
-                <w:between w:space="0" w:sz="0" w:val="nil"/>
-              </w:pBdr>
-              <w:shd w:fill="auto" w:val="clear"/>
-              <w:spacing w:after="0" w:before="0" w:line="240" w:lineRule="auto"/>
-              <w:ind w:left="0" w:right="0" w:firstLine="0"/>
-              <w:jc w:val="left"/>
-              <w:rPr/>
-            </w:pPr>
-            <w:r>
-              <w:rPr/>
-              <w:drawing>
-                <wp:inline distB="114300" distT="114300" distL="114300" distR="114300">
-                  <wp:extent cx="3876675" cy="904875"/>
-                  <wp:effectExtent b="0" l="0" r="0" t="0"/>
-                  <wp:docPr id="40" name="image29.png"/>
-                  <a:graphic>
-                    <a:graphicData uri="http://schemas.openxmlformats.org/drawingml/2006/picture">
-                      <pic:pic>
-                        <pic:nvPicPr>
-                          <pic:cNvPr id="0" name="image29.png"/>
+                          <pic:cNvPr id="0" name="image46.png"/>
                           <pic:cNvPicPr preferRelativeResize="0"/>
                         </pic:nvPicPr>
                         <pic:blipFill>
@@ -2024,7 +1717,7 @@
               <w:widowControl w:val="0"/>
               <w:numPr>
                 <w:ilvl w:val="0"/>
-                <w:numId w:val="5"/>
+                <w:numId w:val="6"/>
               </w:numPr>
               <w:pBdr>
                 <w:top w:space="0" w:sz="0" w:val="nil"/>
@@ -2034,7 +1727,7 @@
                 <w:between w:space="0" w:sz="0" w:val="nil"/>
               </w:pBdr>
               <w:shd w:fill="auto" w:val="clear"/>
-              <w:spacing w:after="0" w:before="0" w:line="240" w:lineRule="auto"/>
+              <w:spacing w:after="200" w:before="200" w:line="240" w:lineRule="auto"/>
               <w:ind w:left="720" w:right="0" w:hanging="360"/>
               <w:jc w:val="left"/>
               <w:rPr>
@@ -2056,7 +1749,7 @@
               <w:widowControl w:val="0"/>
               <w:numPr>
                 <w:ilvl w:val="0"/>
-                <w:numId w:val="5"/>
+                <w:numId w:val="6"/>
               </w:numPr>
               <w:pBdr>
                 <w:top w:space="0" w:sz="0" w:val="nil"/>
@@ -2066,7 +1759,7 @@
                 <w:between w:space="0" w:sz="0" w:val="nil"/>
               </w:pBdr>
               <w:shd w:fill="auto" w:val="clear"/>
-              <w:spacing w:after="0" w:before="0" w:line="240" w:lineRule="auto"/>
+              <w:spacing w:after="200" w:before="200" w:line="240" w:lineRule="auto"/>
               <w:ind w:left="720" w:right="0" w:hanging="360"/>
               <w:jc w:val="left"/>
               <w:rPr>
@@ -2094,7 +1787,7 @@
                 <w:between w:space="0" w:sz="0" w:val="nil"/>
               </w:pBdr>
               <w:shd w:fill="auto" w:val="clear"/>
-              <w:spacing w:after="0" w:before="0" w:line="240" w:lineRule="auto"/>
+              <w:spacing w:after="200" w:before="200" w:line="240" w:lineRule="auto"/>
               <w:ind w:left="0" w:right="0" w:firstLine="0"/>
               <w:jc w:val="left"/>
               <w:rPr/>
@@ -2105,12 +1798,12 @@
                 <wp:inline distB="114300" distT="114300" distL="114300" distR="114300">
                   <wp:extent cx="5591175" cy="685800"/>
                   <wp:effectExtent b="0" l="0" r="0" t="0"/>
-                  <wp:docPr id="44" name="image27.png"/>
+                  <wp:docPr id="54" name="image54.png"/>
                   <a:graphic>
                     <a:graphicData uri="http://schemas.openxmlformats.org/drawingml/2006/picture">
                       <pic:pic>
                         <pic:nvPicPr>
-                          <pic:cNvPr id="0" name="image27.png"/>
+                          <pic:cNvPr id="0" name="image54.png"/>
                           <pic:cNvPicPr preferRelativeResize="0"/>
                         </pic:nvPicPr>
                         <pic:blipFill>
@@ -2146,31 +1839,6 @@
               <w:keepLines w:val="0"/>
               <w:pageBreakBefore w:val="0"/>
               <w:widowControl w:val="0"/>
-              <w:pBdr>
-                <w:top w:space="0" w:sz="0" w:val="nil"/>
-                <w:left w:space="0" w:sz="0" w:val="nil"/>
-                <w:bottom w:space="0" w:sz="0" w:val="nil"/>
-                <w:right w:space="0" w:sz="0" w:val="nil"/>
-                <w:between w:space="0" w:sz="0" w:val="nil"/>
-              </w:pBdr>
-              <w:shd w:fill="auto" w:val="clear"/>
-              <w:spacing w:after="0" w:before="0" w:line="240" w:lineRule="auto"/>
-              <w:ind w:left="0" w:right="0" w:firstLine="0"/>
-              <w:jc w:val="left"/>
-              <w:rPr/>
-            </w:pPr>
-            <w:r>
-              <w:rPr>
-                <w:rtl w:val="0"/>
-              </w:rPr>
-            </w:r>
-          </w:p>
-          <w:p>
-            <w:pPr>
-              <w:keepNext w:val="0"/>
-              <w:keepLines w:val="0"/>
-              <w:pageBreakBefore w:val="0"/>
-              <w:widowControl w:val="0"/>
               <w:numPr>
                 <w:ilvl w:val="0"/>
                 <w:numId w:val="1"/>
@@ -2183,7 +1851,7 @@
                 <w:between w:space="0" w:sz="0" w:val="nil"/>
               </w:pBdr>
               <w:shd w:fill="auto" w:val="clear"/>
-              <w:spacing w:after="0" w:before="0" w:line="240" w:lineRule="auto"/>
+              <w:spacing w:after="200" w:before="200" w:line="240" w:lineRule="auto"/>
               <w:ind w:left="720" w:right="0" w:hanging="360"/>
               <w:jc w:val="left"/>
               <w:rPr>
@@ -2211,7 +1879,7 @@
                 <w:between w:space="0" w:sz="0" w:val="nil"/>
               </w:pBdr>
               <w:shd w:fill="auto" w:val="clear"/>
-              <w:spacing w:after="0" w:before="0" w:line="240" w:lineRule="auto"/>
+              <w:spacing w:after="200" w:before="200" w:line="240" w:lineRule="auto"/>
               <w:ind w:left="0" w:right="0" w:firstLine="0"/>
               <w:jc w:val="left"/>
               <w:rPr/>
@@ -2222,12 +1890,12 @@
                 <wp:inline distB="114300" distT="114300" distL="114300" distR="114300">
                   <wp:extent cx="4591050" cy="3267075"/>
                   <wp:effectExtent b="0" l="0" r="0" t="0"/>
-                  <wp:docPr id="35" name="image32.png"/>
+                  <wp:docPr id="45" name="image40.png"/>
                   <a:graphic>
                     <a:graphicData uri="http://schemas.openxmlformats.org/drawingml/2006/picture">
                       <pic:pic>
                         <pic:nvPicPr>
-                          <pic:cNvPr id="0" name="image32.png"/>
+                          <pic:cNvPr id="0" name="image40.png"/>
                           <pic:cNvPicPr preferRelativeResize="0"/>
                         </pic:nvPicPr>
                         <pic:blipFill>
@@ -2265,7 +1933,7 @@
               <w:widowControl w:val="0"/>
               <w:numPr>
                 <w:ilvl w:val="0"/>
-                <w:numId w:val="11"/>
+                <w:numId w:val="10"/>
               </w:numPr>
               <w:pBdr>
                 <w:top w:space="0" w:sz="0" w:val="nil"/>
@@ -2275,7 +1943,7 @@
                 <w:between w:space="0" w:sz="0" w:val="nil"/>
               </w:pBdr>
               <w:shd w:fill="auto" w:val="clear"/>
-              <w:spacing w:after="0" w:before="0" w:line="240" w:lineRule="auto"/>
+              <w:spacing w:after="200" w:before="200" w:line="240" w:lineRule="auto"/>
               <w:ind w:left="720" w:right="0" w:hanging="360"/>
               <w:jc w:val="left"/>
               <w:rPr>
@@ -2297,7 +1965,7 @@
               <w:widowControl w:val="0"/>
               <w:numPr>
                 <w:ilvl w:val="0"/>
-                <w:numId w:val="11"/>
+                <w:numId w:val="10"/>
               </w:numPr>
               <w:pBdr>
                 <w:top w:space="0" w:sz="0" w:val="nil"/>
@@ -2307,7 +1975,7 @@
                 <w:between w:space="0" w:sz="0" w:val="nil"/>
               </w:pBdr>
               <w:shd w:fill="auto" w:val="clear"/>
-              <w:spacing w:after="0" w:before="0" w:line="240" w:lineRule="auto"/>
+              <w:spacing w:after="200" w:before="200" w:line="240" w:lineRule="auto"/>
               <w:ind w:left="720" w:right="0" w:hanging="360"/>
               <w:jc w:val="left"/>
               <w:rPr>
@@ -2335,7 +2003,7 @@
                 <w:between w:space="0" w:sz="0" w:val="nil"/>
               </w:pBdr>
               <w:shd w:fill="auto" w:val="clear"/>
-              <w:spacing w:after="0" w:before="0" w:line="240" w:lineRule="auto"/>
+              <w:spacing w:after="200" w:before="200" w:line="240" w:lineRule="auto"/>
               <w:ind w:left="0" w:right="0" w:firstLine="0"/>
               <w:jc w:val="left"/>
               <w:rPr/>
@@ -2346,12 +2014,12 @@
                 <wp:inline distB="114300" distT="114300" distL="114300" distR="114300">
                   <wp:extent cx="4972050" cy="2286000"/>
                   <wp:effectExtent b="0" l="0" r="0" t="0"/>
-                  <wp:docPr id="1" name="image8.png"/>
+                  <wp:docPr id="1" name="image9.png"/>
                   <a:graphic>
                     <a:graphicData uri="http://schemas.openxmlformats.org/drawingml/2006/picture">
                       <pic:pic>
                         <pic:nvPicPr>
-                          <pic:cNvPr id="0" name="image8.png"/>
+                          <pic:cNvPr id="0" name="image9.png"/>
                           <pic:cNvPicPr preferRelativeResize="0"/>
                         </pic:nvPicPr>
                         <pic:blipFill>
@@ -2389,7 +2057,7 @@
               <w:widowControl w:val="0"/>
               <w:numPr>
                 <w:ilvl w:val="0"/>
-                <w:numId w:val="12"/>
+                <w:numId w:val="11"/>
               </w:numPr>
               <w:pBdr>
                 <w:top w:space="0" w:sz="0" w:val="nil"/>
@@ -2399,7 +2067,7 @@
                 <w:between w:space="0" w:sz="0" w:val="nil"/>
               </w:pBdr>
               <w:shd w:fill="auto" w:val="clear"/>
-              <w:spacing w:after="0" w:before="0" w:line="240" w:lineRule="auto"/>
+              <w:spacing w:after="200" w:before="200" w:line="240" w:lineRule="auto"/>
               <w:ind w:left="720" w:right="0" w:hanging="360"/>
               <w:jc w:val="left"/>
               <w:rPr>
@@ -2427,7 +2095,7 @@
                 <w:between w:space="0" w:sz="0" w:val="nil"/>
               </w:pBdr>
               <w:shd w:fill="auto" w:val="clear"/>
-              <w:spacing w:after="0" w:before="0" w:line="240" w:lineRule="auto"/>
+              <w:spacing w:after="200" w:before="200" w:line="240" w:lineRule="auto"/>
               <w:ind w:left="0" w:right="0" w:firstLine="0"/>
               <w:jc w:val="left"/>
               <w:rPr/>
@@ -2438,12 +2106,12 @@
                 <wp:inline distB="114300" distT="114300" distL="114300" distR="114300">
                   <wp:extent cx="3758885" cy="2576513"/>
                   <wp:effectExtent b="0" l="0" r="0" t="0"/>
-                  <wp:docPr id="22" name="image17.png"/>
+                  <wp:docPr id="28" name="image21.png"/>
                   <a:graphic>
                     <a:graphicData uri="http://schemas.openxmlformats.org/drawingml/2006/picture">
                       <pic:pic>
                         <pic:nvPicPr>
-                          <pic:cNvPr id="0" name="image17.png"/>
+                          <pic:cNvPr id="0" name="image21.png"/>
                           <pic:cNvPicPr preferRelativeResize="0"/>
                         </pic:nvPicPr>
                         <pic:blipFill>
@@ -2481,7 +2149,7 @@
               <w:widowControl w:val="0"/>
               <w:numPr>
                 <w:ilvl w:val="0"/>
-                <w:numId w:val="12"/>
+                <w:numId w:val="11"/>
               </w:numPr>
               <w:pBdr>
                 <w:top w:space="0" w:sz="0" w:val="nil"/>
@@ -2491,7 +2159,7 @@
                 <w:between w:space="0" w:sz="0" w:val="nil"/>
               </w:pBdr>
               <w:shd w:fill="auto" w:val="clear"/>
-              <w:spacing w:after="0" w:before="0" w:line="240" w:lineRule="auto"/>
+              <w:spacing w:after="200" w:before="200" w:line="240" w:lineRule="auto"/>
               <w:ind w:left="720" w:right="0" w:hanging="360"/>
               <w:jc w:val="left"/>
               <w:rPr>
@@ -2519,7 +2187,7 @@
                 <w:between w:space="0" w:sz="0" w:val="nil"/>
               </w:pBdr>
               <w:shd w:fill="auto" w:val="clear"/>
-              <w:spacing w:after="0" w:before="0" w:line="240" w:lineRule="auto"/>
+              <w:spacing w:after="200" w:before="200" w:line="240" w:lineRule="auto"/>
               <w:ind w:left="0" w:right="0" w:firstLine="0"/>
               <w:jc w:val="left"/>
               <w:rPr/>
@@ -2530,12 +2198,12 @@
                 <wp:inline distB="114300" distT="114300" distL="114300" distR="114300">
                   <wp:extent cx="5591175" cy="1701800"/>
                   <wp:effectExtent b="0" l="0" r="0" t="0"/>
-                  <wp:docPr id="9" name="image24.png"/>
+                  <wp:docPr id="10" name="image12.png"/>
                   <a:graphic>
                     <a:graphicData uri="http://schemas.openxmlformats.org/drawingml/2006/picture">
                       <pic:pic>
                         <pic:nvPicPr>
-                          <pic:cNvPr id="0" name="image24.png"/>
+                          <pic:cNvPr id="0" name="image12.png"/>
                           <pic:cNvPicPr preferRelativeResize="0"/>
                         </pic:nvPicPr>
                         <pic:blipFill>
@@ -2570,6 +2238,7 @@
     </w:tbl>
     <w:p>
       <w:pPr>
+        <w:spacing w:before="200" w:lineRule="auto"/>
         <w:jc w:val="both"/>
         <w:rPr/>
       </w:pPr>
@@ -2577,29 +2246,7 @@
         <w:rPr>
           <w:rtl w:val="0"/>
         </w:rPr>
-      </w:r>
-    </w:p>
-    <w:p>
-      <w:pPr>
-        <w:jc w:val="both"/>
-        <w:rPr/>
-      </w:pPr>
-      <w:r>
-        <w:rPr>
-          <w:rtl w:val="0"/>
-        </w:rPr>
         <w:t xml:space="preserve">Teniendo en cuenta como se ejecuta el programa, ahora se explicará brevemente lo que hace cada una de las funciones. </w:t>
-      </w:r>
-    </w:p>
-    <w:p>
-      <w:pPr>
-        <w:jc w:val="both"/>
-        <w:rPr/>
-      </w:pPr>
-      <w:r>
-        <w:rPr>
-          <w:rtl w:val="0"/>
-        </w:rPr>
       </w:r>
     </w:p>
     <w:tbl>
@@ -2659,10 +2306,15 @@
               <w:spacing w:after="0" w:before="0" w:line="240" w:lineRule="auto"/>
               <w:ind w:left="0" w:right="0" w:firstLine="0"/>
               <w:jc w:val="center"/>
-              <w:rPr/>
+              <w:rPr>
+                <w:b w:val="1"/>
+                <w:bCs w:val="1"/>
+              </w:rPr>
             </w:pPr>
             <w:r>
               <w:rPr>
+                <w:b w:val="1"/>
+                <w:bCs w:val="1"/>
                 <w:rtl w:val="0"/>
               </w:rPr>
               <w:t xml:space="preserve">Funcionamiento </w:t>
@@ -2717,12 +2369,12 @@
                 <wp:inline distB="114300" distT="114300" distL="114300" distR="114300">
                   <wp:extent cx="3390900" cy="283301"/>
                   <wp:effectExtent b="0" l="0" r="0" t="0"/>
-                  <wp:docPr id="5" name="image16.png"/>
+                  <wp:docPr id="7" name="image13.png"/>
                   <a:graphic>
                     <a:graphicData uri="http://schemas.openxmlformats.org/drawingml/2006/picture">
                       <pic:pic>
                         <pic:nvPicPr>
-                          <pic:cNvPr id="0" name="image16.png"/>
+                          <pic:cNvPr id="0" name="image13.png"/>
                           <pic:cNvPicPr preferRelativeResize="0"/>
                         </pic:nvPicPr>
                         <pic:blipFill>
@@ -2751,9 +2403,7 @@
                 <w:rtl w:val="0"/>
               </w:rPr>
               <w:br w:type="textWrapping"/>
-              <w:t xml:space="preserve">Permite registrar clientes de la empresa. Esta información se almacena en el árbol binario de búsqueda con una llave que identifica a cada cliente. Para cliente se almacena el nombre, ID, correo, teléfono y dirección. </w:t>
-              <w:br w:type="textWrapping"/>
-              <w:t xml:space="preserve">Además, permite la inserción de clientes sin la repetición de la clave, buscar clientes por la identificación, mostrar clientes según el recorrido y validar que un paquete no sea asociado con un cliente inexistente. </w:t>
+              <w:t xml:space="preserve">Permite registrar clientes de la empresa. Esta información se almacena en el árbol binario de búsqueda con una llave que identifica a cada cliente. Para cliente se almacena el nombre, ID, correo, teléfono y dirección. Además, permite la inserción de clientes sin la repetición de la clave, buscar clientes por la identificación, mostrar clientes según el recorrido y validar que un paquete no sea asociado con un cliente inexistente. </w:t>
             </w:r>
           </w:p>
           <w:p>
@@ -2787,12 +2437,12 @@
                 <wp:inline distB="114300" distT="114300" distL="114300" distR="114300">
                   <wp:extent cx="3619500" cy="190500"/>
                   <wp:effectExtent b="0" l="0" r="0" t="0"/>
-                  <wp:docPr id="12" name="image11.png"/>
+                  <wp:docPr id="13" name="image1.png"/>
                   <a:graphic>
                     <a:graphicData uri="http://schemas.openxmlformats.org/drawingml/2006/picture">
                       <pic:pic>
                         <pic:nvPicPr>
-                          <pic:cNvPr id="0" name="image11.png"/>
+                          <pic:cNvPr id="0" name="image1.png"/>
                           <pic:cNvPicPr preferRelativeResize="0"/>
                         </pic:nvPicPr>
                         <pic:blipFill>
@@ -2857,12 +2507,12 @@
                 <wp:inline distB="114300" distT="114300" distL="114300" distR="114300">
                   <wp:extent cx="4162425" cy="257175"/>
                   <wp:effectExtent b="0" l="0" r="0" t="0"/>
-                  <wp:docPr id="41" name="image7.png"/>
+                  <wp:docPr id="50" name="image45.png"/>
                   <a:graphic>
                     <a:graphicData uri="http://schemas.openxmlformats.org/drawingml/2006/picture">
                       <pic:pic>
                         <pic:nvPicPr>
-                          <pic:cNvPr id="0" name="image7.png"/>
+                          <pic:cNvPr id="0" name="image45.png"/>
                           <pic:cNvPicPr preferRelativeResize="0"/>
                         </pic:nvPicPr>
                         <pic:blipFill>
@@ -2908,18 +2558,18 @@
               <w:rPr/>
               <w:drawing>
                 <wp:inline distB="114300" distT="114300" distL="114300" distR="114300">
-                  <wp:extent cx="4162425" cy="257175"/>
+                  <wp:extent cx="3448050" cy="209550"/>
                   <wp:effectExtent b="0" l="0" r="0" t="0"/>
-                  <wp:docPr id="8" name="image7.png"/>
+                  <wp:docPr id="26" name="image31.png"/>
                   <a:graphic>
                     <a:graphicData uri="http://schemas.openxmlformats.org/drawingml/2006/picture">
                       <pic:pic>
                         <pic:nvPicPr>
-                          <pic:cNvPr id="0" name="image7.png"/>
+                          <pic:cNvPr id="0" name="image31.png"/>
                           <pic:cNvPicPr preferRelativeResize="0"/>
                         </pic:nvPicPr>
                         <pic:blipFill>
-                          <a:blip r:embed="rId16"/>
+                          <a:blip r:embed="rId17"/>
                           <a:srcRect b="0" l="0" r="0" t="0"/>
                           <a:stretch>
                             <a:fillRect/>
@@ -2928,7 +2578,7 @@
                         <pic:spPr>
                           <a:xfrm>
                             <a:off x="0" y="0"/>
-                            <a:ext cx="4162425" cy="257175"/>
+                            <a:ext cx="3448050" cy="209550"/>
                           </a:xfrm>
                           <a:prstGeom prst="rect"/>
                           <a:ln/>
@@ -2944,19 +2594,7 @@
                 <w:rtl w:val="0"/>
               </w:rPr>
               <w:br w:type="textWrapping"/>
-            </w:r>
-            <w:r>
-              <w:rPr>
-                <w:highlight w:val="red"/>
-                <w:rtl w:val="0"/>
-              </w:rPr>
-              <w:t xml:space="preserve">Manage packages by code</w:t>
-            </w:r>
-            <w:r>
-              <w:rPr>
-                <w:rtl w:val="0"/>
-              </w:rPr>
-              <w:t xml:space="preserve"> Permite administrar los paquetes ordenados por su código mediante un árbol AVL balanceado, lo que garantiza búsquedas eficientes. Permite buscar un paquete por su código, mostrar todos los paquetes ordenados por código mediante el recorrido en orden, ver la estructura del árbol con su altura y su balance, y reconstruir el árbol AVL a partir de la lista enlazada de paquetes. Esta estructura se mantiene actualizada con los registros y eliminaciones realizadas sobre la lista de paquetes.</w:t>
+              <w:t xml:space="preserve">Permite administrar los paquetes ordenados por su código mediante un árbol AVL balanceado, lo que garantiza búsquedas eficientes. Permite buscar un paquete por su código, mostrar todos los paquetes ordenados por código mediante el recorrido en orden, ver la estructura del árbol con su altura y su balance, y reconstruir el árbol AVL a partir de la lista enlazada de paquetes. Esta estructura se mantiene actualizada con los registros y eliminaciones realizadas sobre la lista de paquetes.</w:t>
             </w:r>
           </w:p>
           <w:p>
@@ -2973,18 +2611,18 @@
               <w:rPr/>
               <w:drawing>
                 <wp:inline distB="114300" distT="114300" distL="114300" distR="114300">
-                  <wp:extent cx="4162425" cy="257175"/>
+                  <wp:extent cx="3476625" cy="238125"/>
                   <wp:effectExtent b="0" l="0" r="0" t="0"/>
-                  <wp:docPr id="32" name="image7.png"/>
+                  <wp:docPr id="42" name="image44.png"/>
                   <a:graphic>
                     <a:graphicData uri="http://schemas.openxmlformats.org/drawingml/2006/picture">
                       <pic:pic>
                         <pic:nvPicPr>
-                          <pic:cNvPr id="0" name="image7.png"/>
+                          <pic:cNvPr id="0" name="image44.png"/>
                           <pic:cNvPicPr preferRelativeResize="0"/>
                         </pic:nvPicPr>
                         <pic:blipFill>
-                          <a:blip r:embed="rId16"/>
+                          <a:blip r:embed="rId18"/>
                           <a:srcRect b="0" l="0" r="0" t="0"/>
                           <a:stretch>
                             <a:fillRect/>
@@ -2993,7 +2631,7 @@
                         <pic:spPr>
                           <a:xfrm>
                             <a:off x="0" y="0"/>
-                            <a:ext cx="4162425" cy="257175"/>
+                            <a:ext cx="3476625" cy="238125"/>
                           </a:xfrm>
                           <a:prstGeom prst="rect"/>
                           <a:ln/>
@@ -3009,19 +2647,7 @@
                 <w:rtl w:val="0"/>
               </w:rPr>
               <w:br w:type="textWrapping"/>
-            </w:r>
-            <w:r>
-              <w:rPr>
-                <w:highlight w:val="red"/>
-                <w:rtl w:val="0"/>
-              </w:rPr>
-              <w:t xml:space="preserve">Manage routes djakstra</w:t>
-            </w:r>
-            <w:r>
-              <w:rPr>
-                <w:rtl w:val="0"/>
-              </w:rPr>
-              <w:t xml:space="preserve"> Permite administrar la red de puntos de distribución de la empresa, representada mediante un grafo y su matriz de adyacencia, donde se guardan las distancias entre los puntos. Permite mostrar los puntos disponibles, registrar nuevos puntos de distribución, crear rutas entre dos puntos existentes indicando la distancia en kilómetros, mostrar la matriz de adyacencia y calcular la ruta más corta entre dos puntos utilizando el algoritmo de Dijkstra.</w:t>
+              <w:t xml:space="preserve">Permite administrar la red de puntos de distribución de la empresa, representada mediante un grafo y su matriz de adyacencia, donde se guardan las distancias entre los puntos. Permite mostrar los puntos disponibles, registrar nuevos puntos de distribución, crear rutas entre dos puntos existentes indicando la distancia en kilómetros, mostrar la matriz de adyacencia y calcular la ruta más corta entre dos puntos utilizando el algoritmo de Dijkstra.</w:t>
             </w:r>
           </w:p>
           <w:p>
@@ -3038,18 +2664,18 @@
               <w:rPr/>
               <w:drawing>
                 <wp:inline distB="114300" distT="114300" distL="114300" distR="114300">
-                  <wp:extent cx="4162425" cy="257175"/>
+                  <wp:extent cx="1962150" cy="161925"/>
                   <wp:effectExtent b="0" l="0" r="0" t="0"/>
-                  <wp:docPr id="38" name="image7.png"/>
+                  <wp:docPr id="39" name="image35.png"/>
                   <a:graphic>
                     <a:graphicData uri="http://schemas.openxmlformats.org/drawingml/2006/picture">
                       <pic:pic>
                         <pic:nvPicPr>
-                          <pic:cNvPr id="0" name="image7.png"/>
+                          <pic:cNvPr id="0" name="image35.png"/>
                           <pic:cNvPicPr preferRelativeResize="0"/>
                         </pic:nvPicPr>
                         <pic:blipFill>
-                          <a:blip r:embed="rId16"/>
+                          <a:blip r:embed="rId19"/>
                           <a:srcRect b="0" l="0" r="0" t="0"/>
                           <a:stretch>
                             <a:fillRect/>
@@ -3058,7 +2684,7 @@
                         <pic:spPr>
                           <a:xfrm>
                             <a:off x="0" y="0"/>
-                            <a:ext cx="4162425" cy="257175"/>
+                            <a:ext cx="1962150" cy="161925"/>
                           </a:xfrm>
                           <a:prstGeom prst="rect"/>
                           <a:ln/>
@@ -3074,19 +2700,7 @@
                 <w:rtl w:val="0"/>
               </w:rPr>
               <w:br w:type="textWrapping"/>
-            </w:r>
-            <w:r>
-              <w:rPr>
-                <w:highlight w:val="red"/>
-                <w:rtl w:val="0"/>
-              </w:rPr>
-              <w:t xml:space="preserve">Reports Dashboard</w:t>
-            </w:r>
-            <w:r>
-              <w:rPr>
-                <w:rtl w:val="0"/>
-              </w:rPr>
-              <w:t xml:space="preserve"> Permite consultar reportes con información consolidada del sistema, sin modificar los datos. Muestra un resumen con la cantidad total de paquetes agrupados por estado, el listado de clientes registrados ordenados mediante el recorrido en orden del árbol, los paquetes ordenados por código según el árbol AVL y el cálculo de la ruta más corta entre dos puntos mediante el algoritmo de Dijkstra.</w:t>
+              <w:t xml:space="preserve">Permite consultar reportes con información consolidada del sistema, sin modificar los datos. Muestra un resumen con la cantidad total de paquetes agrupados por estado, el listado de clientes registrados ordenados mediante el recorrido en orden del árbol, los paquetes ordenados por código según el árbol AVL y el cálculo de la ruta más corta entre dos puntos mediante el algoritmo de Dijkstra.</w:t>
             </w:r>
           </w:p>
           <w:p>
@@ -3103,18 +2717,18 @@
               <w:rPr/>
               <w:drawing>
                 <wp:inline distB="114300" distT="114300" distL="114300" distR="114300">
-                  <wp:extent cx="4162425" cy="257175"/>
+                  <wp:extent cx="2762250" cy="190500"/>
                   <wp:effectExtent b="0" l="0" r="0" t="0"/>
-                  <wp:docPr id="26" name="image7.png"/>
+                  <wp:docPr id="27" name="image16.png"/>
                   <a:graphic>
                     <a:graphicData uri="http://schemas.openxmlformats.org/drawingml/2006/picture">
                       <pic:pic>
                         <pic:nvPicPr>
-                          <pic:cNvPr id="0" name="image7.png"/>
+                          <pic:cNvPr id="0" name="image16.png"/>
                           <pic:cNvPicPr preferRelativeResize="0"/>
                         </pic:nvPicPr>
                         <pic:blipFill>
-                          <a:blip r:embed="rId16"/>
+                          <a:blip r:embed="rId20"/>
                           <a:srcRect b="0" l="0" r="0" t="0"/>
                           <a:stretch>
                             <a:fillRect/>
@@ -3123,7 +2737,7 @@
                         <pic:spPr>
                           <a:xfrm>
                             <a:off x="0" y="0"/>
-                            <a:ext cx="4162425" cy="257175"/>
+                            <a:ext cx="2762250" cy="190500"/>
                           </a:xfrm>
                           <a:prstGeom prst="rect"/>
                           <a:ln/>
@@ -3139,19 +2753,7 @@
                 <w:rtl w:val="0"/>
               </w:rPr>
               <w:br w:type="textWrapping"/>
-            </w:r>
-            <w:r>
-              <w:rPr>
-                <w:highlight w:val="red"/>
-                <w:rtl w:val="0"/>
-              </w:rPr>
-              <w:t xml:space="preserve">Save load data</w:t>
-            </w:r>
-            <w:r>
-              <w:rPr>
-                <w:rtl w:val="0"/>
-              </w:rPr>
-              <w:t xml:space="preserve"> Permite guardar y cargar la información del sistema en archivos de texto, de modo que los datos se conserven entre ejecuciones. Al guardar, almacena los clientes, los paquetes y el grafo de rutas. Al cargar, recupera esa información desde los archivos y reconstruye el árbol AVL con los paquetes cargados. Los clientes se cargan primero para poder validar correctamente los paquetes asociados.</w:t>
+              <w:t xml:space="preserve">Permite guardar y cargar la información del sistema en archivos de texto, de modo que los datos se conserven entre ejecuciones. Al guardar, almacena los clientes, los paquetes y el grafo de rutas. Al cargar, recupera esa información desde los archivos y reconstruye el árbol AVL con los paquetes cargados. Los clientes se cargan primero para poder validar correctamente los paquetes asociados.</w:t>
             </w:r>
           </w:p>
           <w:p>
@@ -3168,18 +2770,18 @@
               <w:rPr/>
               <w:drawing>
                 <wp:inline distB="114300" distT="114300" distL="114300" distR="114300">
-                  <wp:extent cx="4162425" cy="257175"/>
+                  <wp:extent cx="828675" cy="161925"/>
                   <wp:effectExtent b="0" l="0" r="0" t="0"/>
-                  <wp:docPr id="34" name="image7.png"/>
+                  <wp:docPr id="43" name="image42.png"/>
                   <a:graphic>
                     <a:graphicData uri="http://schemas.openxmlformats.org/drawingml/2006/picture">
                       <pic:pic>
                         <pic:nvPicPr>
-                          <pic:cNvPr id="0" name="image7.png"/>
+                          <pic:cNvPr id="0" name="image42.png"/>
                           <pic:cNvPicPr preferRelativeResize="0"/>
                         </pic:nvPicPr>
                         <pic:blipFill>
-                          <a:blip r:embed="rId16"/>
+                          <a:blip r:embed="rId21"/>
                           <a:srcRect b="0" l="0" r="0" t="0"/>
                           <a:stretch>
                             <a:fillRect/>
@@ -3188,7 +2790,7 @@
                         <pic:spPr>
                           <a:xfrm>
                             <a:off x="0" y="0"/>
-                            <a:ext cx="4162425" cy="257175"/>
+                            <a:ext cx="828675" cy="161925"/>
                           </a:xfrm>
                           <a:prstGeom prst="rect"/>
                           <a:ln/>
@@ -3204,19 +2806,7 @@
                 <w:rtl w:val="0"/>
               </w:rPr>
               <w:br w:type="textWrapping"/>
-            </w:r>
-            <w:r>
-              <w:rPr>
-                <w:highlight w:val="red"/>
-                <w:rtl w:val="0"/>
-              </w:rPr>
-              <w:t xml:space="preserve">Exit</w:t>
-            </w:r>
-            <w:r>
-              <w:rPr>
-                <w:rtl w:val="0"/>
-              </w:rPr>
-              <w:t xml:space="preserve"> Permite cerrar el programa de forma segura, liberando toda la memoria utilizada por las estructuras del sistema, como el árbol de clientes, la lista de paquetes, el árbol AVL, la cola de entregas y la pila de devoluciones.</w:t>
+              <w:t xml:space="preserve">Permite cerrar el programa de forma segura, liberando toda la memoria utilizada por las estructuras del sistema, como el árbol de clientes, la lista de paquetes, el árbol AVL, la cola de entregas y la pila de devoluciones.</w:t>
             </w:r>
           </w:p>
         </w:tc>
@@ -3224,6 +2814,38 @@
     </w:tbl>
     <w:p>
       <w:pPr>
+        <w:pStyle w:val="Heading1"/>
+        <w:spacing w:before="200" w:lineRule="auto"/>
+        <w:rPr/>
+      </w:pPr>
+      <w:bookmarkStart w:colFirst="0" w:colLast="0" w:name="_sw53rtr721j2" w:id="5"/>
+      <w:bookmarkEnd w:id="5"/>
+      <w:r>
+        <w:rPr>
+          <w:rtl w:val="0"/>
+        </w:rPr>
+        <w:t xml:space="preserve">Descripción del Problema</w:t>
+      </w:r>
+    </w:p>
+    <w:p>
+      <w:pPr>
+        <w:pStyle w:val="Heading2"/>
+        <w:spacing w:before="200" w:lineRule="auto"/>
+        <w:ind w:firstLine="0"/>
+        <w:rPr/>
+      </w:pPr>
+      <w:bookmarkStart w:colFirst="0" w:colLast="0" w:name="_ek3wjmcy9dy9" w:id="6"/>
+      <w:bookmarkEnd w:id="6"/>
+      <w:r>
+        <w:rPr>
+          <w:rtl w:val="0"/>
+        </w:rPr>
+        <w:t xml:space="preserve">¿Qué se debe resolver y cómo se resolverá?</w:t>
+      </w:r>
+    </w:p>
+    <w:p>
+      <w:pPr>
+        <w:ind w:firstLine="720"/>
         <w:jc w:val="both"/>
         <w:rPr/>
       </w:pPr>
@@ -3231,6 +2853,7 @@
         <w:rPr>
           <w:rtl w:val="0"/>
         </w:rPr>
+        <w:t xml:space="preserve">En el presente proyecto el sistema RoutePack gestiona información de entregas urbanas. El problema principal es la necesidad de administrar una base de datos creciente con información de clientes corporativos, que se convierte en una red compleja de rutas de distribución de mercancía a nivel nacional. El sistema actual no tiene una estructura automatizada para prevenir errores humanos ni para maximizar la eficiencia de los procesos haciendo que incrementen los costos operativos y tiempos de entrega.</w:t>
       </w:r>
     </w:p>
     <w:p>
@@ -3242,668 +2865,203 @@
         <w:rPr>
           <w:rtl w:val="0"/>
         </w:rPr>
+        <w:t xml:space="preserve">Para resolver este problema se desarrolló un sistema en C que utiliza una combinación de estructuras de datos lineales, estructuras jerárquicas y estructuras generales.</w:t>
       </w:r>
     </w:p>
     <w:p>
       <w:pPr>
-        <w:jc w:val="both"/>
-        <w:rPr>
-          <w:b w:val="1"/>
-          <w:bCs w:val="1"/>
-        </w:rPr>
-      </w:pPr>
-      <w:r>
-        <w:rPr>
-          <w:b w:val="1"/>
-          <w:bCs w:val="1"/>
+        <w:pStyle w:val="Heading1"/>
+        <w:spacing w:after="40" w:lineRule="auto"/>
+        <w:rPr/>
+      </w:pPr>
+      <w:bookmarkStart w:colFirst="0" w:colLast="0" w:name="_nqs1fzopk9wi" w:id="7"/>
+      <w:bookmarkEnd w:id="7"/>
+      <w:r>
+        <w:rPr>
           <w:rtl w:val="0"/>
         </w:rPr>
-        <w:t xml:space="preserve">Descripción del problema: qué se debe resolver y cómo se resolverá</w:t>
-      </w:r>
-      <w:r>
-        <w:rPr>
-          <w:b w:val="1"/>
-          <w:bCs w:val="1"/>
-          <w:rtl w:val="0"/>
-        </w:rPr>
-        <w:t xml:space="preserve"> </w:t>
+        <w:t xml:space="preserve">Diseño del Programa</w:t>
       </w:r>
     </w:p>
     <w:p>
       <w:pPr>
-        <w:jc w:val="both"/>
+        <w:pStyle w:val="Heading2"/>
+        <w:spacing w:after="200" w:lineRule="auto"/>
         <w:rPr/>
       </w:pPr>
+      <w:bookmarkStart w:colFirst="0" w:colLast="0" w:name="_oh7fs5mv6pxe" w:id="8"/>
+      <w:bookmarkEnd w:id="8"/>
       <w:r>
         <w:rPr>
           <w:rtl w:val="0"/>
         </w:rPr>
-        <w:t xml:space="preserve">En el presente proyecto el sistema RoutePack gestiona información de entregas urbanas. El problema principal es la necesidad de administrar una base de datos creciente con información de clientes corporativos, que se convierte en una red compleja de rutas de distribución de mercancía a nivel nacional. El sistema actual no tiene una estructura automatizada para prevenir errores humanos ni para maximizar la eficiencia de los procesos haciendo que incrementen los costos operativos y tiempos de entrega.</w:t>
+        <w:t xml:space="preserve">Decisiones de diseño, estructuras utilizadas y justificación de cada estructura</w:t>
       </w:r>
     </w:p>
     <w:p>
       <w:pPr>
-        <w:jc w:val="both"/>
         <w:rPr/>
       </w:pPr>
       <w:r>
         <w:rPr>
           <w:rtl w:val="0"/>
         </w:rPr>
-        <w:t xml:space="preserve">Para resolver este problema se desarrolló un sistema en C que utiliza una combinación de estructuras de datos lineales, estructuras jerárquicas y estructuras generales.</w:t>
+        <w:t xml:space="preserve">De manera general la solución computacional busca implementar h. y c.permitiendo compilar los módulos por su propia cuenta, lo anterior facilita la implementaciones futuras en el código. De igual manera lo anterior crea un hilo lógico fácil de seguir ya que de manera visual se puede identificar fácilmente los módulos. Además cada estructura fué seleccionada conforme a la operación más frecuente, de igual manera se busca liberar recursos en cada módulo.</w:t>
       </w:r>
     </w:p>
     <w:p>
       <w:pPr>
-        <w:jc w:val="both"/>
         <w:rPr/>
       </w:pPr>
       <w:r>
         <w:rPr>
           <w:rtl w:val="0"/>
         </w:rPr>
+        <w:t xml:space="preserve">Se utilizaron estructuras como:</w:t>
       </w:r>
     </w:p>
     <w:p>
       <w:pPr>
-        <w:spacing w:after="40" w:lineRule="auto"/>
+        <w:numPr>
+          <w:ilvl w:val="0"/>
+          <w:numId w:val="5"/>
+        </w:numPr>
+        <w:spacing w:after="0" w:afterAutospacing="0" w:lineRule="auto"/>
+        <w:ind w:left="720" w:hanging="360"/>
         <w:jc w:val="both"/>
         <w:rPr>
-          <w:b w:val="1"/>
-          <w:bCs w:val="1"/>
-        </w:rPr>
-      </w:pPr>
-      <w:r>
-        <w:rPr>
-          <w:b w:val="1"/>
-          <w:bCs w:val="1"/>
+          <w:u w:val="none"/>
+        </w:rPr>
+      </w:pPr>
+      <w:r>
+        <w:rPr>
           <w:rtl w:val="0"/>
         </w:rPr>
-        <w:t xml:space="preserve">Diseño del programa: decisiones de diseño, estructuras utilizadas y justificación de cada estructura.</w:t>
+        <w:t xml:space="preserve">Árboles binarios de búsqueda: Utilizado en gestión de clientes</w:t>
       </w:r>
     </w:p>
     <w:p>
       <w:pPr>
-        <w:spacing w:after="40" w:lineRule="auto"/>
-        <w:jc w:val="both"/>
-        <w:rPr/>
-      </w:pPr>
-      <w:r>
-        <w:rPr>
-          <w:rtl w:val="0"/>
-        </w:rPr>
-        <w:t xml:space="preserve">De manera general la solución computacional busca implementar h. y c.permitiendo compilar los módulos por su propia cuenta, lo anterior facilita la impleme</w:t>
-      </w:r>
-    </w:p>
-    <w:p>
-      <w:pPr>
-        <w:spacing w:after="40" w:lineRule="auto"/>
-        <w:jc w:val="both"/>
-        <w:rPr>
-          <w:b w:val="1"/>
-          <w:bCs w:val="1"/>
-        </w:rPr>
-      </w:pPr>
-      <w:r>
-        <w:rPr>
-          <w:rtl w:val="0"/>
-        </w:rPr>
-      </w:r>
-    </w:p>
-    <w:p>
-      <w:pPr>
         <w:numPr>
           <w:ilvl w:val="0"/>
-          <w:numId w:val="10"/>
+          <w:numId w:val="5"/>
         </w:numPr>
         <w:spacing w:after="40" w:lineRule="auto"/>
         <w:ind w:left="720" w:hanging="360"/>
         <w:jc w:val="both"/>
         <w:rPr>
-          <w:b w:val="1"/>
-          <w:bCs w:val="1"/>
           <w:u w:val="none"/>
         </w:rPr>
       </w:pPr>
       <w:r>
         <w:rPr>
-          <w:b w:val="1"/>
-          <w:bCs w:val="1"/>
           <w:rtl w:val="0"/>
         </w:rPr>
-        <w:t xml:space="preserve">Gestionar clientes ( Árbol binario de búsqueda) </w:t>
+        <w:t xml:space="preserve">Listas enlazadas: Utilizada en registro de paquetes</w:t>
       </w:r>
     </w:p>
     <w:p>
       <w:pPr>
-        <w:spacing w:after="40" w:lineRule="auto"/>
-        <w:ind w:left="0" w:firstLine="0"/>
-        <w:jc w:val="both"/>
+        <w:spacing w:after="200" w:before="200" w:lineRule="auto"/>
         <w:rPr/>
       </w:pPr>
       <w:r>
         <w:rPr>
           <w:rtl w:val="0"/>
         </w:rPr>
-        <w:t xml:space="preserve">Para este módulo se decidió realizar una división en dos archivos arquitectónicos.</w:t>
+        <w:t xml:space="preserve">La razón por la que se decidió utilizar una lista enlazada es porque esta puede solicitar memoria al sistema operativo bajo demanda. Asimismo, en la lista enlazada la eliminación se ejecuta al reubicar el puntero del nodo anterior.</w:t>
       </w:r>
     </w:p>
     <w:p>
       <w:pPr>
-        <w:spacing w:after="40" w:lineRule="auto"/>
-        <w:ind w:left="0" w:firstLine="0"/>
+        <w:numPr>
+          <w:ilvl w:val="0"/>
+          <w:numId w:val="5"/>
+        </w:numPr>
+        <w:spacing w:after="0" w:afterAutospacing="0" w:lineRule="auto"/>
+        <w:ind w:left="720" w:hanging="360"/>
         <w:jc w:val="both"/>
         <w:rPr>
-          <w:b w:val="1"/>
-          <w:bCs w:val="1"/>
+          <w:u w:val="none"/>
         </w:rPr>
       </w:pPr>
       <w:r>
         <w:rPr>
           <w:rtl w:val="0"/>
         </w:rPr>
+        <w:t xml:space="preserve">Grafos: Utilizado en Rutas entre lugares</w:t>
       </w:r>
     </w:p>
     <w:p>
       <w:pPr>
-        <w:spacing w:after="40" w:lineRule="auto"/>
-        <w:ind w:left="0" w:firstLine="0"/>
+        <w:numPr>
+          <w:ilvl w:val="0"/>
+          <w:numId w:val="5"/>
+        </w:numPr>
+        <w:spacing w:after="0" w:afterAutospacing="0" w:lineRule="auto"/>
+        <w:ind w:left="720" w:hanging="360"/>
         <w:jc w:val="both"/>
-        <w:rPr/>
+        <w:rPr>
+          <w:u w:val="none"/>
+        </w:rPr>
       </w:pPr>
       <w:r>
         <w:rPr>
           <w:rtl w:val="0"/>
         </w:rPr>
-        <w:t xml:space="preserve">Para este </w:t>
+        <w:t xml:space="preserve">Algoritmo Dijkstra: Utilizado en Cálculo de rutas más cortas</w:t>
       </w:r>
     </w:p>
     <w:p>
       <w:pPr>
         <w:numPr>
           <w:ilvl w:val="0"/>
-          <w:numId w:val="10"/>
+          <w:numId w:val="5"/>
         </w:numPr>
         <w:spacing w:after="40" w:lineRule="auto"/>
         <w:ind w:left="720" w:hanging="360"/>
         <w:jc w:val="both"/>
         <w:rPr>
-          <w:b w:val="1"/>
-          <w:bCs w:val="1"/>
-        </w:rPr>
-      </w:pPr>
-      <w:r>
-        <w:rPr>
-          <w:b w:val="1"/>
-          <w:bCs w:val="1"/>
+          <w:u w:val="none"/>
+        </w:rPr>
+      </w:pPr>
+      <w:r>
+        <w:rPr>
           <w:rtl w:val="0"/>
         </w:rPr>
-        <w:t xml:space="preserve">Gestionar paquetes registrados (Lista enlazada)</w:t>
+        <w:t xml:space="preserve">Pilas: Se utilizó en paquetes devueltos </w:t>
+      </w:r>
+      <w:r>
+        <w:rPr>
+          <w:rtl w:val="0"/>
+        </w:rPr>
       </w:r>
     </w:p>
     <w:p>
       <w:pPr>
-        <w:spacing w:after="40" w:lineRule="auto"/>
-        <w:jc w:val="both"/>
+        <w:pStyle w:val="Heading1"/>
+        <w:spacing w:after="200" w:lineRule="auto"/>
         <w:rPr/>
       </w:pPr>
+      <w:bookmarkStart w:colFirst="0" w:colLast="0" w:name="_unlew0b45929" w:id="9"/>
+      <w:bookmarkEnd w:id="9"/>
       <w:r>
         <w:rPr>
           <w:rtl w:val="0"/>
         </w:rPr>
-        <w:t xml:space="preserve">Para este módulo se decidió realizar una división en dos archivos arquitectónicos.En package_list.h se define la interfaz del módulo (donde se encuentra la firma de las funciones, las estructuras y constantes), esto funciona como una separación entre el archivo de main.c y package_list.c (que es donde se encuentran las estructuras).</w:t>
+        <w:t xml:space="preserve">Diagrama de Componentes</w:t>
       </w:r>
     </w:p>
     <w:p>
       <w:pPr>
-        <w:spacing w:after="40" w:lineRule="auto"/>
-        <w:jc w:val="both"/>
         <w:rPr/>
       </w:pPr>
       <w:r>
         <w:rPr>
           <w:rtl w:val="0"/>
         </w:rPr>
-        <w:t xml:space="preserve">Las estructuras utilizadas en este módulo es la de una lista enlazada simple, donde los nodos tienen los campos de información requerida de los paquetes (ID del cliente, código único, nombre del destinatario, punto de entrega, peso, prioridad y el estado del paquete).</w:t>
-      </w:r>
-    </w:p>
-    <w:p>
-      <w:pPr>
-        <w:spacing w:after="40" w:lineRule="auto"/>
-        <w:jc w:val="both"/>
-        <w:rPr/>
-      </w:pPr>
-      <w:r>
-        <w:rPr>
-          <w:rtl w:val="0"/>
-        </w:rPr>
-        <w:t xml:space="preserve">Además, este módulo tiene la función de inserción y eliminación, para esto se pasaron los parámetros como punteros dobles. Eso permite cambiar la dirección de memoria de la "cabeza" original del main de forma directa cuando el primer elemento de la lista cambia o se elimina.</w:t>
-      </w:r>
-    </w:p>
-    <w:p>
-      <w:pPr>
-        <w:spacing w:after="40" w:lineRule="auto"/>
-        <w:jc w:val="both"/>
-        <w:rPr/>
-      </w:pPr>
-      <w:r>
-        <w:rPr>
-          <w:rtl w:val="0"/>
-        </w:rPr>
-        <w:t xml:space="preserve">La razón por la que se decidió utilizar una lista enlazada es porque esta puede solicitar memoria al sistema operativo bajo demanda. Asimismo, en la lista enlazada la eliminación se ejecuta al reubicar el puntero del nodo anterior.</w:t>
-      </w:r>
-    </w:p>
-    <w:p>
-      <w:pPr>
-        <w:spacing w:after="40" w:lineRule="auto"/>
-        <w:jc w:val="both"/>
-        <w:rPr/>
-      </w:pPr>
-      <w:r>
-        <w:rPr>
-          <w:rtl w:val="0"/>
-        </w:rPr>
-      </w:r>
-    </w:p>
-    <w:p>
-      <w:pPr>
-        <w:numPr>
-          <w:ilvl w:val="0"/>
-          <w:numId w:val="9"/>
-        </w:numPr>
-        <w:spacing w:after="40" w:lineRule="auto"/>
-        <w:ind w:left="720" w:hanging="360"/>
-        <w:jc w:val="both"/>
-        <w:rPr>
-          <w:b w:val="1"/>
-          <w:bCs w:val="1"/>
-        </w:rPr>
-      </w:pPr>
-      <w:r>
-        <w:rPr>
-          <w:b w:val="1"/>
-          <w:bCs w:val="1"/>
-          <w:rtl w:val="0"/>
-        </w:rPr>
-        <w:t xml:space="preserve">Cola de entregas pendientes</w:t>
-      </w:r>
-    </w:p>
-    <w:p>
-      <w:pPr>
-        <w:spacing w:after="40" w:lineRule="auto"/>
-        <w:jc w:val="both"/>
-        <w:rPr/>
-      </w:pPr>
-      <w:r>
-        <w:rPr>
-          <w:rtl w:val="0"/>
-        </w:rPr>
-      </w:r>
-    </w:p>
-    <w:p>
-      <w:pPr>
-        <w:spacing w:after="40" w:lineRule="auto"/>
-        <w:jc w:val="both"/>
-        <w:rPr>
-          <w:b w:val="1"/>
-          <w:bCs w:val="1"/>
-        </w:rPr>
-      </w:pPr>
-      <w:r>
-        <w:rPr>
-          <w:rtl w:val="0"/>
-        </w:rPr>
-      </w:r>
-    </w:p>
-    <w:p>
-      <w:pPr>
-        <w:spacing w:after="40" w:lineRule="auto"/>
-        <w:jc w:val="both"/>
-        <w:rPr>
-          <w:b w:val="1"/>
-          <w:bCs w:val="1"/>
-        </w:rPr>
-      </w:pPr>
-      <w:r>
-        <w:rPr>
-          <w:rtl w:val="0"/>
-        </w:rPr>
-      </w:r>
-    </w:p>
-    <w:p>
-      <w:pPr>
-        <w:spacing w:after="40" w:lineRule="auto"/>
-        <w:jc w:val="both"/>
-        <w:rPr>
-          <w:b w:val="1"/>
-          <w:bCs w:val="1"/>
-        </w:rPr>
-      </w:pPr>
-      <w:r>
-        <w:rPr>
-          <w:rtl w:val="0"/>
-        </w:rPr>
-      </w:r>
-    </w:p>
-    <w:p>
-      <w:pPr>
-        <w:spacing w:after="40" w:lineRule="auto"/>
-        <w:jc w:val="both"/>
-        <w:rPr>
-          <w:b w:val="1"/>
-          <w:bCs w:val="1"/>
-        </w:rPr>
-      </w:pPr>
-      <w:r>
-        <w:rPr>
-          <w:rtl w:val="0"/>
-        </w:rPr>
-      </w:r>
-    </w:p>
-    <w:p>
-      <w:pPr>
-        <w:spacing w:after="40" w:lineRule="auto"/>
-        <w:jc w:val="both"/>
-        <w:rPr>
-          <w:b w:val="1"/>
-          <w:bCs w:val="1"/>
-        </w:rPr>
-      </w:pPr>
-      <w:r>
-        <w:rPr>
-          <w:rtl w:val="0"/>
-        </w:rPr>
-      </w:r>
-    </w:p>
-    <w:p>
-      <w:pPr>
-        <w:spacing w:after="40" w:lineRule="auto"/>
-        <w:jc w:val="both"/>
-        <w:rPr>
-          <w:b w:val="1"/>
-          <w:bCs w:val="1"/>
-        </w:rPr>
-      </w:pPr>
-      <w:r>
-        <w:rPr>
-          <w:rtl w:val="0"/>
-        </w:rPr>
-      </w:r>
-    </w:p>
-    <w:p>
-      <w:pPr>
-        <w:spacing w:after="40" w:lineRule="auto"/>
-        <w:jc w:val="both"/>
-        <w:rPr>
-          <w:b w:val="1"/>
-          <w:bCs w:val="1"/>
-        </w:rPr>
-      </w:pPr>
-      <w:r>
-        <w:rPr>
-          <w:rtl w:val="0"/>
-        </w:rPr>
-      </w:r>
-    </w:p>
-    <w:p>
-      <w:pPr>
-        <w:spacing w:after="40" w:lineRule="auto"/>
-        <w:jc w:val="both"/>
-        <w:rPr>
-          <w:b w:val="1"/>
-          <w:bCs w:val="1"/>
-        </w:rPr>
-      </w:pPr>
-      <w:r>
-        <w:rPr>
-          <w:rtl w:val="0"/>
-        </w:rPr>
-      </w:r>
-    </w:p>
-    <w:p>
-      <w:pPr>
-        <w:spacing w:after="40" w:lineRule="auto"/>
-        <w:jc w:val="both"/>
-        <w:rPr>
-          <w:b w:val="1"/>
-          <w:bCs w:val="1"/>
-        </w:rPr>
-      </w:pPr>
-      <w:r>
-        <w:rPr>
-          <w:rtl w:val="0"/>
-        </w:rPr>
-      </w:r>
-    </w:p>
-    <w:p>
-      <w:pPr>
-        <w:spacing w:after="40" w:lineRule="auto"/>
-        <w:jc w:val="both"/>
-        <w:rPr>
-          <w:b w:val="1"/>
-          <w:bCs w:val="1"/>
-        </w:rPr>
-      </w:pPr>
-      <w:r>
-        <w:rPr>
-          <w:rtl w:val="0"/>
-        </w:rPr>
-      </w:r>
-    </w:p>
-    <w:p>
-      <w:pPr>
-        <w:spacing w:after="40" w:lineRule="auto"/>
-        <w:jc w:val="both"/>
-        <w:rPr>
-          <w:b w:val="1"/>
-          <w:bCs w:val="1"/>
-        </w:rPr>
-      </w:pPr>
-      <w:r>
-        <w:rPr>
-          <w:rtl w:val="0"/>
-        </w:rPr>
-      </w:r>
-    </w:p>
-    <w:p>
-      <w:pPr>
-        <w:spacing w:after="40" w:lineRule="auto"/>
-        <w:jc w:val="both"/>
-        <w:rPr>
-          <w:b w:val="1"/>
-          <w:bCs w:val="1"/>
-        </w:rPr>
-      </w:pPr>
-      <w:r>
-        <w:rPr>
-          <w:rtl w:val="0"/>
-        </w:rPr>
-      </w:r>
-    </w:p>
-    <w:p>
-      <w:pPr>
-        <w:spacing w:after="40" w:lineRule="auto"/>
-        <w:jc w:val="both"/>
-        <w:rPr>
-          <w:b w:val="1"/>
-          <w:bCs w:val="1"/>
-        </w:rPr>
-      </w:pPr>
-      <w:r>
-        <w:rPr>
-          <w:rtl w:val="0"/>
-        </w:rPr>
-      </w:r>
-    </w:p>
-    <w:p>
-      <w:pPr>
-        <w:spacing w:after="40" w:lineRule="auto"/>
-        <w:jc w:val="both"/>
-        <w:rPr>
-          <w:b w:val="1"/>
-          <w:bCs w:val="1"/>
-        </w:rPr>
-      </w:pPr>
-      <w:r>
-        <w:rPr>
-          <w:rtl w:val="0"/>
-        </w:rPr>
-      </w:r>
-    </w:p>
-    <w:p>
-      <w:pPr>
-        <w:spacing w:after="40" w:lineRule="auto"/>
-        <w:jc w:val="both"/>
-        <w:rPr>
-          <w:b w:val="1"/>
-          <w:bCs w:val="1"/>
-        </w:rPr>
-      </w:pPr>
-      <w:r>
-        <w:rPr>
-          <w:rtl w:val="0"/>
-        </w:rPr>
-      </w:r>
-    </w:p>
-    <w:p>
-      <w:pPr>
-        <w:spacing w:after="40" w:lineRule="auto"/>
-        <w:jc w:val="both"/>
-        <w:rPr>
-          <w:b w:val="1"/>
-          <w:bCs w:val="1"/>
-        </w:rPr>
-      </w:pPr>
-      <w:r>
-        <w:rPr>
-          <w:rtl w:val="0"/>
-        </w:rPr>
-      </w:r>
-    </w:p>
-    <w:p>
-      <w:pPr>
-        <w:spacing w:after="40" w:lineRule="auto"/>
-        <w:jc w:val="both"/>
-        <w:rPr>
-          <w:b w:val="1"/>
-          <w:bCs w:val="1"/>
-        </w:rPr>
-      </w:pPr>
-      <w:r>
-        <w:rPr>
-          <w:rtl w:val="0"/>
-        </w:rPr>
-      </w:r>
-    </w:p>
-    <w:p>
-      <w:pPr>
-        <w:spacing w:after="40" w:lineRule="auto"/>
-        <w:jc w:val="both"/>
-        <w:rPr>
-          <w:b w:val="1"/>
-          <w:bCs w:val="1"/>
-        </w:rPr>
-      </w:pPr>
-      <w:r>
-        <w:rPr>
-          <w:rtl w:val="0"/>
-        </w:rPr>
-      </w:r>
-    </w:p>
-    <w:p>
-      <w:pPr>
-        <w:spacing w:after="40" w:lineRule="auto"/>
-        <w:jc w:val="both"/>
-        <w:rPr>
-          <w:b w:val="1"/>
-          <w:bCs w:val="1"/>
-        </w:rPr>
-      </w:pPr>
-      <w:r>
-        <w:rPr>
-          <w:rtl w:val="0"/>
-        </w:rPr>
-      </w:r>
-    </w:p>
-    <w:p>
-      <w:pPr>
-        <w:spacing w:after="40" w:lineRule="auto"/>
-        <w:jc w:val="both"/>
-        <w:rPr>
-          <w:b w:val="1"/>
-          <w:bCs w:val="1"/>
-        </w:rPr>
-      </w:pPr>
-      <w:r>
-        <w:rPr>
-          <w:b w:val="1"/>
-          <w:bCs w:val="1"/>
-          <w:rtl w:val="0"/>
-        </w:rPr>
-        <w:t xml:space="preserve">Diagrama de componentes.</w:t>
-      </w:r>
-    </w:p>
-    <w:p>
-      <w:pPr>
-        <w:spacing w:after="40" w:lineRule="auto"/>
-        <w:jc w:val="both"/>
-        <w:rPr/>
-      </w:pPr>
-      <w:r>
-        <w:rPr>
-          <w:rtl w:val="0"/>
-        </w:rPr>
-        <w:t xml:space="preserve">Se presenta el diagrama de componentes (módulos), el cual representa de manera gráfica la jerarquía del software.Esta representación visual permite comprender la organización del código fuente y la arquitectura de software implementada, destacando las relaciones de dependencia.</w:t>
-      </w:r>
-    </w:p>
-    <w:p>
-      <w:pPr>
-        <w:spacing w:after="40" w:lineRule="auto"/>
-        <w:jc w:val="both"/>
-        <w:rPr>
-          <w:b w:val="1"/>
-          <w:bCs w:val="1"/>
-        </w:rPr>
-      </w:pPr>
-      <w:r>
-        <w:rPr>
-          <w:rtl w:val="0"/>
-        </w:rPr>
-      </w:r>
-    </w:p>
-    <w:p>
-      <w:pPr>
-        <w:spacing w:after="40" w:lineRule="auto"/>
-        <w:jc w:val="both"/>
-        <w:rPr>
-          <w:b w:val="1"/>
-          <w:bCs w:val="1"/>
-        </w:rPr>
-      </w:pPr>
-      <w:r>
-        <w:rPr>
-          <w:rtl w:val="0"/>
-        </w:rPr>
-      </w:r>
-    </w:p>
-    <w:p>
-      <w:pPr>
-        <w:spacing w:after="40" w:lineRule="auto"/>
-        <w:jc w:val="both"/>
-        <w:rPr/>
-      </w:pPr>
-      <w:r>
-        <w:rPr>
-          <w:rtl w:val="0"/>
-        </w:rPr>
-      </w:r>
-    </w:p>
-    <w:p>
-      <w:pPr>
-        <w:spacing w:after="40" w:lineRule="auto"/>
-        <w:jc w:val="both"/>
-        <w:rPr/>
-      </w:pPr>
+        <w:t xml:space="preserve">Se presenta el diagrama de componentes (módulos), el cual representa de manera gráfica la jerarquía del software. Esta representación visual permite comprender la organización del código fuente y la arquitectura de software implementada, destacando las relaciones de dependencia.</w:t>
+      </w:r>
       <w:r>
         <w:rPr>
           <w:rtl w:val="0"/>
@@ -3922,16 +3080,16 @@
           <wp:inline distB="114300" distT="114300" distL="114300" distR="114300">
             <wp:extent cx="6076739" cy="1867436"/>
             <wp:effectExtent b="0" l="0" r="0" t="0"/>
-            <wp:docPr id="18" name="image6.png"/>
+            <wp:docPr id="19" name="image24.png"/>
             <a:graphic>
               <a:graphicData uri="http://schemas.openxmlformats.org/drawingml/2006/picture">
                 <pic:pic>
                   <pic:nvPicPr>
-                    <pic:cNvPr id="0" name="image6.png"/>
+                    <pic:cNvPr id="0" name="image24.png"/>
                     <pic:cNvPicPr preferRelativeResize="0"/>
                   </pic:nvPicPr>
                   <pic:blipFill>
-                    <a:blip r:embed="rId17"/>
+                    <a:blip r:embed="rId22"/>
                     <a:srcRect b="0" l="0" r="0" t="0"/>
                     <a:stretch>
                       <a:fillRect/>
@@ -3983,46 +3141,21 @@
     </w:p>
     <w:p>
       <w:pPr>
-        <w:spacing w:after="40" w:lineRule="auto"/>
-        <w:jc w:val="both"/>
+        <w:pStyle w:val="Heading1"/>
+        <w:spacing w:after="200" w:lineRule="auto"/>
         <w:rPr>
           <w:b w:val="1"/>
           <w:bCs w:val="1"/>
         </w:rPr>
       </w:pPr>
-      <w:r>
-        <w:rPr>
-          <w:b w:val="1"/>
-          <w:bCs w:val="1"/>
+      <w:bookmarkStart w:colFirst="0" w:colLast="0" w:name="_z5n40kfnictg" w:id="10"/>
+      <w:bookmarkEnd w:id="10"/>
+      <w:r>
+        <w:rPr>
           <w:rtl w:val="0"/>
         </w:rPr>
-        <w:t xml:space="preserve">Pruebas de funcionalidad con capturas de pantalla.</w:t>
-      </w:r>
-    </w:p>
-    <w:p>
-      <w:pPr>
-        <w:spacing w:after="40" w:lineRule="auto"/>
-        <w:jc w:val="both"/>
-        <w:rPr>
-          <w:b w:val="1"/>
-          <w:bCs w:val="1"/>
-        </w:rPr>
-      </w:pPr>
-      <w:r>
-        <w:rPr>
-          <w:rtl w:val="0"/>
-        </w:rPr>
-      </w:r>
-    </w:p>
-    <w:p>
-      <w:pPr>
-        <w:spacing w:after="40" w:lineRule="auto"/>
-        <w:jc w:val="both"/>
-        <w:rPr>
-          <w:b w:val="1"/>
-          <w:bCs w:val="1"/>
-        </w:rPr>
-      </w:pPr>
+        <w:t xml:space="preserve">Pruebas de Funcionalidad con Capturas de Pantalla</w:t>
+      </w:r>
       <w:r>
         <w:rPr>
           <w:rtl w:val="0"/>
@@ -4085,7 +3218,7 @@
               <w:shd w:fill="auto" w:val="clear"/>
               <w:spacing w:after="0" w:before="0" w:line="240" w:lineRule="auto"/>
               <w:ind w:left="0" w:right="0" w:firstLine="0"/>
-              <w:jc w:val="left"/>
+              <w:jc w:val="center"/>
               <w:rPr>
                 <w:b w:val="1"/>
                 <w:bCs w:val="1"/>
@@ -4126,7 +3259,7 @@
               <w:widowControl w:val="0"/>
               <w:numPr>
                 <w:ilvl w:val="0"/>
-                <w:numId w:val="6"/>
+                <w:numId w:val="7"/>
               </w:numPr>
               <w:pBdr>
                 <w:top w:space="0" w:sz="0" w:val="nil"/>
@@ -4153,16 +3286,16 @@
                 <wp:inline distB="114300" distT="114300" distL="114300" distR="114300">
                   <wp:extent cx="5162550" cy="2781300"/>
                   <wp:effectExtent b="0" l="0" r="0" t="0"/>
-                  <wp:docPr id="21" name="image13.png"/>
+                  <wp:docPr id="25" name="image29.png"/>
                   <a:graphic>
                     <a:graphicData uri="http://schemas.openxmlformats.org/drawingml/2006/picture">
                       <pic:pic>
                         <pic:nvPicPr>
-                          <pic:cNvPr id="0" name="image13.png"/>
+                          <pic:cNvPr id="0" name="image29.png"/>
                           <pic:cNvPicPr preferRelativeResize="0"/>
                         </pic:nvPicPr>
                         <pic:blipFill>
-                          <a:blip r:embed="rId18"/>
+                          <a:blip r:embed="rId23"/>
                           <a:srcRect b="0" l="0" r="0" t="0"/>
                           <a:stretch>
                             <a:fillRect/>
@@ -4194,16 +3327,16 @@
                 <wp:inline distB="114300" distT="114300" distL="114300" distR="114300">
                   <wp:extent cx="4305300" cy="4105275"/>
                   <wp:effectExtent b="0" l="0" r="0" t="0"/>
-                  <wp:docPr id="2" name="image15.png"/>
+                  <wp:docPr id="3" name="image7.png"/>
                   <a:graphic>
                     <a:graphicData uri="http://schemas.openxmlformats.org/drawingml/2006/picture">
                       <pic:pic>
                         <pic:nvPicPr>
-                          <pic:cNvPr id="0" name="image15.png"/>
+                          <pic:cNvPr id="0" name="image7.png"/>
                           <pic:cNvPicPr preferRelativeResize="0"/>
                         </pic:nvPicPr>
                         <pic:blipFill>
-                          <a:blip r:embed="rId19"/>
+                          <a:blip r:embed="rId24"/>
                           <a:srcRect b="0" l="0" r="0" t="0"/>
                           <a:stretch>
                             <a:fillRect/>
@@ -4241,7 +3374,7 @@
               <w:widowControl w:val="0"/>
               <w:numPr>
                 <w:ilvl w:val="0"/>
-                <w:numId w:val="6"/>
+                <w:numId w:val="7"/>
               </w:numPr>
               <w:pBdr>
                 <w:top w:space="0" w:sz="0" w:val="nil"/>
@@ -4271,16 +3404,16 @@
                 <wp:inline distB="114300" distT="114300" distL="114300" distR="114300">
                   <wp:extent cx="5153025" cy="2114550"/>
                   <wp:effectExtent b="0" l="0" r="0" t="0"/>
-                  <wp:docPr id="37" name="image36.png"/>
+                  <wp:docPr id="47" name="image51.png"/>
                   <a:graphic>
                     <a:graphicData uri="http://schemas.openxmlformats.org/drawingml/2006/picture">
                       <pic:pic>
                         <pic:nvPicPr>
-                          <pic:cNvPr id="0" name="image36.png"/>
+                          <pic:cNvPr id="0" name="image51.png"/>
                           <pic:cNvPicPr preferRelativeResize="0"/>
                         </pic:nvPicPr>
                         <pic:blipFill>
-                          <a:blip r:embed="rId20"/>
+                          <a:blip r:embed="rId25"/>
                           <a:srcRect b="0" l="0" r="0" t="0"/>
                           <a:stretch>
                             <a:fillRect/>
@@ -4312,16 +3445,16 @@
                 <wp:inline distB="114300" distT="114300" distL="114300" distR="114300">
                   <wp:extent cx="4400550" cy="2552700"/>
                   <wp:effectExtent b="0" l="0" r="0" t="0"/>
-                  <wp:docPr id="27" name="image31.png"/>
+                  <wp:docPr id="33" name="image23.png"/>
                   <a:graphic>
                     <a:graphicData uri="http://schemas.openxmlformats.org/drawingml/2006/picture">
                       <pic:pic>
                         <pic:nvPicPr>
-                          <pic:cNvPr id="0" name="image31.png"/>
+                          <pic:cNvPr id="0" name="image23.png"/>
                           <pic:cNvPicPr preferRelativeResize="0"/>
                         </pic:nvPicPr>
                         <pic:blipFill>
-                          <a:blip r:embed="rId21"/>
+                          <a:blip r:embed="rId26"/>
                           <a:srcRect b="0" l="0" r="0" t="0"/>
                           <a:stretch>
                             <a:fillRect/>
@@ -4355,16 +3488,16 @@
                 <wp:inline distB="114300" distT="114300" distL="114300" distR="114300">
                   <wp:extent cx="4781550" cy="1695450"/>
                   <wp:effectExtent b="0" l="0" r="0" t="0"/>
-                  <wp:docPr id="15" name="image19.png"/>
+                  <wp:docPr id="16" name="image8.png"/>
                   <a:graphic>
                     <a:graphicData uri="http://schemas.openxmlformats.org/drawingml/2006/picture">
                       <pic:pic>
                         <pic:nvPicPr>
-                          <pic:cNvPr id="0" name="image19.png"/>
+                          <pic:cNvPr id="0" name="image8.png"/>
                           <pic:cNvPicPr preferRelativeResize="0"/>
                         </pic:nvPicPr>
                         <pic:blipFill>
-                          <a:blip r:embed="rId22"/>
+                          <a:blip r:embed="rId27"/>
                           <a:srcRect b="0" l="0" r="0" t="0"/>
                           <a:stretch>
                             <a:fillRect/>
@@ -4397,16 +3530,16 @@
                 <wp:inline distB="114300" distT="114300" distL="114300" distR="114300">
                   <wp:extent cx="4362450" cy="2390775"/>
                   <wp:effectExtent b="0" l="0" r="0" t="0"/>
-                  <wp:docPr id="28" name="image23.png"/>
+                  <wp:docPr id="34" name="image27.png"/>
                   <a:graphic>
                     <a:graphicData uri="http://schemas.openxmlformats.org/drawingml/2006/picture">
                       <pic:pic>
                         <pic:nvPicPr>
-                          <pic:cNvPr id="0" name="image23.png"/>
+                          <pic:cNvPr id="0" name="image27.png"/>
                           <pic:cNvPicPr preferRelativeResize="0"/>
                         </pic:nvPicPr>
                         <pic:blipFill>
-                          <a:blip r:embed="rId23"/>
+                          <a:blip r:embed="rId28"/>
                           <a:srcRect b="0" l="0" r="21976" t="0"/>
                           <a:stretch>
                             <a:fillRect/>
@@ -4440,7 +3573,7 @@
                 <wp:inline distB="114300" distT="114300" distL="114300" distR="114300">
                   <wp:extent cx="4572000" cy="2667000"/>
                   <wp:effectExtent b="0" l="0" r="0" t="0"/>
-                  <wp:docPr id="33" name="image38.png"/>
+                  <wp:docPr id="41" name="image38.png"/>
                   <a:graphic>
                     <a:graphicData uri="http://schemas.openxmlformats.org/drawingml/2006/picture">
                       <pic:pic>
@@ -4449,7 +3582,7 @@
                           <pic:cNvPicPr preferRelativeResize="0"/>
                         </pic:nvPicPr>
                         <pic:blipFill>
-                          <a:blip r:embed="rId24"/>
+                          <a:blip r:embed="rId29"/>
                           <a:srcRect b="0" l="0" r="0" t="0"/>
                           <a:stretch>
                             <a:fillRect/>
@@ -4503,16 +3636,16 @@
                 <wp:inline distB="114300" distT="114300" distL="114300" distR="114300">
                   <wp:extent cx="5591175" cy="584200"/>
                   <wp:effectExtent b="0" l="0" r="0" t="0"/>
-                  <wp:docPr id="24" name="image12.png"/>
+                  <wp:docPr id="31" name="image20.png"/>
                   <a:graphic>
                     <a:graphicData uri="http://schemas.openxmlformats.org/drawingml/2006/picture">
                       <pic:pic>
                         <pic:nvPicPr>
-                          <pic:cNvPr id="0" name="image12.png"/>
+                          <pic:cNvPr id="0" name="image20.png"/>
                           <pic:cNvPicPr preferRelativeResize="0"/>
                         </pic:nvPicPr>
                         <pic:blipFill>
-                          <a:blip r:embed="rId25"/>
+                          <a:blip r:embed="rId30"/>
                           <a:srcRect b="0" l="0" r="0" t="0"/>
                           <a:stretch>
                             <a:fillRect/>
@@ -4544,7 +3677,7 @@
                 <wp:inline distB="114300" distT="114300" distL="114300" distR="114300">
                   <wp:extent cx="5067300" cy="1647825"/>
                   <wp:effectExtent b="0" l="0" r="0" t="0"/>
-                  <wp:docPr id="3" name="image3.png"/>
+                  <wp:docPr id="4" name="image3.png"/>
                   <a:graphic>
                     <a:graphicData uri="http://schemas.openxmlformats.org/drawingml/2006/picture">
                       <pic:pic>
@@ -4553,7 +3686,7 @@
                           <pic:cNvPicPr preferRelativeResize="0"/>
                         </pic:nvPicPr>
                         <pic:blipFill>
-                          <a:blip r:embed="rId26"/>
+                          <a:blip r:embed="rId31"/>
                           <a:srcRect b="0" l="0" r="0" t="0"/>
                           <a:stretch>
                             <a:fillRect/>
@@ -4589,7 +3722,7 @@
               <w:widowControl w:val="0"/>
               <w:numPr>
                 <w:ilvl w:val="0"/>
-                <w:numId w:val="6"/>
+                <w:numId w:val="7"/>
               </w:numPr>
               <w:pBdr>
                 <w:top w:space="0" w:sz="0" w:val="nil"/>
@@ -4619,16 +3752,16 @@
                 <wp:inline distB="114300" distT="114300" distL="114300" distR="114300">
                   <wp:extent cx="4429125" cy="2295525"/>
                   <wp:effectExtent b="0" l="0" r="0" t="0"/>
-                  <wp:docPr id="14" name="image5.png"/>
+                  <wp:docPr id="15" name="image10.png"/>
                   <a:graphic>
                     <a:graphicData uri="http://schemas.openxmlformats.org/drawingml/2006/picture">
                       <pic:pic>
                         <pic:nvPicPr>
-                          <pic:cNvPr id="0" name="image5.png"/>
+                          <pic:cNvPr id="0" name="image10.png"/>
                           <pic:cNvPicPr preferRelativeResize="0"/>
                         </pic:nvPicPr>
                         <pic:blipFill>
-                          <a:blip r:embed="rId27"/>
+                          <a:blip r:embed="rId32"/>
                           <a:srcRect b="0" l="0" r="0" t="0"/>
                           <a:stretch>
                             <a:fillRect/>
@@ -4662,16 +3795,16 @@
                 <wp:inline distB="114300" distT="114300" distL="114300" distR="114300">
                   <wp:extent cx="4514850" cy="1828800"/>
                   <wp:effectExtent b="0" l="0" r="0" t="0"/>
-                  <wp:docPr id="7" name="image1.png"/>
+                  <wp:docPr id="9" name="image11.png"/>
                   <a:graphic>
                     <a:graphicData uri="http://schemas.openxmlformats.org/drawingml/2006/picture">
                       <pic:pic>
                         <pic:nvPicPr>
-                          <pic:cNvPr id="0" name="image1.png"/>
+                          <pic:cNvPr id="0" name="image11.png"/>
                           <pic:cNvPicPr preferRelativeResize="0"/>
                         </pic:nvPicPr>
                         <pic:blipFill>
-                          <a:blip r:embed="rId28"/>
+                          <a:blip r:embed="rId33"/>
                           <a:srcRect b="0" l="0" r="19250" t="0"/>
                           <a:stretch>
                             <a:fillRect/>
@@ -4705,16 +3838,16 @@
                 <wp:inline distB="114300" distT="114300" distL="114300" distR="114300">
                   <wp:extent cx="4857750" cy="1628775"/>
                   <wp:effectExtent b="0" l="0" r="0" t="0"/>
-                  <wp:docPr id="19" name="image2.png"/>
+                  <wp:docPr id="20" name="image4.png"/>
                   <a:graphic>
                     <a:graphicData uri="http://schemas.openxmlformats.org/drawingml/2006/picture">
                       <pic:pic>
                         <pic:nvPicPr>
-                          <pic:cNvPr id="0" name="image2.png"/>
+                          <pic:cNvPr id="0" name="image4.png"/>
                           <pic:cNvPicPr preferRelativeResize="0"/>
                         </pic:nvPicPr>
                         <pic:blipFill>
-                          <a:blip r:embed="rId29"/>
+                          <a:blip r:embed="rId34"/>
                           <a:srcRect b="0" l="0" r="13118" t="0"/>
                           <a:stretch>
                             <a:fillRect/>
@@ -4748,16 +3881,16 @@
                 <wp:inline distB="114300" distT="114300" distL="114300" distR="114300">
                   <wp:extent cx="5051966" cy="1643825"/>
                   <wp:effectExtent b="0" l="0" r="0" t="0"/>
-                  <wp:docPr id="11" name="image14.png"/>
+                  <wp:docPr id="12" name="image18.png"/>
                   <a:graphic>
                     <a:graphicData uri="http://schemas.openxmlformats.org/drawingml/2006/picture">
                       <pic:pic>
                         <pic:nvPicPr>
-                          <pic:cNvPr id="0" name="image14.png"/>
+                          <pic:cNvPr id="0" name="image18.png"/>
                           <pic:cNvPicPr preferRelativeResize="0"/>
                         </pic:nvPicPr>
                         <pic:blipFill>
-                          <a:blip r:embed="rId30"/>
+                          <a:blip r:embed="rId35"/>
                           <a:srcRect b="0" l="0" r="0" t="0"/>
                           <a:stretch>
                             <a:fillRect/>
@@ -4791,16 +3924,16 @@
                 <wp:inline distB="114300" distT="114300" distL="114300" distR="114300">
                   <wp:extent cx="5005388" cy="405623"/>
                   <wp:effectExtent b="0" l="0" r="0" t="0"/>
-                  <wp:docPr id="25" name="image18.png"/>
+                  <wp:docPr id="32" name="image26.png"/>
                   <a:graphic>
                     <a:graphicData uri="http://schemas.openxmlformats.org/drawingml/2006/picture">
                       <pic:pic>
                         <pic:nvPicPr>
-                          <pic:cNvPr id="0" name="image18.png"/>
+                          <pic:cNvPr id="0" name="image26.png"/>
                           <pic:cNvPicPr preferRelativeResize="0"/>
                         </pic:nvPicPr>
                         <pic:blipFill>
-                          <a:blip r:embed="rId31"/>
+                          <a:blip r:embed="rId36"/>
                           <a:srcRect b="0" l="0" r="0" t="0"/>
                           <a:stretch>
                             <a:fillRect/>
@@ -4835,16 +3968,16 @@
                 <wp:inline distB="114300" distT="114300" distL="114300" distR="114300">
                   <wp:extent cx="4591050" cy="2428875"/>
                   <wp:effectExtent b="0" l="0" r="0" t="0"/>
-                  <wp:docPr id="20" name="image10.png"/>
+                  <wp:docPr id="21" name="image37.png"/>
                   <a:graphic>
                     <a:graphicData uri="http://schemas.openxmlformats.org/drawingml/2006/picture">
                       <pic:pic>
                         <pic:nvPicPr>
-                          <pic:cNvPr id="0" name="image10.png"/>
+                          <pic:cNvPr id="0" name="image37.png"/>
                           <pic:cNvPicPr preferRelativeResize="0"/>
                         </pic:nvPicPr>
                         <pic:blipFill>
-                          <a:blip r:embed="rId32"/>
+                          <a:blip r:embed="rId37"/>
                           <a:srcRect b="0" l="0" r="0" t="0"/>
                           <a:stretch>
                             <a:fillRect/>
@@ -4878,16 +4011,16 @@
                 <wp:inline distB="114300" distT="114300" distL="114300" distR="114300">
                   <wp:extent cx="4067175" cy="1057275"/>
                   <wp:effectExtent b="0" l="0" r="0" t="0"/>
-                  <wp:docPr id="13" name="image20.png"/>
+                  <wp:docPr id="14" name="image25.png"/>
                   <a:graphic>
                     <a:graphicData uri="http://schemas.openxmlformats.org/drawingml/2006/picture">
                       <pic:pic>
                         <pic:nvPicPr>
-                          <pic:cNvPr id="0" name="image20.png"/>
+                          <pic:cNvPr id="0" name="image25.png"/>
                           <pic:cNvPicPr preferRelativeResize="0"/>
                         </pic:nvPicPr>
                         <pic:blipFill>
-                          <a:blip r:embed="rId33"/>
+                          <a:blip r:embed="rId38"/>
                           <a:srcRect b="0" l="0" r="0" t="0"/>
                           <a:stretch>
                             <a:fillRect/>
@@ -4921,7 +4054,7 @@
                 <wp:inline distB="114300" distT="114300" distL="114300" distR="114300">
                   <wp:extent cx="4748213" cy="622849"/>
                   <wp:effectExtent b="0" l="0" r="0" t="0"/>
-                  <wp:docPr id="6" name="image28.png"/>
+                  <wp:docPr id="8" name="image28.png"/>
                   <a:graphic>
                     <a:graphicData uri="http://schemas.openxmlformats.org/drawingml/2006/picture">
                       <pic:pic>
@@ -4930,7 +4063,7 @@
                           <pic:cNvPicPr preferRelativeResize="0"/>
                         </pic:nvPicPr>
                         <pic:blipFill>
-                          <a:blip r:embed="rId34"/>
+                          <a:blip r:embed="rId39"/>
                           <a:srcRect b="0" l="0" r="0" t="0"/>
                           <a:stretch>
                             <a:fillRect/>
@@ -4964,16 +4097,16 @@
                 <wp:inline distB="114300" distT="114300" distL="114300" distR="114300">
                   <wp:extent cx="3962400" cy="971550"/>
                   <wp:effectExtent b="0" l="0" r="0" t="0"/>
-                  <wp:docPr id="10" name="image4.png"/>
+                  <wp:docPr id="11" name="image15.png"/>
                   <a:graphic>
                     <a:graphicData uri="http://schemas.openxmlformats.org/drawingml/2006/picture">
                       <pic:pic>
                         <pic:nvPicPr>
-                          <pic:cNvPr id="0" name="image4.png"/>
+                          <pic:cNvPr id="0" name="image15.png"/>
                           <pic:cNvPicPr preferRelativeResize="0"/>
                         </pic:nvPicPr>
                         <pic:blipFill>
-                          <a:blip r:embed="rId35"/>
+                          <a:blip r:embed="rId40"/>
                           <a:srcRect b="0" l="0" r="0" t="0"/>
                           <a:stretch>
                             <a:fillRect/>
@@ -5007,7 +4140,7 @@
               <w:widowControl w:val="0"/>
               <w:numPr>
                 <w:ilvl w:val="0"/>
-                <w:numId w:val="6"/>
+                <w:numId w:val="7"/>
               </w:numPr>
               <w:pBdr>
                 <w:top w:space="0" w:sz="0" w:val="nil"/>
@@ -5019,7 +4152,7 @@
               <w:shd w:fill="auto" w:val="clear"/>
               <w:spacing w:after="0" w:before="0" w:line="240" w:lineRule="auto"/>
               <w:ind w:left="720" w:right="0" w:hanging="360"/>
-              <w:jc w:val="left"/>
+              <w:jc w:val="both"/>
               <w:rPr>
                 <w:u w:val="none"/>
               </w:rPr>
@@ -5039,16 +4172,16 @@
                 <wp:inline distB="114300" distT="114300" distL="114300" distR="114300">
                   <wp:extent cx="4633913" cy="663115"/>
                   <wp:effectExtent b="0" l="0" r="0" t="0"/>
-                  <wp:docPr id="16" name="image9.png"/>
+                  <wp:docPr id="17" name="image5.png"/>
                   <a:graphic>
                     <a:graphicData uri="http://schemas.openxmlformats.org/drawingml/2006/picture">
                       <pic:pic>
                         <pic:nvPicPr>
-                          <pic:cNvPr id="0" name="image9.png"/>
+                          <pic:cNvPr id="0" name="image5.png"/>
                           <pic:cNvPicPr preferRelativeResize="0"/>
                         </pic:nvPicPr>
                         <pic:blipFill>
-                          <a:blip r:embed="rId36"/>
+                          <a:blip r:embed="rId41"/>
                           <a:srcRect b="0" l="0" r="0" t="0"/>
                           <a:stretch>
                             <a:fillRect/>
@@ -5082,16 +4215,16 @@
                 <wp:inline distB="114300" distT="114300" distL="114300" distR="114300">
                   <wp:extent cx="3495675" cy="809625"/>
                   <wp:effectExtent b="0" l="0" r="0" t="0"/>
-                  <wp:docPr id="4" name="image34.png"/>
+                  <wp:docPr id="5" name="image39.png"/>
                   <a:graphic>
                     <a:graphicData uri="http://schemas.openxmlformats.org/drawingml/2006/picture">
                       <pic:pic>
                         <pic:nvPicPr>
-                          <pic:cNvPr id="0" name="image34.png"/>
+                          <pic:cNvPr id="0" name="image39.png"/>
                           <pic:cNvPicPr preferRelativeResize="0"/>
                         </pic:nvPicPr>
                         <pic:blipFill>
-                          <a:blip r:embed="rId37"/>
+                          <a:blip r:embed="rId42"/>
                           <a:srcRect b="0" l="0" r="0" t="0"/>
                           <a:stretch>
                             <a:fillRect/>
@@ -5123,16 +4256,16 @@
                 <wp:inline distB="114300" distT="114300" distL="114300" distR="114300">
                   <wp:extent cx="4900613" cy="467520"/>
                   <wp:effectExtent b="0" l="0" r="0" t="0"/>
-                  <wp:docPr id="31" name="image25.png"/>
+                  <wp:docPr id="40" name="image34.png"/>
                   <a:graphic>
                     <a:graphicData uri="http://schemas.openxmlformats.org/drawingml/2006/picture">
                       <pic:pic>
                         <pic:nvPicPr>
-                          <pic:cNvPr id="0" name="image25.png"/>
+                          <pic:cNvPr id="0" name="image34.png"/>
                           <pic:cNvPicPr preferRelativeResize="0"/>
                         </pic:nvPicPr>
                         <pic:blipFill>
-                          <a:blip r:embed="rId38"/>
+                          <a:blip r:embed="rId43"/>
                           <a:srcRect b="0" l="0" r="0" t="0"/>
                           <a:stretch>
                             <a:fillRect/>
@@ -5164,16 +4297,16 @@
                 <wp:inline distB="114300" distT="114300" distL="114300" distR="114300">
                   <wp:extent cx="4471988" cy="426629"/>
                   <wp:effectExtent b="0" l="0" r="0" t="0"/>
-                  <wp:docPr id="23" name="image22.png"/>
+                  <wp:docPr id="29" name="image17.png"/>
                   <a:graphic>
                     <a:graphicData uri="http://schemas.openxmlformats.org/drawingml/2006/picture">
                       <pic:pic>
                         <pic:nvPicPr>
-                          <pic:cNvPr id="0" name="image22.png"/>
+                          <pic:cNvPr id="0" name="image17.png"/>
                           <pic:cNvPicPr preferRelativeResize="0"/>
                         </pic:nvPicPr>
                         <pic:blipFill>
-                          <a:blip r:embed="rId39"/>
+                          <a:blip r:embed="rId44"/>
                           <a:srcRect b="0" l="0" r="0" t="0"/>
                           <a:stretch>
                             <a:fillRect/>
@@ -5205,16 +4338,16 @@
                 <wp:inline distB="114300" distT="114300" distL="114300" distR="114300">
                   <wp:extent cx="4926809" cy="559865"/>
                   <wp:effectExtent b="0" l="0" r="0" t="0"/>
-                  <wp:docPr id="36" name="image33.png"/>
+                  <wp:docPr id="46" name="image48.png"/>
                   <a:graphic>
                     <a:graphicData uri="http://schemas.openxmlformats.org/drawingml/2006/picture">
                       <pic:pic>
                         <pic:nvPicPr>
-                          <pic:cNvPr id="0" name="image33.png"/>
+                          <pic:cNvPr id="0" name="image48.png"/>
                           <pic:cNvPicPr preferRelativeResize="0"/>
                         </pic:nvPicPr>
                         <pic:blipFill>
-                          <a:blip r:embed="rId40"/>
+                          <a:blip r:embed="rId45"/>
                           <a:srcRect b="0" l="0" r="0" t="0"/>
                           <a:stretch>
                             <a:fillRect/>
@@ -5246,16 +4379,16 @@
                 <wp:inline distB="114300" distT="114300" distL="114300" distR="114300">
                   <wp:extent cx="5029200" cy="914400"/>
                   <wp:effectExtent b="0" l="0" r="0" t="0"/>
-                  <wp:docPr id="39" name="image35.png"/>
+                  <wp:docPr id="48" name="image49.png"/>
                   <a:graphic>
                     <a:graphicData uri="http://schemas.openxmlformats.org/drawingml/2006/picture">
                       <pic:pic>
                         <pic:nvPicPr>
-                          <pic:cNvPr id="0" name="image35.png"/>
+                          <pic:cNvPr id="0" name="image49.png"/>
                           <pic:cNvPicPr preferRelativeResize="0"/>
                         </pic:nvPicPr>
                         <pic:blipFill>
-                          <a:blip r:embed="rId41"/>
+                          <a:blip r:embed="rId46"/>
                           <a:srcRect b="0" l="0" r="0" t="0"/>
                           <a:stretch>
                             <a:fillRect/>
@@ -5287,16 +4420,16 @@
                 <wp:inline distB="114300" distT="114300" distL="114300" distR="114300">
                   <wp:extent cx="4171950" cy="619125"/>
                   <wp:effectExtent b="0" l="0" r="0" t="0"/>
-                  <wp:docPr id="17" name="image21.png"/>
+                  <wp:docPr id="18" name="image14.png"/>
                   <a:graphic>
                     <a:graphicData uri="http://schemas.openxmlformats.org/drawingml/2006/picture">
                       <pic:pic>
                         <pic:nvPicPr>
-                          <pic:cNvPr id="0" name="image21.png"/>
+                          <pic:cNvPr id="0" name="image14.png"/>
                           <pic:cNvPicPr preferRelativeResize="0"/>
                         </pic:nvPicPr>
                         <pic:blipFill>
-                          <a:blip r:embed="rId42"/>
+                          <a:blip r:embed="rId47"/>
                           <a:srcRect b="0" l="0" r="0" t="0"/>
                           <a:stretch>
                             <a:fillRect/>
@@ -5330,7 +4463,7 @@
               <w:widowControl w:val="0"/>
               <w:numPr>
                 <w:ilvl w:val="0"/>
-                <w:numId w:val="6"/>
+                <w:numId w:val="7"/>
               </w:numPr>
               <w:pBdr>
                 <w:top w:space="0" w:sz="0" w:val="nil"/>
@@ -5360,16 +4493,16 @@
                 <wp:inline distB="114300" distT="114300" distL="114300" distR="114300">
                   <wp:extent cx="4362450" cy="1828800"/>
                   <wp:effectExtent b="0" l="0" r="0" t="0"/>
-                  <wp:docPr id="42" name="image30.png"/>
+                  <wp:docPr id="51" name="image50.png"/>
                   <a:graphic>
                     <a:graphicData uri="http://schemas.openxmlformats.org/drawingml/2006/picture">
                       <pic:pic>
                         <pic:nvPicPr>
-                          <pic:cNvPr id="0" name="image30.png"/>
+                          <pic:cNvPr id="0" name="image50.png"/>
                           <pic:cNvPicPr preferRelativeResize="0"/>
                         </pic:nvPicPr>
                         <pic:blipFill>
-                          <a:blip r:embed="rId43"/>
+                          <a:blip r:embed="rId48"/>
                           <a:srcRect b="0" l="0" r="0" t="0"/>
                           <a:stretch>
                             <a:fillRect/>
@@ -5394,6 +4527,528 @@
                 <w:rtl w:val="0"/>
               </w:rPr>
               <w:br w:type="textWrapping"/>
+              <w:t xml:space="preserve">Si no se encuentra, se muestra el siguiente mensaje</w:t>
+              <w:br w:type="textWrapping"/>
+            </w:r>
+            <w:r>
+              <w:rPr/>
+              <w:drawing>
+                <wp:inline distB="114300" distT="114300" distL="114300" distR="114300">
+                  <wp:extent cx="3257550" cy="885825"/>
+                  <wp:effectExtent b="0" l="0" r="0" t="0"/>
+                  <wp:docPr id="35" name="image43.png"/>
+                  <a:graphic>
+                    <a:graphicData uri="http://schemas.openxmlformats.org/drawingml/2006/picture">
+                      <pic:pic>
+                        <pic:nvPicPr>
+                          <pic:cNvPr id="0" name="image43.png"/>
+                          <pic:cNvPicPr preferRelativeResize="0"/>
+                        </pic:nvPicPr>
+                        <pic:blipFill>
+                          <a:blip r:embed="rId49"/>
+                          <a:srcRect b="0" l="0" r="0" t="0"/>
+                          <a:stretch>
+                            <a:fillRect/>
+                          </a:stretch>
+                        </pic:blipFill>
+                        <pic:spPr>
+                          <a:xfrm>
+                            <a:off x="0" y="0"/>
+                            <a:ext cx="3257550" cy="885825"/>
+                          </a:xfrm>
+                          <a:prstGeom prst="rect"/>
+                          <a:ln/>
+                        </pic:spPr>
+                      </pic:pic>
+                    </a:graphicData>
+                  </a:graphic>
+                </wp:inline>
+              </w:drawing>
+            </w:r>
+            <w:r>
+              <w:rPr>
+                <w:rtl w:val="0"/>
+              </w:rPr>
+              <w:br w:type="textWrapping"/>
+            </w:r>
+            <w:r>
+              <w:rPr/>
+              <w:drawing>
+                <wp:inline distB="114300" distT="114300" distL="114300" distR="114300">
+                  <wp:extent cx="4552950" cy="923925"/>
+                  <wp:effectExtent b="0" l="0" r="0" t="0"/>
+                  <wp:docPr id="6" name="image2.png"/>
+                  <a:graphic>
+                    <a:graphicData uri="http://schemas.openxmlformats.org/drawingml/2006/picture">
+                      <pic:pic>
+                        <pic:nvPicPr>
+                          <pic:cNvPr id="0" name="image2.png"/>
+                          <pic:cNvPicPr preferRelativeResize="0"/>
+                        </pic:nvPicPr>
+                        <pic:blipFill>
+                          <a:blip r:embed="rId50"/>
+                          <a:srcRect b="0" l="0" r="0" t="0"/>
+                          <a:stretch>
+                            <a:fillRect/>
+                          </a:stretch>
+                        </pic:blipFill>
+                        <pic:spPr>
+                          <a:xfrm>
+                            <a:off x="0" y="0"/>
+                            <a:ext cx="4552950" cy="923925"/>
+                          </a:xfrm>
+                          <a:prstGeom prst="rect"/>
+                          <a:ln/>
+                        </pic:spPr>
+                      </pic:pic>
+                    </a:graphicData>
+                  </a:graphic>
+                </wp:inline>
+              </w:drawing>
+            </w:r>
+            <w:r>
+              <w:rPr>
+                <w:rtl w:val="0"/>
+              </w:rPr>
+              <w:br w:type="textWrapping"/>
+              <w:br w:type="textWrapping"/>
+            </w:r>
+          </w:p>
+          <w:p>
+            <w:pPr>
+              <w:keepNext w:val="0"/>
+              <w:keepLines w:val="0"/>
+              <w:pageBreakBefore w:val="0"/>
+              <w:widowControl w:val="0"/>
+              <w:numPr>
+                <w:ilvl w:val="0"/>
+                <w:numId w:val="7"/>
+              </w:numPr>
+              <w:pBdr>
+                <w:top w:space="0" w:sz="0" w:val="nil"/>
+                <w:left w:space="0" w:sz="0" w:val="nil"/>
+                <w:bottom w:space="0" w:sz="0" w:val="nil"/>
+                <w:right w:space="0" w:sz="0" w:val="nil"/>
+                <w:between w:space="0" w:sz="0" w:val="nil"/>
+              </w:pBdr>
+              <w:shd w:fill="auto" w:val="clear"/>
+              <w:spacing w:after="0" w:before="0" w:line="240" w:lineRule="auto"/>
+              <w:ind w:left="720" w:right="0" w:hanging="360"/>
+              <w:jc w:val="left"/>
+              <w:rPr>
+                <w:u w:val="none"/>
+              </w:rPr>
+            </w:pPr>
+            <w:r>
+              <w:rPr>
+                <w:rtl w:val="0"/>
+              </w:rPr>
+              <w:t xml:space="preserve">Manage Routes &amp; Dijkstra</w:t>
+              <w:br w:type="textWrapping"/>
+            </w:r>
+            <w:r>
+              <w:rPr/>
+              <w:drawing>
+                <wp:inline distB="114300" distT="114300" distL="114300" distR="114300">
+                  <wp:extent cx="4662488" cy="1328369"/>
+                  <wp:effectExtent b="0" l="0" r="0" t="0"/>
+                  <wp:docPr id="38" name="image33.png"/>
+                  <a:graphic>
+                    <a:graphicData uri="http://schemas.openxmlformats.org/drawingml/2006/picture">
+                      <pic:pic>
+                        <pic:nvPicPr>
+                          <pic:cNvPr id="0" name="image33.png"/>
+                          <pic:cNvPicPr preferRelativeResize="0"/>
+                        </pic:nvPicPr>
+                        <pic:blipFill>
+                          <a:blip r:embed="rId51"/>
+                          <a:srcRect b="0" l="0" r="0" t="0"/>
+                          <a:stretch>
+                            <a:fillRect/>
+                          </a:stretch>
+                        </pic:blipFill>
+                        <pic:spPr>
+                          <a:xfrm>
+                            <a:off x="0" y="0"/>
+                            <a:ext cx="4662488" cy="1328369"/>
+                          </a:xfrm>
+                          <a:prstGeom prst="rect"/>
+                          <a:ln/>
+                        </pic:spPr>
+                      </pic:pic>
+                    </a:graphicData>
+                  </a:graphic>
+                </wp:inline>
+              </w:drawing>
+            </w:r>
+            <w:r>
+              <w:rPr>
+                <w:rtl w:val="0"/>
+              </w:rPr>
+              <w:br w:type="textWrapping"/>
+              <w:t xml:space="preserve">Al añadir una nueva localización, se muestra el siguiente mensaje:</w:t>
+              <w:br w:type="textWrapping"/>
+            </w:r>
+            <w:r>
+              <w:rPr/>
+              <w:drawing>
+                <wp:inline distB="114300" distT="114300" distL="114300" distR="114300">
+                  <wp:extent cx="3019425" cy="857250"/>
+                  <wp:effectExtent b="0" l="0" r="0" t="0"/>
+                  <wp:docPr id="53" name="image47.png"/>
+                  <a:graphic>
+                    <a:graphicData uri="http://schemas.openxmlformats.org/drawingml/2006/picture">
+                      <pic:pic>
+                        <pic:nvPicPr>
+                          <pic:cNvPr id="0" name="image47.png"/>
+                          <pic:cNvPicPr preferRelativeResize="0"/>
+                        </pic:nvPicPr>
+                        <pic:blipFill>
+                          <a:blip r:embed="rId52"/>
+                          <a:srcRect b="0" l="0" r="0" t="0"/>
+                          <a:stretch>
+                            <a:fillRect/>
+                          </a:stretch>
+                        </pic:blipFill>
+                        <pic:spPr>
+                          <a:xfrm>
+                            <a:off x="0" y="0"/>
+                            <a:ext cx="3019425" cy="857250"/>
+                          </a:xfrm>
+                          <a:prstGeom prst="rect"/>
+                          <a:ln/>
+                        </pic:spPr>
+                      </pic:pic>
+                    </a:graphicData>
+                  </a:graphic>
+                </wp:inline>
+              </w:drawing>
+            </w:r>
+            <w:r>
+              <w:rPr>
+                <w:rtl w:val="0"/>
+              </w:rPr>
+              <w:br w:type="textWrapping"/>
+              <w:t xml:space="preserve">Este es el mensaje a la hora de registrar un punto A hacía punto B:</w:t>
+              <w:br w:type="textWrapping"/>
+            </w:r>
+            <w:r>
+              <w:rPr/>
+              <w:drawing>
+                <wp:inline distB="114300" distT="114300" distL="114300" distR="114300">
+                  <wp:extent cx="2924175" cy="885825"/>
+                  <wp:effectExtent b="0" l="0" r="0" t="0"/>
+                  <wp:docPr id="24" name="image32.png"/>
+                  <a:graphic>
+                    <a:graphicData uri="http://schemas.openxmlformats.org/drawingml/2006/picture">
+                      <pic:pic>
+                        <pic:nvPicPr>
+                          <pic:cNvPr id="0" name="image32.png"/>
+                          <pic:cNvPicPr preferRelativeResize="0"/>
+                        </pic:nvPicPr>
+                        <pic:blipFill>
+                          <a:blip r:embed="rId53"/>
+                          <a:srcRect b="0" l="0" r="0" t="0"/>
+                          <a:stretch>
+                            <a:fillRect/>
+                          </a:stretch>
+                        </pic:blipFill>
+                        <pic:spPr>
+                          <a:xfrm>
+                            <a:off x="0" y="0"/>
+                            <a:ext cx="2924175" cy="885825"/>
+                          </a:xfrm>
+                          <a:prstGeom prst="rect"/>
+                          <a:ln/>
+                        </pic:spPr>
+                      </pic:pic>
+                    </a:graphicData>
+                  </a:graphic>
+                </wp:inline>
+              </w:drawing>
+            </w:r>
+            <w:r>
+              <w:rPr>
+                <w:rtl w:val="0"/>
+              </w:rPr>
+              <w:br w:type="textWrapping"/>
+              <w:t xml:space="preserve">Estas son las matrices que pertenecen a la función:</w:t>
+              <w:br w:type="textWrapping"/>
+            </w:r>
+            <w:r>
+              <w:rPr/>
+              <w:drawing>
+                <wp:inline distB="114300" distT="114300" distL="114300" distR="114300">
+                  <wp:extent cx="5102482" cy="1555953"/>
+                  <wp:effectExtent b="0" l="0" r="0" t="0"/>
+                  <wp:docPr id="36" name="image52.png"/>
+                  <a:graphic>
+                    <a:graphicData uri="http://schemas.openxmlformats.org/drawingml/2006/picture">
+                      <pic:pic>
+                        <pic:nvPicPr>
+                          <pic:cNvPr id="0" name="image52.png"/>
+                          <pic:cNvPicPr preferRelativeResize="0"/>
+                        </pic:nvPicPr>
+                        <pic:blipFill>
+                          <a:blip r:embed="rId54"/>
+                          <a:srcRect b="0" l="0" r="0" t="0"/>
+                          <a:stretch>
+                            <a:fillRect/>
+                          </a:stretch>
+                        </pic:blipFill>
+                        <pic:spPr>
+                          <a:xfrm>
+                            <a:off x="0" y="0"/>
+                            <a:ext cx="5102482" cy="1555953"/>
+                          </a:xfrm>
+                          <a:prstGeom prst="rect"/>
+                          <a:ln/>
+                        </pic:spPr>
+                      </pic:pic>
+                    </a:graphicData>
+                  </a:graphic>
+                </wp:inline>
+              </w:drawing>
+            </w:r>
+            <w:r>
+              <w:rPr>
+                <w:rtl w:val="0"/>
+              </w:rPr>
+              <w:br w:type="textWrapping"/>
+              <w:t xml:space="preserve">Calcula la ruta más corta:</w:t>
+              <w:br w:type="textWrapping"/>
+            </w:r>
+            <w:r>
+              <w:rPr/>
+              <w:drawing>
+                <wp:inline distB="114300" distT="114300" distL="114300" distR="114300">
+                  <wp:extent cx="4429125" cy="2114550"/>
+                  <wp:effectExtent b="0" l="0" r="0" t="0"/>
+                  <wp:docPr id="44" name="image36.png"/>
+                  <a:graphic>
+                    <a:graphicData uri="http://schemas.openxmlformats.org/drawingml/2006/picture">
+                      <pic:pic>
+                        <pic:nvPicPr>
+                          <pic:cNvPr id="0" name="image36.png"/>
+                          <pic:cNvPicPr preferRelativeResize="0"/>
+                        </pic:nvPicPr>
+                        <pic:blipFill>
+                          <a:blip r:embed="rId55"/>
+                          <a:srcRect b="0" l="0" r="0" t="0"/>
+                          <a:stretch>
+                            <a:fillRect/>
+                          </a:stretch>
+                        </pic:blipFill>
+                        <pic:spPr>
+                          <a:xfrm>
+                            <a:off x="0" y="0"/>
+                            <a:ext cx="4429125" cy="2114550"/>
+                          </a:xfrm>
+                          <a:prstGeom prst="rect"/>
+                          <a:ln/>
+                        </pic:spPr>
+                      </pic:pic>
+                    </a:graphicData>
+                  </a:graphic>
+                </wp:inline>
+              </w:drawing>
+            </w:r>
+            <w:r>
+              <w:rPr>
+                <w:rtl w:val="0"/>
+              </w:rPr>
+              <w:br w:type="textWrapping"/>
+              <w:t xml:space="preserve">Si no existen los puntos, se muestra el siguiente mensaje:</w:t>
+              <w:br w:type="textWrapping"/>
+            </w:r>
+            <w:r>
+              <w:rPr/>
+              <w:drawing>
+                <wp:inline distB="114300" distT="114300" distL="114300" distR="114300">
+                  <wp:extent cx="4967288" cy="1063174"/>
+                  <wp:effectExtent b="0" l="0" r="0" t="0"/>
+                  <wp:docPr id="30" name="image19.png"/>
+                  <a:graphic>
+                    <a:graphicData uri="http://schemas.openxmlformats.org/drawingml/2006/picture">
+                      <pic:pic>
+                        <pic:nvPicPr>
+                          <pic:cNvPr id="0" name="image19.png"/>
+                          <pic:cNvPicPr preferRelativeResize="0"/>
+                        </pic:nvPicPr>
+                        <pic:blipFill>
+                          <a:blip r:embed="rId56"/>
+                          <a:srcRect b="0" l="0" r="0" t="0"/>
+                          <a:stretch>
+                            <a:fillRect/>
+                          </a:stretch>
+                        </pic:blipFill>
+                        <pic:spPr>
+                          <a:xfrm>
+                            <a:off x="0" y="0"/>
+                            <a:ext cx="4967288" cy="1063174"/>
+                          </a:xfrm>
+                          <a:prstGeom prst="rect"/>
+                          <a:ln/>
+                        </pic:spPr>
+                      </pic:pic>
+                    </a:graphicData>
+                  </a:graphic>
+                </wp:inline>
+              </w:drawing>
+            </w:r>
+            <w:r>
+              <w:rPr>
+                <w:rtl w:val="0"/>
+              </w:rPr>
+              <w:br w:type="textWrapping"/>
+              <w:br w:type="textWrapping"/>
+            </w:r>
+          </w:p>
+          <w:p>
+            <w:pPr>
+              <w:keepNext w:val="0"/>
+              <w:keepLines w:val="0"/>
+              <w:pageBreakBefore w:val="0"/>
+              <w:widowControl w:val="0"/>
+              <w:numPr>
+                <w:ilvl w:val="0"/>
+                <w:numId w:val="7"/>
+              </w:numPr>
+              <w:pBdr>
+                <w:top w:space="0" w:sz="0" w:val="nil"/>
+                <w:left w:space="0" w:sz="0" w:val="nil"/>
+                <w:bottom w:space="0" w:sz="0" w:val="nil"/>
+                <w:right w:space="0" w:sz="0" w:val="nil"/>
+                <w:between w:space="0" w:sz="0" w:val="nil"/>
+              </w:pBdr>
+              <w:shd w:fill="auto" w:val="clear"/>
+              <w:spacing w:after="0" w:before="0" w:line="240" w:lineRule="auto"/>
+              <w:ind w:left="720" w:right="0" w:hanging="360"/>
+              <w:jc w:val="left"/>
+              <w:rPr>
+                <w:u w:val="none"/>
+              </w:rPr>
+            </w:pPr>
+            <w:r>
+              <w:rPr>
+                <w:rtl w:val="0"/>
+              </w:rPr>
+              <w:t xml:space="preserve">Reports Dashboard</w:t>
+              <w:br w:type="textWrapping"/>
+            </w:r>
+            <w:r>
+              <w:rPr/>
+              <w:drawing>
+                <wp:inline distB="114300" distT="114300" distL="114300" distR="114300">
+                  <wp:extent cx="3571875" cy="1590675"/>
+                  <wp:effectExtent b="0" l="0" r="0" t="0"/>
+                  <wp:docPr id="23" name="image22.png"/>
+                  <a:graphic>
+                    <a:graphicData uri="http://schemas.openxmlformats.org/drawingml/2006/picture">
+                      <pic:pic>
+                        <pic:nvPicPr>
+                          <pic:cNvPr id="0" name="image22.png"/>
+                          <pic:cNvPicPr preferRelativeResize="0"/>
+                        </pic:nvPicPr>
+                        <pic:blipFill>
+                          <a:blip r:embed="rId57"/>
+                          <a:srcRect b="0" l="0" r="0" t="0"/>
+                          <a:stretch>
+                            <a:fillRect/>
+                          </a:stretch>
+                        </pic:blipFill>
+                        <pic:spPr>
+                          <a:xfrm>
+                            <a:off x="0" y="0"/>
+                            <a:ext cx="3571875" cy="1590675"/>
+                          </a:xfrm>
+                          <a:prstGeom prst="rect"/>
+                          <a:ln/>
+                        </pic:spPr>
+                      </pic:pic>
+                    </a:graphicData>
+                  </a:graphic>
+                </wp:inline>
+              </w:drawing>
+            </w:r>
+            <w:r>
+              <w:rPr>
+                <w:rtl w:val="0"/>
+              </w:rPr>
+              <w:br w:type="textWrapping"/>
+            </w:r>
+          </w:p>
+          <w:p>
+            <w:pPr>
+              <w:keepNext w:val="0"/>
+              <w:keepLines w:val="0"/>
+              <w:pageBreakBefore w:val="0"/>
+              <w:widowControl w:val="0"/>
+              <w:numPr>
+                <w:ilvl w:val="0"/>
+                <w:numId w:val="7"/>
+              </w:numPr>
+              <w:pBdr>
+                <w:top w:space="0" w:sz="0" w:val="nil"/>
+                <w:left w:space="0" w:sz="0" w:val="nil"/>
+                <w:bottom w:space="0" w:sz="0" w:val="nil"/>
+                <w:right w:space="0" w:sz="0" w:val="nil"/>
+                <w:between w:space="0" w:sz="0" w:val="nil"/>
+              </w:pBdr>
+              <w:shd w:fill="auto" w:val="clear"/>
+              <w:spacing w:after="0" w:before="0" w:line="240" w:lineRule="auto"/>
+              <w:ind w:left="720" w:right="0" w:hanging="360"/>
+              <w:jc w:val="left"/>
+              <w:rPr>
+                <w:u w:val="none"/>
+              </w:rPr>
+            </w:pPr>
+            <w:r>
+              <w:rPr>
+                <w:rtl w:val="0"/>
+              </w:rPr>
+              <w:t xml:space="preserve">Save / Load Data (Files)</w:t>
+            </w:r>
+            <w:r>
+              <w:rPr/>
+              <w:drawing>
+                <wp:inline distB="114300" distT="114300" distL="114300" distR="114300">
+                  <wp:extent cx="4057650" cy="1809750"/>
+                  <wp:effectExtent b="0" l="0" r="0" t="0"/>
+                  <wp:docPr id="22" name="image30.png"/>
+                  <a:graphic>
+                    <a:graphicData uri="http://schemas.openxmlformats.org/drawingml/2006/picture">
+                      <pic:pic>
+                        <pic:nvPicPr>
+                          <pic:cNvPr id="0" name="image30.png"/>
+                          <pic:cNvPicPr preferRelativeResize="0"/>
+                        </pic:nvPicPr>
+                        <pic:blipFill>
+                          <a:blip r:embed="rId58"/>
+                          <a:srcRect b="0" l="0" r="0" t="0"/>
+                          <a:stretch>
+                            <a:fillRect/>
+                          </a:stretch>
+                        </pic:blipFill>
+                        <pic:spPr>
+                          <a:xfrm>
+                            <a:off x="0" y="0"/>
+                            <a:ext cx="4057650" cy="1809750"/>
+                          </a:xfrm>
+                          <a:prstGeom prst="rect"/>
+                          <a:ln/>
+                        </pic:spPr>
+                      </pic:pic>
+                    </a:graphicData>
+                  </a:graphic>
+                </wp:inline>
+              </w:drawing>
+            </w:r>
+            <w:r>
+              <w:rPr>
+                <w:rtl w:val="0"/>
+              </w:rPr>
+              <w:br w:type="textWrapping"/>
               <w:br w:type="textWrapping"/>
             </w:r>
           </w:p>
@@ -5402,104 +5057,29 @@
     </w:tbl>
     <w:p>
       <w:pPr>
-        <w:spacing w:after="40" w:lineRule="auto"/>
-        <w:jc w:val="both"/>
-        <w:rPr>
-          <w:b w:val="1"/>
-          <w:bCs w:val="1"/>
-        </w:rPr>
-      </w:pPr>
+        <w:pStyle w:val="Heading1"/>
+        <w:spacing w:after="200" w:lineRule="auto"/>
+        <w:rPr/>
+      </w:pPr>
+      <w:bookmarkStart w:colFirst="0" w:colLast="0" w:name="_lwo2lhb5bfx8" w:id="11"/>
+      <w:bookmarkEnd w:id="11"/>
       <w:r>
         <w:rPr>
           <w:rtl w:val="0"/>
         </w:rPr>
+        <w:t xml:space="preserve">Distribución de Funciones entre los Integrantes del Grupo</w:t>
       </w:r>
     </w:p>
     <w:p>
       <w:pPr>
-        <w:spacing w:after="40" w:lineRule="auto"/>
-        <w:jc w:val="both"/>
-        <w:rPr>
-          <w:b w:val="1"/>
-          <w:bCs w:val="1"/>
-        </w:rPr>
+        <w:rPr/>
       </w:pPr>
       <w:r>
         <w:rPr>
           <w:rtl w:val="0"/>
         </w:rPr>
-      </w:r>
-    </w:p>
-    <w:p>
-      <w:pPr>
-        <w:spacing w:after="40" w:lineRule="auto"/>
-        <w:jc w:val="both"/>
-        <w:rPr>
-          <w:b w:val="1"/>
-          <w:bCs w:val="1"/>
-        </w:rPr>
-      </w:pPr>
-      <w:r>
-        <w:rPr>
-          <w:b w:val="1"/>
-          <w:bCs w:val="1"/>
-          <w:rtl w:val="0"/>
-        </w:rPr>
-        <w:t xml:space="preserve">Análisis de resultados: objetivos alcanzados, objetivos no alcanzados y razones.</w:t>
-      </w:r>
-    </w:p>
-    <w:p>
-      <w:pPr>
-        <w:spacing w:after="40" w:lineRule="auto"/>
-        <w:jc w:val="both"/>
-        <w:rPr>
-          <w:b w:val="1"/>
-          <w:bCs w:val="1"/>
-        </w:rPr>
-      </w:pPr>
-      <w:r>
-        <w:rPr>
-          <w:rtl w:val="0"/>
-        </w:rPr>
-      </w:r>
-    </w:p>
-    <w:p>
-      <w:pPr>
-        <w:spacing w:after="40" w:lineRule="auto"/>
-        <w:jc w:val="both"/>
-        <w:rPr>
-          <w:b w:val="1"/>
-          <w:bCs w:val="1"/>
-        </w:rPr>
-      </w:pPr>
-      <w:r>
-        <w:rPr>
-          <w:b w:val="1"/>
-          <w:bCs w:val="1"/>
-          <w:rtl w:val="0"/>
-        </w:rPr>
-        <w:t xml:space="preserve">Distribución de funciones entre los integrantes del grupo.</w:t>
-      </w:r>
-    </w:p>
-    <w:p>
-      <w:pPr>
-        <w:spacing w:after="40" w:lineRule="auto"/>
-        <w:jc w:val="both"/>
-        <w:rPr/>
-      </w:pPr>
-      <w:r>
-        <w:rPr>
-          <w:rtl w:val="0"/>
-        </w:rPr>
         <w:t xml:space="preserve">Las funciones fueron divididas de las siguiente manera:</w:t>
       </w:r>
-    </w:p>
-    <w:p>
-      <w:pPr>
-        <w:spacing w:after="40" w:lineRule="auto"/>
-        <w:jc w:val="both"/>
-        <w:rPr/>
-      </w:pPr>
       <w:r>
         <w:rPr>
           <w:rtl w:val="0"/>
@@ -5554,24 +5134,21 @@
           </w:tcPr>
           <w:p>
             <w:pPr>
-              <w:pStyle w:val="Heading2"/>
               <w:widowControl w:val="0"/>
-              <w:spacing w:after="120" w:before="120" w:line="240" w:lineRule="auto"/>
+              <w:spacing w:before="120" w:line="240" w:lineRule="auto"/>
               <w:jc w:val="center"/>
-              <w:rPr/>
+              <w:rPr>
+                <w:sz w:val="24"/>
+                <w:szCs w:val="24"/>
+              </w:rPr>
             </w:pPr>
-            <w:bookmarkStart w:colFirst="0" w:colLast="0" w:name="_nkkel24j4dqf" w:id="0"/>
-            <w:bookmarkEnd w:id="0"/>
-            <w:r>
-              <w:rPr>
+            <w:r>
+              <w:rPr>
+                <w:sz w:val="24"/>
+                <w:szCs w:val="24"/>
                 <w:rtl w:val="0"/>
               </w:rPr>
               <w:t xml:space="preserve">Reparto de funciones entre los integrantes del grupo</w:t>
-            </w:r>
-            <w:r>
-              <w:rPr>
-                <w:rtl w:val="0"/>
-              </w:rPr>
             </w:r>
           </w:p>
         </w:tc>
@@ -5608,7 +5185,7 @@
               <w:shd w:fill="auto" w:val="clear"/>
               <w:spacing w:after="0" w:before="0" w:line="240" w:lineRule="auto"/>
               <w:ind w:left="0" w:right="0" w:firstLine="0"/>
-              <w:jc w:val="center"/>
+              <w:jc w:val="left"/>
               <w:rPr/>
             </w:pPr>
             <w:r>
@@ -5632,7 +5209,8 @@
           </w:tcPr>
           <w:p>
             <w:pPr>
-              <w:jc w:val="center"/>
+              <w:ind w:left="0" w:firstLine="0"/>
+              <w:jc w:val="left"/>
               <w:rPr>
                 <w:sz w:val="16"/>
                 <w:szCs w:val="16"/>
@@ -5664,7 +5242,8 @@
           </w:tcPr>
           <w:p>
             <w:pPr>
-              <w:jc w:val="center"/>
+              <w:ind w:left="0" w:firstLine="0"/>
+              <w:jc w:val="left"/>
               <w:rPr/>
             </w:pPr>
             <w:r>
@@ -5713,7 +5292,7 @@
               <w:shd w:fill="auto" w:val="clear"/>
               <w:spacing w:after="0" w:before="0" w:line="240" w:lineRule="auto"/>
               <w:ind w:left="0" w:right="0" w:firstLine="0"/>
-              <w:jc w:val="center"/>
+              <w:jc w:val="left"/>
               <w:rPr/>
             </w:pPr>
             <w:r>
@@ -5751,7 +5330,7 @@
               <w:shd w:fill="auto" w:val="clear"/>
               <w:spacing w:after="0" w:before="0" w:line="240" w:lineRule="auto"/>
               <w:ind w:left="0" w:right="0" w:firstLine="0"/>
-              <w:jc w:val="center"/>
+              <w:jc w:val="left"/>
               <w:rPr/>
             </w:pPr>
             <w:r>
@@ -5789,7 +5368,7 @@
               <w:shd w:fill="auto" w:val="clear"/>
               <w:spacing w:after="0" w:before="0" w:line="240" w:lineRule="auto"/>
               <w:ind w:left="0" w:right="0" w:firstLine="0"/>
-              <w:jc w:val="center"/>
+              <w:jc w:val="left"/>
               <w:rPr/>
             </w:pPr>
             <w:r>
@@ -5821,7 +5400,8 @@
             <w:pPr>
               <w:widowControl w:val="0"/>
               <w:spacing w:line="240" w:lineRule="auto"/>
-              <w:jc w:val="center"/>
+              <w:ind w:left="0" w:firstLine="0"/>
+              <w:jc w:val="left"/>
               <w:rPr/>
             </w:pPr>
             <w:r>
@@ -5859,7 +5439,7 @@
               <w:shd w:fill="auto" w:val="clear"/>
               <w:spacing w:after="0" w:before="0" w:line="240" w:lineRule="auto"/>
               <w:ind w:left="0" w:right="0" w:firstLine="0"/>
-              <w:jc w:val="center"/>
+              <w:jc w:val="left"/>
               <w:rPr/>
             </w:pPr>
             <w:r>
@@ -5897,7 +5477,7 @@
               <w:shd w:fill="auto" w:val="clear"/>
               <w:spacing w:after="0" w:before="0" w:line="240" w:lineRule="auto"/>
               <w:ind w:left="0" w:right="0" w:firstLine="0"/>
-              <w:jc w:val="center"/>
+              <w:jc w:val="left"/>
               <w:rPr/>
             </w:pPr>
             <w:r>
@@ -5929,7 +5509,8 @@
             <w:pPr>
               <w:widowControl w:val="0"/>
               <w:spacing w:line="240" w:lineRule="auto"/>
-              <w:jc w:val="center"/>
+              <w:ind w:left="0" w:firstLine="0"/>
+              <w:jc w:val="left"/>
               <w:rPr/>
             </w:pPr>
             <w:r>
@@ -5978,7 +5559,7 @@
               <w:shd w:fill="auto" w:val="clear"/>
               <w:spacing w:after="0" w:before="0" w:line="240" w:lineRule="auto"/>
               <w:ind w:left="0" w:right="0" w:firstLine="0"/>
-              <w:jc w:val="center"/>
+              <w:jc w:val="left"/>
               <w:rPr/>
             </w:pPr>
             <w:r>
@@ -6016,7 +5597,7 @@
               <w:shd w:fill="auto" w:val="clear"/>
               <w:spacing w:after="0" w:before="0" w:line="240" w:lineRule="auto"/>
               <w:ind w:left="0" w:right="0" w:firstLine="0"/>
-              <w:jc w:val="center"/>
+              <w:jc w:val="left"/>
               <w:rPr/>
             </w:pPr>
             <w:r>
@@ -6032,8 +5613,12 @@
     <w:p>
       <w:pPr>
         <w:spacing w:after="40" w:lineRule="auto"/>
+        <w:ind w:left="0" w:firstLine="0"/>
         <w:jc w:val="both"/>
-        <w:rPr/>
+        <w:rPr>
+          <w:b w:val="1"/>
+          <w:bCs w:val="1"/>
+        </w:rPr>
       </w:pPr>
       <w:r>
         <w:rPr>
@@ -6043,13 +5628,15 @@
     </w:p>
     <w:p>
       <w:pPr>
-        <w:spacing w:after="40" w:lineRule="auto"/>
-        <w:jc w:val="both"/>
-        <w:rPr>
-          <w:b w:val="1"/>
-          <w:bCs w:val="1"/>
-        </w:rPr>
-      </w:pPr>
+        <w:pStyle w:val="Heading1"/>
+        <w:spacing w:after="200" w:lineRule="auto"/>
+        <w:rPr/>
+      </w:pPr>
+      <w:bookmarkStart w:colFirst="0" w:colLast="0" w:name="_p0r58cxi3yha" w:id="12"/>
+      <w:bookmarkEnd w:id="12"/>
+      <w:r>
+        <w:br w:type="page"/>
+      </w:r>
       <w:r>
         <w:rPr>
           <w:rtl w:val="0"/>
@@ -6058,20 +5645,17 @@
     </w:p>
     <w:p>
       <w:pPr>
-        <w:spacing w:after="40" w:lineRule="auto"/>
-        <w:jc w:val="both"/>
-        <w:rPr>
-          <w:b w:val="1"/>
-          <w:bCs w:val="1"/>
-        </w:rPr>
-      </w:pPr>
-      <w:r>
-        <w:rPr>
-          <w:b w:val="1"/>
-          <w:bCs w:val="1"/>
+        <w:pStyle w:val="Heading1"/>
+        <w:spacing w:after="200" w:lineRule="auto"/>
+        <w:rPr/>
+      </w:pPr>
+      <w:bookmarkStart w:colFirst="0" w:colLast="0" w:name="_mm4sghqaykl8" w:id="13"/>
+      <w:bookmarkEnd w:id="13"/>
+      <w:r>
+        <w:rPr>
           <w:rtl w:val="0"/>
         </w:rPr>
-        <w:t xml:space="preserve">Evidencias de uso de GitHub o GitLab.</w:t>
+        <w:t xml:space="preserve">Evidencias de uso de GitHub o GitLab</w:t>
       </w:r>
     </w:p>
     <w:p>
@@ -6090,10 +5674,10 @@
     </w:p>
     <w:p>
       <w:pPr>
-        <w:jc w:val="left"/>
+        <w:jc w:val="both"/>
         <w:rPr/>
       </w:pPr>
-      <w:hyperlink r:id="rId44">
+      <w:hyperlink r:id="rId59">
         <w:r>
           <w:rPr>
             <w:color w:val="1155cc"/>
@@ -6112,68 +5696,70 @@
     </w:p>
     <w:p>
       <w:pPr>
-        <w:jc w:val="left"/>
+        <w:pStyle w:val="Heading1"/>
         <w:rPr/>
       </w:pPr>
+      <w:bookmarkStart w:colFirst="0" w:colLast="0" w:name="_3p9b8jd774u0" w:id="14"/>
+      <w:bookmarkEnd w:id="14"/>
       <w:r>
         <w:rPr>
           <w:rtl w:val="0"/>
         </w:rPr>
+        <w:t xml:space="preserve">Análisis de Resultados</w:t>
       </w:r>
     </w:p>
     <w:p>
       <w:pPr>
-        <w:jc w:val="left"/>
-        <w:rPr>
-          <w:b w:val="1"/>
-          <w:bCs w:val="1"/>
-        </w:rPr>
-      </w:pPr>
-      <w:r>
-        <w:rPr>
-          <w:b w:val="1"/>
-          <w:bCs w:val="1"/>
+        <w:pStyle w:val="Heading2"/>
+        <w:rPr/>
+      </w:pPr>
+      <w:bookmarkStart w:colFirst="0" w:colLast="0" w:name="_8tfem08apwam" w:id="15"/>
+      <w:bookmarkEnd w:id="15"/>
+      <w:r>
+        <w:rPr>
           <w:rtl w:val="0"/>
         </w:rPr>
-        <w:t xml:space="preserve">Análisis de resultados:</w:t>
+        <w:t xml:space="preserve">Objetivos alcanzados</w:t>
       </w:r>
     </w:p>
     <w:p>
       <w:pPr>
         <w:ind w:left="0" w:firstLine="720"/>
-        <w:jc w:val="left"/>
+        <w:jc w:val="both"/>
         <w:rPr/>
       </w:pPr>
       <w:r>
         <w:rPr>
           <w:rtl w:val="0"/>
         </w:rPr>
-        <w:t xml:space="preserve">Objetivos alcanzados: Uno de los objetivos principales era el encontrar la manera de construir la solución computacional de manera ordenada, lo cual se alcanzó tomando en cuenta el posible formato enviado en las instrucciones y conversando sobre nuestros avances en el código, de esta manera nos aseguramos de poder implementar funciones de ser necesario al momento de crear otros requerimientos finales. </w:t>
+        <w:t xml:space="preserve">Uno de los objetivos principales era el encontrar la manera de construir la solución computacional de manera ordenada, lo cual se alcanzó tomando en cuenta el posible formato enviado en las instrucciones y conversando sobre nuestros avances en el código, de esta manera nos aseguramos de poder implementar funciones de ser necesario al momento de crear otros requerimientos finales. </w:t>
       </w:r>
     </w:p>
     <w:p>
       <w:pPr>
-        <w:ind w:left="0" w:firstLine="720"/>
-        <w:jc w:val="left"/>
+        <w:pStyle w:val="Heading2"/>
         <w:rPr/>
       </w:pPr>
+      <w:bookmarkStart w:colFirst="0" w:colLast="0" w:name="_lr108l8l2y" w:id="16"/>
+      <w:bookmarkEnd w:id="16"/>
       <w:r>
         <w:rPr>
           <w:rtl w:val="0"/>
         </w:rPr>
+        <w:t xml:space="preserve">Objetivos no alcanzados</w:t>
       </w:r>
     </w:p>
     <w:p>
       <w:pPr>
         <w:ind w:left="0" w:firstLine="720"/>
-        <w:jc w:val="left"/>
+        <w:jc w:val="both"/>
         <w:rPr/>
       </w:pPr>
       <w:r>
         <w:rPr>
           <w:rtl w:val="0"/>
         </w:rPr>
-        <w:t xml:space="preserve">Objetivos no alcanzados: La creación de validaciones concretas para todos los posibles comportamientos de las funciones fué algo que nos costó realizar debido a que nos concentramos en asegurar el funcionamiento adecuado de la solución computacional cuando se le da un uso correcto por parte de usuario, debido a lo anterior fallamos en generar una respuesta adecuada al darle mal uso a la solución propuesta a los problemas planteados. </w:t>
+        <w:t xml:space="preserve">La creación de validaciones concretas para todos los posibles comportamientos de las funciones fué algo que nos costó realizar debido a que nos concentramos en asegurar el funcionamiento adecuado de la solución computacional cuando se le da un uso correcto por parte de usuario, debido a lo anterior fallamos en generar una respuesta adecuada al darle mal uso a la solución propuesta a los problemas planteados. </w:t>
       </w:r>
       <w:r>
         <w:rPr>
@@ -6182,10 +5768,10 @@
       </w:r>
     </w:p>
     <w:sectPr>
-      <w:headerReference r:id="rId45" w:type="default"/>
-      <w:headerReference r:id="rId46" w:type="first"/>
-      <w:footerReference r:id="rId47" w:type="default"/>
-      <w:footerReference r:id="rId48" w:type="first"/>
+      <w:headerReference r:id="rId60" w:type="default"/>
+      <w:headerReference r:id="rId61" w:type="first"/>
+      <w:footerReference r:id="rId62" w:type="default"/>
+      <w:footerReference r:id="rId63" w:type="first"/>
       <w:pgSz w:h="16834" w:w="11909" w:orient="portrait"/>
       <w:pgMar w:bottom="1440" w:top="1440" w:left="1440" w:right="1440" w:header="720" w:footer="720"/>
       <w:pgNumType w:start="1"/>
@@ -6238,6 +5824,7 @@
   <w:p>
     <w:pPr>
       <w:spacing w:line="240" w:lineRule="auto"/>
+      <w:ind w:left="0" w:firstLine="0"/>
       <w:rPr>
         <w:b w:val="1"/>
         <w:bCs w:val="1"/>
@@ -6263,15 +5850,15 @@
           <wp:positionV relativeFrom="paragraph">
             <wp:posOffset>-342899</wp:posOffset>
           </wp:positionV>
-          <wp:extent cx="1090613" cy="833998"/>
+          <wp:extent cx="995363" cy="761669"/>
           <wp:effectExtent b="0" l="0" r="0" t="0"/>
           <wp:wrapNone/>
-          <wp:docPr id="43" name="image39.png"/>
+          <wp:docPr id="52" name="image53.png"/>
           <a:graphic>
             <a:graphicData uri="http://schemas.openxmlformats.org/drawingml/2006/picture">
               <pic:pic>
                 <pic:nvPicPr>
-                  <pic:cNvPr id="0" name="image39.png"/>
+                  <pic:cNvPr id="0" name="image53.png"/>
                   <pic:cNvPicPr preferRelativeResize="0"/>
                 </pic:nvPicPr>
                 <pic:blipFill>
@@ -6284,7 +5871,7 @@
                 <pic:spPr>
                   <a:xfrm>
                     <a:off x="0" y="0"/>
-                    <a:ext cx="1090613" cy="833998"/>
+                    <a:ext cx="995363" cy="761669"/>
                   </a:xfrm>
                   <a:prstGeom prst="rect"/>
                   <a:ln/>
@@ -6299,6 +5886,7 @@
   <w:p>
     <w:pPr>
       <w:spacing w:line="240" w:lineRule="auto"/>
+      <w:ind w:left="0" w:firstLine="0"/>
       <w:rPr>
         <w:b w:val="1"/>
         <w:bCs w:val="1"/>
@@ -6317,13 +5905,15 @@
   </w:p>
   <w:p>
     <w:pPr>
+      <w:spacing w:after="0" w:lineRule="auto"/>
+      <w:ind w:left="0" w:firstLine="0"/>
       <w:rPr/>
     </w:pPr>
     <w:r>
       <w:rPr>
         <w:rtl w:val="0"/>
       </w:rPr>
-      <w:t xml:space="preserve">Proyecto Programado</w:t>
+      <w:t xml:space="preserve">Proyecto Programado: ROUTEPACK</w:t>
     </w:r>
     <w:r>
       <w:rPr>
@@ -6340,7 +5930,8 @@
         <w:right w:color="auto" w:space="0" w:sz="0" w:val="none"/>
         <w:between w:color="auto" w:space="0" w:sz="0" w:val="none"/>
       </w:pBdr>
-      <w:spacing w:line="240" w:lineRule="auto"/>
+      <w:spacing w:after="0" w:line="240" w:lineRule="auto"/>
+      <w:ind w:left="0" w:firstLine="0"/>
       <w:rPr/>
     </w:pPr>
     <w:r>
@@ -6350,7 +5941,8 @@
         <w:szCs w:val="24"/>
         <w:rtl w:val="0"/>
       </w:rPr>
-      <w:t xml:space="preserve">____________________________________________________________</w:t>
+      <w:t xml:space="preserve">__________________________________________________________________</w:t>
+      <w:br w:type="textWrapping"/>
     </w:r>
     <w:r>
       <w:rPr>
@@ -6931,6 +6523,116 @@
   <w:abstractNum w:abstractNumId="6">
     <w:lvl w:ilvl="0">
       <w:start w:val="1"/>
+      <w:numFmt w:val="bullet"/>
+      <w:lvlText w:val="●"/>
+      <w:lvlJc w:val="left"/>
+      <w:pPr>
+        <w:ind w:left="720" w:hanging="360"/>
+      </w:pPr>
+      <w:rPr>
+        <w:u w:val="none"/>
+      </w:rPr>
+    </w:lvl>
+    <w:lvl w:ilvl="1">
+      <w:start w:val="1"/>
+      <w:numFmt w:val="bullet"/>
+      <w:lvlText w:val="○"/>
+      <w:lvlJc w:val="left"/>
+      <w:pPr>
+        <w:ind w:left="1440" w:hanging="360"/>
+      </w:pPr>
+      <w:rPr>
+        <w:u w:val="none"/>
+      </w:rPr>
+    </w:lvl>
+    <w:lvl w:ilvl="2">
+      <w:start w:val="1"/>
+      <w:numFmt w:val="bullet"/>
+      <w:lvlText w:val="■"/>
+      <w:lvlJc w:val="left"/>
+      <w:pPr>
+        <w:ind w:left="2160" w:hanging="360"/>
+      </w:pPr>
+      <w:rPr>
+        <w:u w:val="none"/>
+      </w:rPr>
+    </w:lvl>
+    <w:lvl w:ilvl="3">
+      <w:start w:val="1"/>
+      <w:numFmt w:val="bullet"/>
+      <w:lvlText w:val="●"/>
+      <w:lvlJc w:val="left"/>
+      <w:pPr>
+        <w:ind w:left="2880" w:hanging="360"/>
+      </w:pPr>
+      <w:rPr>
+        <w:u w:val="none"/>
+      </w:rPr>
+    </w:lvl>
+    <w:lvl w:ilvl="4">
+      <w:start w:val="1"/>
+      <w:numFmt w:val="bullet"/>
+      <w:lvlText w:val="○"/>
+      <w:lvlJc w:val="left"/>
+      <w:pPr>
+        <w:ind w:left="3600" w:hanging="360"/>
+      </w:pPr>
+      <w:rPr>
+        <w:u w:val="none"/>
+      </w:rPr>
+    </w:lvl>
+    <w:lvl w:ilvl="5">
+      <w:start w:val="1"/>
+      <w:numFmt w:val="bullet"/>
+      <w:lvlText w:val="■"/>
+      <w:lvlJc w:val="left"/>
+      <w:pPr>
+        <w:ind w:left="4320" w:hanging="360"/>
+      </w:pPr>
+      <w:rPr>
+        <w:u w:val="none"/>
+      </w:rPr>
+    </w:lvl>
+    <w:lvl w:ilvl="6">
+      <w:start w:val="1"/>
+      <w:numFmt w:val="bullet"/>
+      <w:lvlText w:val="●"/>
+      <w:lvlJc w:val="left"/>
+      <w:pPr>
+        <w:ind w:left="5040" w:hanging="360"/>
+      </w:pPr>
+      <w:rPr>
+        <w:u w:val="none"/>
+      </w:rPr>
+    </w:lvl>
+    <w:lvl w:ilvl="7">
+      <w:start w:val="1"/>
+      <w:numFmt w:val="bullet"/>
+      <w:lvlText w:val="○"/>
+      <w:lvlJc w:val="left"/>
+      <w:pPr>
+        <w:ind w:left="5760" w:hanging="360"/>
+      </w:pPr>
+      <w:rPr>
+        <w:u w:val="none"/>
+      </w:rPr>
+    </w:lvl>
+    <w:lvl w:ilvl="8">
+      <w:start w:val="1"/>
+      <w:numFmt w:val="bullet"/>
+      <w:lvlText w:val="■"/>
+      <w:lvlJc w:val="left"/>
+      <w:pPr>
+        <w:ind w:left="6480" w:hanging="360"/>
+      </w:pPr>
+      <w:rPr>
+        <w:u w:val="none"/>
+      </w:rPr>
+    </w:lvl>
+  </w:abstractNum>
+  <w:abstractNum w:abstractNumId="7">
+    <w:lvl w:ilvl="0">
+      <w:start w:val="1"/>
       <w:numFmt w:val="decimal"/>
       <w:lvlText w:val="%1."/>
       <w:lvlJc w:val="left"/>
@@ -7038,116 +6740,6 @@
       </w:rPr>
     </w:lvl>
   </w:abstractNum>
-  <w:abstractNum w:abstractNumId="7">
-    <w:lvl w:ilvl="0">
-      <w:start w:val="1"/>
-      <w:numFmt w:val="bullet"/>
-      <w:lvlText w:val="●"/>
-      <w:lvlJc w:val="left"/>
-      <w:pPr>
-        <w:ind w:left="720" w:hanging="360"/>
-      </w:pPr>
-      <w:rPr>
-        <w:u w:val="none"/>
-      </w:rPr>
-    </w:lvl>
-    <w:lvl w:ilvl="1">
-      <w:start w:val="1"/>
-      <w:numFmt w:val="bullet"/>
-      <w:lvlText w:val="○"/>
-      <w:lvlJc w:val="left"/>
-      <w:pPr>
-        <w:ind w:left="1440" w:hanging="360"/>
-      </w:pPr>
-      <w:rPr>
-        <w:u w:val="none"/>
-      </w:rPr>
-    </w:lvl>
-    <w:lvl w:ilvl="2">
-      <w:start w:val="1"/>
-      <w:numFmt w:val="bullet"/>
-      <w:lvlText w:val="■"/>
-      <w:lvlJc w:val="left"/>
-      <w:pPr>
-        <w:ind w:left="2160" w:hanging="360"/>
-      </w:pPr>
-      <w:rPr>
-        <w:u w:val="none"/>
-      </w:rPr>
-    </w:lvl>
-    <w:lvl w:ilvl="3">
-      <w:start w:val="1"/>
-      <w:numFmt w:val="bullet"/>
-      <w:lvlText w:val="●"/>
-      <w:lvlJc w:val="left"/>
-      <w:pPr>
-        <w:ind w:left="2880" w:hanging="360"/>
-      </w:pPr>
-      <w:rPr>
-        <w:u w:val="none"/>
-      </w:rPr>
-    </w:lvl>
-    <w:lvl w:ilvl="4">
-      <w:start w:val="1"/>
-      <w:numFmt w:val="bullet"/>
-      <w:lvlText w:val="○"/>
-      <w:lvlJc w:val="left"/>
-      <w:pPr>
-        <w:ind w:left="3600" w:hanging="360"/>
-      </w:pPr>
-      <w:rPr>
-        <w:u w:val="none"/>
-      </w:rPr>
-    </w:lvl>
-    <w:lvl w:ilvl="5">
-      <w:start w:val="1"/>
-      <w:numFmt w:val="bullet"/>
-      <w:lvlText w:val="■"/>
-      <w:lvlJc w:val="left"/>
-      <w:pPr>
-        <w:ind w:left="4320" w:hanging="360"/>
-      </w:pPr>
-      <w:rPr>
-        <w:u w:val="none"/>
-      </w:rPr>
-    </w:lvl>
-    <w:lvl w:ilvl="6">
-      <w:start w:val="1"/>
-      <w:numFmt w:val="bullet"/>
-      <w:lvlText w:val="●"/>
-      <w:lvlJc w:val="left"/>
-      <w:pPr>
-        <w:ind w:left="5040" w:hanging="360"/>
-      </w:pPr>
-      <w:rPr>
-        <w:u w:val="none"/>
-      </w:rPr>
-    </w:lvl>
-    <w:lvl w:ilvl="7">
-      <w:start w:val="1"/>
-      <w:numFmt w:val="bullet"/>
-      <w:lvlText w:val="○"/>
-      <w:lvlJc w:val="left"/>
-      <w:pPr>
-        <w:ind w:left="5760" w:hanging="360"/>
-      </w:pPr>
-      <w:rPr>
-        <w:u w:val="none"/>
-      </w:rPr>
-    </w:lvl>
-    <w:lvl w:ilvl="8">
-      <w:start w:val="1"/>
-      <w:numFmt w:val="bullet"/>
-      <w:lvlText w:val="■"/>
-      <w:lvlJc w:val="left"/>
-      <w:pPr>
-        <w:ind w:left="6480" w:hanging="360"/>
-      </w:pPr>
-      <w:rPr>
-        <w:u w:val="none"/>
-      </w:rPr>
-    </w:lvl>
-  </w:abstractNum>
   <w:abstractNum w:abstractNumId="8">
     <w:lvl w:ilvl="0">
       <w:start w:val="1"/>
@@ -7479,116 +7071,6 @@
     </w:lvl>
   </w:abstractNum>
   <w:abstractNum w:abstractNumId="11">
-    <w:lvl w:ilvl="0">
-      <w:start w:val="1"/>
-      <w:numFmt w:val="bullet"/>
-      <w:lvlText w:val="●"/>
-      <w:lvlJc w:val="left"/>
-      <w:pPr>
-        <w:ind w:left="720" w:hanging="360"/>
-      </w:pPr>
-      <w:rPr>
-        <w:u w:val="none"/>
-      </w:rPr>
-    </w:lvl>
-    <w:lvl w:ilvl="1">
-      <w:start w:val="1"/>
-      <w:numFmt w:val="bullet"/>
-      <w:lvlText w:val="○"/>
-      <w:lvlJc w:val="left"/>
-      <w:pPr>
-        <w:ind w:left="1440" w:hanging="360"/>
-      </w:pPr>
-      <w:rPr>
-        <w:u w:val="none"/>
-      </w:rPr>
-    </w:lvl>
-    <w:lvl w:ilvl="2">
-      <w:start w:val="1"/>
-      <w:numFmt w:val="bullet"/>
-      <w:lvlText w:val="■"/>
-      <w:lvlJc w:val="left"/>
-      <w:pPr>
-        <w:ind w:left="2160" w:hanging="360"/>
-      </w:pPr>
-      <w:rPr>
-        <w:u w:val="none"/>
-      </w:rPr>
-    </w:lvl>
-    <w:lvl w:ilvl="3">
-      <w:start w:val="1"/>
-      <w:numFmt w:val="bullet"/>
-      <w:lvlText w:val="●"/>
-      <w:lvlJc w:val="left"/>
-      <w:pPr>
-        <w:ind w:left="2880" w:hanging="360"/>
-      </w:pPr>
-      <w:rPr>
-        <w:u w:val="none"/>
-      </w:rPr>
-    </w:lvl>
-    <w:lvl w:ilvl="4">
-      <w:start w:val="1"/>
-      <w:numFmt w:val="bullet"/>
-      <w:lvlText w:val="○"/>
-      <w:lvlJc w:val="left"/>
-      <w:pPr>
-        <w:ind w:left="3600" w:hanging="360"/>
-      </w:pPr>
-      <w:rPr>
-        <w:u w:val="none"/>
-      </w:rPr>
-    </w:lvl>
-    <w:lvl w:ilvl="5">
-      <w:start w:val="1"/>
-      <w:numFmt w:val="bullet"/>
-      <w:lvlText w:val="■"/>
-      <w:lvlJc w:val="left"/>
-      <w:pPr>
-        <w:ind w:left="4320" w:hanging="360"/>
-      </w:pPr>
-      <w:rPr>
-        <w:u w:val="none"/>
-      </w:rPr>
-    </w:lvl>
-    <w:lvl w:ilvl="6">
-      <w:start w:val="1"/>
-      <w:numFmt w:val="bullet"/>
-      <w:lvlText w:val="●"/>
-      <w:lvlJc w:val="left"/>
-      <w:pPr>
-        <w:ind w:left="5040" w:hanging="360"/>
-      </w:pPr>
-      <w:rPr>
-        <w:u w:val="none"/>
-      </w:rPr>
-    </w:lvl>
-    <w:lvl w:ilvl="7">
-      <w:start w:val="1"/>
-      <w:numFmt w:val="bullet"/>
-      <w:lvlText w:val="○"/>
-      <w:lvlJc w:val="left"/>
-      <w:pPr>
-        <w:ind w:left="5760" w:hanging="360"/>
-      </w:pPr>
-      <w:rPr>
-        <w:u w:val="none"/>
-      </w:rPr>
-    </w:lvl>
-    <w:lvl w:ilvl="8">
-      <w:start w:val="1"/>
-      <w:numFmt w:val="bullet"/>
-      <w:lvlText w:val="■"/>
-      <w:lvlJc w:val="left"/>
-      <w:pPr>
-        <w:ind w:left="6480" w:hanging="360"/>
-      </w:pPr>
-      <w:rPr>
-        <w:u w:val="none"/>
-      </w:rPr>
-    </w:lvl>
-  </w:abstractNum>
-  <w:abstractNum w:abstractNumId="12">
     <w:lvl w:ilvl="0">
       <w:start w:val="1"/>
       <w:numFmt w:val="bullet"/>
@@ -7731,9 +7213,6 @@
   <w:num w:numId="11">
     <w:abstractNumId w:val="11"/>
   </w:num>
-  <w:num w:numId="12">
-    <w:abstractNumId w:val="12"/>
-  </w:num>
 </w:numbering>
 </file>
 
@@ -7750,7 +7229,9 @@
     </w:rPrDefault>
     <w:pPrDefault>
       <w:pPr>
-        <w:spacing w:line="276" w:lineRule="auto"/>
+        <w:spacing w:after="200" w:line="276" w:lineRule="auto"/>
+        <w:ind w:firstLine="720"/>
+        <w:jc w:val="both"/>
       </w:pPr>
     </w:pPrDefault>
   </w:docDefaults>
@@ -7775,8 +7256,8 @@
     <w:pPr>
       <w:keepNext w:val="1"/>
       <w:keepLines w:val="1"/>
-      <w:pageBreakBefore w:val="0"/>
       <w:spacing w:after="120" w:before="400" w:lineRule="auto"/>
+      <w:ind w:firstLine="0"/>
     </w:pPr>
     <w:rPr>
       <w:sz w:val="40"/>
@@ -7790,12 +7271,10 @@
     <w:pPr>
       <w:keepNext w:val="1"/>
       <w:keepLines w:val="1"/>
-      <w:pageBreakBefore w:val="0"/>
       <w:spacing w:after="120" w:before="360" w:lineRule="auto"/>
+      <w:ind w:firstLine="0"/>
     </w:pPr>
     <w:rPr>
-      <w:b w:val="0"/>
-      <w:bCs w:val="0"/>
       <w:sz w:val="32"/>
       <w:szCs w:val="32"/>
     </w:rPr>

--- a/documentacion/Proyecto_Algoritmos.docx
+++ b/documentacion/Proyecto_Algoritmos.docx
@@ -28,12 +28,12 @@
             <wp:extent cx="3338513" cy="754402"/>
             <wp:effectExtent b="0" l="0" r="0" t="0"/>
             <wp:wrapNone/>
-            <wp:docPr id="37" name="image41.png"/>
+            <wp:docPr id="37" name="image30.png"/>
             <a:graphic>
               <a:graphicData uri="http://schemas.openxmlformats.org/drawingml/2006/picture">
                 <pic:pic>
                   <pic:nvPicPr>
-                    <pic:cNvPr id="0" name="image41.png"/>
+                    <pic:cNvPr id="0" name="image30.png"/>
                     <pic:cNvPicPr preferRelativeResize="0"/>
                   </pic:nvPicPr>
                   <pic:blipFill>
@@ -1582,12 +1582,12 @@
                 <wp:inline distB="114300" distT="114300" distL="114300" distR="114300">
                   <wp:extent cx="2300288" cy="4667667"/>
                   <wp:effectExtent b="0" l="0" r="0" t="0"/>
-                  <wp:docPr id="2" name="image6.png"/>
+                  <wp:docPr id="2" name="image7.png"/>
                   <a:graphic>
                     <a:graphicData uri="http://schemas.openxmlformats.org/drawingml/2006/picture">
                       <pic:pic>
                         <pic:nvPicPr>
-                          <pic:cNvPr id="0" name="image6.png"/>
+                          <pic:cNvPr id="0" name="image7.png"/>
                           <pic:cNvPicPr preferRelativeResize="0"/>
                         </pic:nvPicPr>
                         <pic:blipFill>
@@ -1674,12 +1674,12 @@
                 <wp:inline distB="114300" distT="114300" distL="114300" distR="114300">
                   <wp:extent cx="3876675" cy="904875"/>
                   <wp:effectExtent b="0" l="0" r="0" t="0"/>
-                  <wp:docPr id="49" name="image46.png"/>
+                  <wp:docPr id="49" name="image48.png"/>
                   <a:graphic>
                     <a:graphicData uri="http://schemas.openxmlformats.org/drawingml/2006/picture">
                       <pic:pic>
                         <pic:nvPicPr>
-                          <pic:cNvPr id="0" name="image46.png"/>
+                          <pic:cNvPr id="0" name="image48.png"/>
                           <pic:cNvPicPr preferRelativeResize="0"/>
                         </pic:nvPicPr>
                         <pic:blipFill>
@@ -1798,12 +1798,12 @@
                 <wp:inline distB="114300" distT="114300" distL="114300" distR="114300">
                   <wp:extent cx="5591175" cy="685800"/>
                   <wp:effectExtent b="0" l="0" r="0" t="0"/>
-                  <wp:docPr id="54" name="image54.png"/>
+                  <wp:docPr id="54" name="image50.png"/>
                   <a:graphic>
                     <a:graphicData uri="http://schemas.openxmlformats.org/drawingml/2006/picture">
                       <pic:pic>
                         <pic:nvPicPr>
-                          <pic:cNvPr id="0" name="image54.png"/>
+                          <pic:cNvPr id="0" name="image50.png"/>
                           <pic:cNvPicPr preferRelativeResize="0"/>
                         </pic:nvPicPr>
                         <pic:blipFill>
@@ -2014,12 +2014,12 @@
                 <wp:inline distB="114300" distT="114300" distL="114300" distR="114300">
                   <wp:extent cx="4972050" cy="2286000"/>
                   <wp:effectExtent b="0" l="0" r="0" t="0"/>
-                  <wp:docPr id="1" name="image9.png"/>
+                  <wp:docPr id="1" name="image14.png"/>
                   <a:graphic>
                     <a:graphicData uri="http://schemas.openxmlformats.org/drawingml/2006/picture">
                       <pic:pic>
                         <pic:nvPicPr>
-                          <pic:cNvPr id="0" name="image9.png"/>
+                          <pic:cNvPr id="0" name="image14.png"/>
                           <pic:cNvPicPr preferRelativeResize="0"/>
                         </pic:nvPicPr>
                         <pic:blipFill>
@@ -2106,12 +2106,12 @@
                 <wp:inline distB="114300" distT="114300" distL="114300" distR="114300">
                   <wp:extent cx="3758885" cy="2576513"/>
                   <wp:effectExtent b="0" l="0" r="0" t="0"/>
-                  <wp:docPr id="28" name="image21.png"/>
+                  <wp:docPr id="28" name="image29.png"/>
                   <a:graphic>
                     <a:graphicData uri="http://schemas.openxmlformats.org/drawingml/2006/picture">
                       <pic:pic>
                         <pic:nvPicPr>
-                          <pic:cNvPr id="0" name="image21.png"/>
+                          <pic:cNvPr id="0" name="image29.png"/>
                           <pic:cNvPicPr preferRelativeResize="0"/>
                         </pic:nvPicPr>
                         <pic:blipFill>
@@ -2369,12 +2369,12 @@
                 <wp:inline distB="114300" distT="114300" distL="114300" distR="114300">
                   <wp:extent cx="3390900" cy="283301"/>
                   <wp:effectExtent b="0" l="0" r="0" t="0"/>
-                  <wp:docPr id="7" name="image13.png"/>
+                  <wp:docPr id="7" name="image11.png"/>
                   <a:graphic>
                     <a:graphicData uri="http://schemas.openxmlformats.org/drawingml/2006/picture">
                       <pic:pic>
                         <pic:nvPicPr>
-                          <pic:cNvPr id="0" name="image13.png"/>
+                          <pic:cNvPr id="0" name="image11.png"/>
                           <pic:cNvPicPr preferRelativeResize="0"/>
                         </pic:nvPicPr>
                         <pic:blipFill>
@@ -2437,12 +2437,12 @@
                 <wp:inline distB="114300" distT="114300" distL="114300" distR="114300">
                   <wp:extent cx="3619500" cy="190500"/>
                   <wp:effectExtent b="0" l="0" r="0" t="0"/>
-                  <wp:docPr id="13" name="image1.png"/>
+                  <wp:docPr id="13" name="image8.png"/>
                   <a:graphic>
                     <a:graphicData uri="http://schemas.openxmlformats.org/drawingml/2006/picture">
                       <pic:pic>
                         <pic:nvPicPr>
-                          <pic:cNvPr id="0" name="image1.png"/>
+                          <pic:cNvPr id="0" name="image8.png"/>
                           <pic:cNvPicPr preferRelativeResize="0"/>
                         </pic:nvPicPr>
                         <pic:blipFill>
@@ -2507,12 +2507,12 @@
                 <wp:inline distB="114300" distT="114300" distL="114300" distR="114300">
                   <wp:extent cx="4162425" cy="257175"/>
                   <wp:effectExtent b="0" l="0" r="0" t="0"/>
-                  <wp:docPr id="50" name="image45.png"/>
+                  <wp:docPr id="50" name="image44.png"/>
                   <a:graphic>
                     <a:graphicData uri="http://schemas.openxmlformats.org/drawingml/2006/picture">
                       <pic:pic>
                         <pic:nvPicPr>
-                          <pic:cNvPr id="0" name="image45.png"/>
+                          <pic:cNvPr id="0" name="image44.png"/>
                           <pic:cNvPicPr preferRelativeResize="0"/>
                         </pic:nvPicPr>
                         <pic:blipFill>
@@ -2560,12 +2560,12 @@
                 <wp:inline distB="114300" distT="114300" distL="114300" distR="114300">
                   <wp:extent cx="3448050" cy="209550"/>
                   <wp:effectExtent b="0" l="0" r="0" t="0"/>
-                  <wp:docPr id="26" name="image31.png"/>
+                  <wp:docPr id="26" name="image33.png"/>
                   <a:graphic>
                     <a:graphicData uri="http://schemas.openxmlformats.org/drawingml/2006/picture">
                       <pic:pic>
                         <pic:nvPicPr>
-                          <pic:cNvPr id="0" name="image31.png"/>
+                          <pic:cNvPr id="0" name="image33.png"/>
                           <pic:cNvPicPr preferRelativeResize="0"/>
                         </pic:nvPicPr>
                         <pic:blipFill>
@@ -2613,12 +2613,12 @@
                 <wp:inline distB="114300" distT="114300" distL="114300" distR="114300">
                   <wp:extent cx="3476625" cy="238125"/>
                   <wp:effectExtent b="0" l="0" r="0" t="0"/>
-                  <wp:docPr id="42" name="image44.png"/>
+                  <wp:docPr id="42" name="image49.png"/>
                   <a:graphic>
                     <a:graphicData uri="http://schemas.openxmlformats.org/drawingml/2006/picture">
                       <pic:pic>
                         <pic:nvPicPr>
-                          <pic:cNvPr id="0" name="image44.png"/>
+                          <pic:cNvPr id="0" name="image49.png"/>
                           <pic:cNvPicPr preferRelativeResize="0"/>
                         </pic:nvPicPr>
                         <pic:blipFill>
@@ -2666,12 +2666,12 @@
                 <wp:inline distB="114300" distT="114300" distL="114300" distR="114300">
                   <wp:extent cx="1962150" cy="161925"/>
                   <wp:effectExtent b="0" l="0" r="0" t="0"/>
-                  <wp:docPr id="39" name="image35.png"/>
+                  <wp:docPr id="39" name="image32.png"/>
                   <a:graphic>
                     <a:graphicData uri="http://schemas.openxmlformats.org/drawingml/2006/picture">
                       <pic:pic>
                         <pic:nvPicPr>
-                          <pic:cNvPr id="0" name="image35.png"/>
+                          <pic:cNvPr id="0" name="image32.png"/>
                           <pic:cNvPicPr preferRelativeResize="0"/>
                         </pic:nvPicPr>
                         <pic:blipFill>
@@ -2719,12 +2719,12 @@
                 <wp:inline distB="114300" distT="114300" distL="114300" distR="114300">
                   <wp:extent cx="2762250" cy="190500"/>
                   <wp:effectExtent b="0" l="0" r="0" t="0"/>
-                  <wp:docPr id="27" name="image16.png"/>
+                  <wp:docPr id="27" name="image22.png"/>
                   <a:graphic>
                     <a:graphicData uri="http://schemas.openxmlformats.org/drawingml/2006/picture">
                       <pic:pic>
                         <pic:nvPicPr>
-                          <pic:cNvPr id="0" name="image16.png"/>
+                          <pic:cNvPr id="0" name="image22.png"/>
                           <pic:cNvPicPr preferRelativeResize="0"/>
                         </pic:nvPicPr>
                         <pic:blipFill>
@@ -2772,12 +2772,12 @@
                 <wp:inline distB="114300" distT="114300" distL="114300" distR="114300">
                   <wp:extent cx="828675" cy="161925"/>
                   <wp:effectExtent b="0" l="0" r="0" t="0"/>
-                  <wp:docPr id="43" name="image42.png"/>
+                  <wp:docPr id="43" name="image53.png"/>
                   <a:graphic>
                     <a:graphicData uri="http://schemas.openxmlformats.org/drawingml/2006/picture">
                       <pic:pic>
                         <pic:nvPicPr>
-                          <pic:cNvPr id="0" name="image42.png"/>
+                          <pic:cNvPr id="0" name="image53.png"/>
                           <pic:cNvPicPr preferRelativeResize="0"/>
                         </pic:nvPicPr>
                         <pic:blipFill>
@@ -3080,12 +3080,12 @@
           <wp:inline distB="114300" distT="114300" distL="114300" distR="114300">
             <wp:extent cx="6076739" cy="1867436"/>
             <wp:effectExtent b="0" l="0" r="0" t="0"/>
-            <wp:docPr id="19" name="image24.png"/>
+            <wp:docPr id="19" name="image10.png"/>
             <a:graphic>
               <a:graphicData uri="http://schemas.openxmlformats.org/drawingml/2006/picture">
                 <pic:pic>
                   <pic:nvPicPr>
-                    <pic:cNvPr id="0" name="image24.png"/>
+                    <pic:cNvPr id="0" name="image10.png"/>
                     <pic:cNvPicPr preferRelativeResize="0"/>
                   </pic:nvPicPr>
                   <pic:blipFill>
@@ -3118,18 +3118,7 @@
     <w:p>
       <w:pPr>
         <w:spacing w:after="40" w:lineRule="auto"/>
-        <w:jc w:val="both"/>
-        <w:rPr/>
-      </w:pPr>
-      <w:r>
-        <w:rPr>
-          <w:rtl w:val="0"/>
-        </w:rPr>
-      </w:r>
-    </w:p>
-    <w:p>
-      <w:pPr>
-        <w:spacing w:after="40" w:lineRule="auto"/>
+        <w:ind w:left="0" w:firstLine="0"/>
         <w:jc w:val="both"/>
         <w:rPr/>
       </w:pPr>
@@ -3269,7 +3258,7 @@
                 <w:between w:space="0" w:sz="0" w:val="nil"/>
               </w:pBdr>
               <w:shd w:fill="auto" w:val="clear"/>
-              <w:spacing w:after="0" w:before="0" w:line="240" w:lineRule="auto"/>
+              <w:spacing w:after="200" w:before="200" w:line="240" w:lineRule="auto"/>
               <w:ind w:left="720" w:right="0" w:hanging="360"/>
               <w:jc w:val="left"/>
               <w:rPr/>
@@ -3286,12 +3275,12 @@
                 <wp:inline distB="114300" distT="114300" distL="114300" distR="114300">
                   <wp:extent cx="5162550" cy="2781300"/>
                   <wp:effectExtent b="0" l="0" r="0" t="0"/>
-                  <wp:docPr id="25" name="image29.png"/>
+                  <wp:docPr id="25" name="image24.png"/>
                   <a:graphic>
                     <a:graphicData uri="http://schemas.openxmlformats.org/drawingml/2006/picture">
                       <pic:pic>
                         <pic:nvPicPr>
-                          <pic:cNvPr id="0" name="image29.png"/>
+                          <pic:cNvPr id="0" name="image24.png"/>
                           <pic:cNvPicPr preferRelativeResize="0"/>
                         </pic:nvPicPr>
                         <pic:blipFill>
@@ -3327,12 +3316,12 @@
                 <wp:inline distB="114300" distT="114300" distL="114300" distR="114300">
                   <wp:extent cx="4305300" cy="4105275"/>
                   <wp:effectExtent b="0" l="0" r="0" t="0"/>
-                  <wp:docPr id="3" name="image7.png"/>
+                  <wp:docPr id="3" name="image1.png"/>
                   <a:graphic>
                     <a:graphicData uri="http://schemas.openxmlformats.org/drawingml/2006/picture">
                       <pic:pic>
                         <pic:nvPicPr>
-                          <pic:cNvPr id="0" name="image7.png"/>
+                          <pic:cNvPr id="0" name="image1.png"/>
                           <pic:cNvPicPr preferRelativeResize="0"/>
                         </pic:nvPicPr>
                         <pic:blipFill>
@@ -3384,7 +3373,7 @@
                 <w:between w:space="0" w:sz="0" w:val="nil"/>
               </w:pBdr>
               <w:shd w:fill="auto" w:val="clear"/>
-              <w:spacing w:after="0" w:before="0" w:line="240" w:lineRule="auto"/>
+              <w:spacing w:after="200" w:before="200" w:line="240" w:lineRule="auto"/>
               <w:ind w:left="720" w:right="0" w:hanging="360"/>
               <w:jc w:val="left"/>
               <w:rPr>
@@ -3404,12 +3393,12 @@
                 <wp:inline distB="114300" distT="114300" distL="114300" distR="114300">
                   <wp:extent cx="5153025" cy="2114550"/>
                   <wp:effectExtent b="0" l="0" r="0" t="0"/>
-                  <wp:docPr id="47" name="image51.png"/>
+                  <wp:docPr id="47" name="image39.png"/>
                   <a:graphic>
                     <a:graphicData uri="http://schemas.openxmlformats.org/drawingml/2006/picture">
                       <pic:pic>
                         <pic:nvPicPr>
-                          <pic:cNvPr id="0" name="image51.png"/>
+                          <pic:cNvPr id="0" name="image39.png"/>
                           <pic:cNvPicPr preferRelativeResize="0"/>
                         </pic:nvPicPr>
                         <pic:blipFill>
@@ -3445,12 +3434,12 @@
                 <wp:inline distB="114300" distT="114300" distL="114300" distR="114300">
                   <wp:extent cx="4400550" cy="2552700"/>
                   <wp:effectExtent b="0" l="0" r="0" t="0"/>
-                  <wp:docPr id="33" name="image23.png"/>
+                  <wp:docPr id="33" name="image25.png"/>
                   <a:graphic>
                     <a:graphicData uri="http://schemas.openxmlformats.org/drawingml/2006/picture">
                       <pic:pic>
                         <pic:nvPicPr>
-                          <pic:cNvPr id="0" name="image23.png"/>
+                          <pic:cNvPr id="0" name="image25.png"/>
                           <pic:cNvPicPr preferRelativeResize="0"/>
                         </pic:nvPicPr>
                         <pic:blipFill>
@@ -3488,12 +3477,12 @@
                 <wp:inline distB="114300" distT="114300" distL="114300" distR="114300">
                   <wp:extent cx="4781550" cy="1695450"/>
                   <wp:effectExtent b="0" l="0" r="0" t="0"/>
-                  <wp:docPr id="16" name="image8.png"/>
+                  <wp:docPr id="16" name="image18.png"/>
                   <a:graphic>
                     <a:graphicData uri="http://schemas.openxmlformats.org/drawingml/2006/picture">
                       <pic:pic>
                         <pic:nvPicPr>
-                          <pic:cNvPr id="0" name="image8.png"/>
+                          <pic:cNvPr id="0" name="image18.png"/>
                           <pic:cNvPicPr preferRelativeResize="0"/>
                         </pic:nvPicPr>
                         <pic:blipFill>
@@ -3573,12 +3562,12 @@
                 <wp:inline distB="114300" distT="114300" distL="114300" distR="114300">
                   <wp:extent cx="4572000" cy="2667000"/>
                   <wp:effectExtent b="0" l="0" r="0" t="0"/>
-                  <wp:docPr id="41" name="image38.png"/>
+                  <wp:docPr id="41" name="image37.png"/>
                   <a:graphic>
                     <a:graphicData uri="http://schemas.openxmlformats.org/drawingml/2006/picture">
                       <pic:pic>
                         <pic:nvPicPr>
-                          <pic:cNvPr id="0" name="image38.png"/>
+                          <pic:cNvPr id="0" name="image37.png"/>
                           <pic:cNvPicPr preferRelativeResize="0"/>
                         </pic:nvPicPr>
                         <pic:blipFill>
@@ -3608,7 +3597,6 @@
               </w:rPr>
               <w:br w:type="textWrapping"/>
               <w:t xml:space="preserve">Al seleccionar la opción 3, se muestra la lista de clientes registrados.</w:t>
-              <w:br w:type="textWrapping"/>
             </w:r>
           </w:p>
           <w:p>
@@ -3625,7 +3613,7 @@
                 <w:between w:space="0" w:sz="0" w:val="nil"/>
               </w:pBdr>
               <w:shd w:fill="auto" w:val="clear"/>
-              <w:spacing w:after="0" w:before="0" w:line="240" w:lineRule="auto"/>
+              <w:spacing w:after="200" w:before="200" w:line="240" w:lineRule="auto"/>
               <w:ind w:left="720" w:right="0" w:firstLine="0"/>
               <w:jc w:val="left"/>
               <w:rPr/>
@@ -3636,12 +3624,12 @@
                 <wp:inline distB="114300" distT="114300" distL="114300" distR="114300">
                   <wp:extent cx="5591175" cy="584200"/>
                   <wp:effectExtent b="0" l="0" r="0" t="0"/>
-                  <wp:docPr id="31" name="image20.png"/>
+                  <wp:docPr id="31" name="image26.png"/>
                   <a:graphic>
                     <a:graphicData uri="http://schemas.openxmlformats.org/drawingml/2006/picture">
                       <pic:pic>
                         <pic:nvPicPr>
-                          <pic:cNvPr id="0" name="image20.png"/>
+                          <pic:cNvPr id="0" name="image26.png"/>
                           <pic:cNvPicPr preferRelativeResize="0"/>
                         </pic:nvPicPr>
                         <pic:blipFill>
@@ -3677,12 +3665,12 @@
                 <wp:inline distB="114300" distT="114300" distL="114300" distR="114300">
                   <wp:extent cx="5067300" cy="1647825"/>
                   <wp:effectExtent b="0" l="0" r="0" t="0"/>
-                  <wp:docPr id="4" name="image3.png"/>
+                  <wp:docPr id="4" name="image2.png"/>
                   <a:graphic>
                     <a:graphicData uri="http://schemas.openxmlformats.org/drawingml/2006/picture">
                       <pic:pic>
                         <pic:nvPicPr>
-                          <pic:cNvPr id="0" name="image3.png"/>
+                          <pic:cNvPr id="0" name="image2.png"/>
                           <pic:cNvPicPr preferRelativeResize="0"/>
                         </pic:nvPicPr>
                         <pic:blipFill>
@@ -3710,8 +3698,6 @@
               <w:rPr>
                 <w:rtl w:val="0"/>
               </w:rPr>
-              <w:br w:type="textWrapping"/>
-              <w:br w:type="textWrapping"/>
             </w:r>
           </w:p>
           <w:p>
@@ -3732,7 +3718,7 @@
                 <w:between w:space="0" w:sz="0" w:val="nil"/>
               </w:pBdr>
               <w:shd w:fill="auto" w:val="clear"/>
-              <w:spacing w:after="0" w:before="0" w:line="240" w:lineRule="auto"/>
+              <w:spacing w:after="200" w:before="200" w:line="240" w:lineRule="auto"/>
               <w:ind w:left="720" w:right="0" w:hanging="360"/>
               <w:jc w:val="left"/>
               <w:rPr>
@@ -3752,12 +3738,12 @@
                 <wp:inline distB="114300" distT="114300" distL="114300" distR="114300">
                   <wp:extent cx="4429125" cy="2295525"/>
                   <wp:effectExtent b="0" l="0" r="0" t="0"/>
-                  <wp:docPr id="15" name="image10.png"/>
+                  <wp:docPr id="15" name="image17.png"/>
                   <a:graphic>
                     <a:graphicData uri="http://schemas.openxmlformats.org/drawingml/2006/picture">
                       <pic:pic>
                         <pic:nvPicPr>
-                          <pic:cNvPr id="0" name="image10.png"/>
+                          <pic:cNvPr id="0" name="image17.png"/>
                           <pic:cNvPicPr preferRelativeResize="0"/>
                         </pic:nvPicPr>
                         <pic:blipFill>
@@ -3795,12 +3781,12 @@
                 <wp:inline distB="114300" distT="114300" distL="114300" distR="114300">
                   <wp:extent cx="4514850" cy="1828800"/>
                   <wp:effectExtent b="0" l="0" r="0" t="0"/>
-                  <wp:docPr id="9" name="image11.png"/>
+                  <wp:docPr id="9" name="image3.png"/>
                   <a:graphic>
                     <a:graphicData uri="http://schemas.openxmlformats.org/drawingml/2006/picture">
                       <pic:pic>
                         <pic:nvPicPr>
-                          <pic:cNvPr id="0" name="image11.png"/>
+                          <pic:cNvPr id="0" name="image3.png"/>
                           <pic:cNvPicPr preferRelativeResize="0"/>
                         </pic:nvPicPr>
                         <pic:blipFill>
@@ -3838,12 +3824,12 @@
                 <wp:inline distB="114300" distT="114300" distL="114300" distR="114300">
                   <wp:extent cx="4857750" cy="1628775"/>
                   <wp:effectExtent b="0" l="0" r="0" t="0"/>
-                  <wp:docPr id="20" name="image4.png"/>
+                  <wp:docPr id="20" name="image15.png"/>
                   <a:graphic>
                     <a:graphicData uri="http://schemas.openxmlformats.org/drawingml/2006/picture">
                       <pic:pic>
                         <pic:nvPicPr>
-                          <pic:cNvPr id="0" name="image4.png"/>
+                          <pic:cNvPr id="0" name="image15.png"/>
                           <pic:cNvPicPr preferRelativeResize="0"/>
                         </pic:nvPicPr>
                         <pic:blipFill>
@@ -3881,12 +3867,12 @@
                 <wp:inline distB="114300" distT="114300" distL="114300" distR="114300">
                   <wp:extent cx="5051966" cy="1643825"/>
                   <wp:effectExtent b="0" l="0" r="0" t="0"/>
-                  <wp:docPr id="12" name="image18.png"/>
+                  <wp:docPr id="12" name="image4.png"/>
                   <a:graphic>
                     <a:graphicData uri="http://schemas.openxmlformats.org/drawingml/2006/picture">
                       <pic:pic>
                         <pic:nvPicPr>
-                          <pic:cNvPr id="0" name="image18.png"/>
+                          <pic:cNvPr id="0" name="image4.png"/>
                           <pic:cNvPicPr preferRelativeResize="0"/>
                         </pic:nvPicPr>
                         <pic:blipFill>
@@ -3924,12 +3910,12 @@
                 <wp:inline distB="114300" distT="114300" distL="114300" distR="114300">
                   <wp:extent cx="5005388" cy="405623"/>
                   <wp:effectExtent b="0" l="0" r="0" t="0"/>
-                  <wp:docPr id="32" name="image26.png"/>
+                  <wp:docPr id="32" name="image23.png"/>
                   <a:graphic>
                     <a:graphicData uri="http://schemas.openxmlformats.org/drawingml/2006/picture">
                       <pic:pic>
                         <pic:nvPicPr>
-                          <pic:cNvPr id="0" name="image26.png"/>
+                          <pic:cNvPr id="0" name="image23.png"/>
                           <pic:cNvPicPr preferRelativeResize="0"/>
                         </pic:nvPicPr>
                         <pic:blipFill>
@@ -3968,12 +3954,12 @@
                 <wp:inline distB="114300" distT="114300" distL="114300" distR="114300">
                   <wp:extent cx="4591050" cy="2428875"/>
                   <wp:effectExtent b="0" l="0" r="0" t="0"/>
-                  <wp:docPr id="21" name="image37.png"/>
+                  <wp:docPr id="21" name="image20.png"/>
                   <a:graphic>
                     <a:graphicData uri="http://schemas.openxmlformats.org/drawingml/2006/picture">
                       <pic:pic>
                         <pic:nvPicPr>
-                          <pic:cNvPr id="0" name="image37.png"/>
+                          <pic:cNvPr id="0" name="image20.png"/>
                           <pic:cNvPicPr preferRelativeResize="0"/>
                         </pic:nvPicPr>
                         <pic:blipFill>
@@ -4011,12 +3997,12 @@
                 <wp:inline distB="114300" distT="114300" distL="114300" distR="114300">
                   <wp:extent cx="4067175" cy="1057275"/>
                   <wp:effectExtent b="0" l="0" r="0" t="0"/>
-                  <wp:docPr id="14" name="image25.png"/>
+                  <wp:docPr id="14" name="image9.png"/>
                   <a:graphic>
                     <a:graphicData uri="http://schemas.openxmlformats.org/drawingml/2006/picture">
                       <pic:pic>
                         <pic:nvPicPr>
-                          <pic:cNvPr id="0" name="image25.png"/>
+                          <pic:cNvPr id="0" name="image9.png"/>
                           <pic:cNvPicPr preferRelativeResize="0"/>
                         </pic:nvPicPr>
                         <pic:blipFill>
@@ -4054,12 +4040,12 @@
                 <wp:inline distB="114300" distT="114300" distL="114300" distR="114300">
                   <wp:extent cx="4748213" cy="622849"/>
                   <wp:effectExtent b="0" l="0" r="0" t="0"/>
-                  <wp:docPr id="8" name="image28.png"/>
+                  <wp:docPr id="8" name="image6.png"/>
                   <a:graphic>
                     <a:graphicData uri="http://schemas.openxmlformats.org/drawingml/2006/picture">
                       <pic:pic>
                         <pic:nvPicPr>
-                          <pic:cNvPr id="0" name="image28.png"/>
+                          <pic:cNvPr id="0" name="image6.png"/>
                           <pic:cNvPicPr preferRelativeResize="0"/>
                         </pic:nvPicPr>
                         <pic:blipFill>
@@ -4097,12 +4083,12 @@
                 <wp:inline distB="114300" distT="114300" distL="114300" distR="114300">
                   <wp:extent cx="3962400" cy="971550"/>
                   <wp:effectExtent b="0" l="0" r="0" t="0"/>
-                  <wp:docPr id="11" name="image15.png"/>
+                  <wp:docPr id="11" name="image16.png"/>
                   <a:graphic>
                     <a:graphicData uri="http://schemas.openxmlformats.org/drawingml/2006/picture">
                       <pic:pic>
                         <pic:nvPicPr>
-                          <pic:cNvPr id="0" name="image15.png"/>
+                          <pic:cNvPr id="0" name="image16.png"/>
                           <pic:cNvPicPr preferRelativeResize="0"/>
                         </pic:nvPicPr>
                         <pic:blipFill>
@@ -4150,7 +4136,7 @@
                 <w:between w:space="0" w:sz="0" w:val="nil"/>
               </w:pBdr>
               <w:shd w:fill="auto" w:val="clear"/>
-              <w:spacing w:after="0" w:before="0" w:line="240" w:lineRule="auto"/>
+              <w:spacing w:after="200" w:before="200" w:line="240" w:lineRule="auto"/>
               <w:ind w:left="720" w:right="0" w:hanging="360"/>
               <w:jc w:val="both"/>
               <w:rPr>
@@ -4172,12 +4158,12 @@
                 <wp:inline distB="114300" distT="114300" distL="114300" distR="114300">
                   <wp:extent cx="4633913" cy="663115"/>
                   <wp:effectExtent b="0" l="0" r="0" t="0"/>
-                  <wp:docPr id="17" name="image5.png"/>
+                  <wp:docPr id="17" name="image13.png"/>
                   <a:graphic>
                     <a:graphicData uri="http://schemas.openxmlformats.org/drawingml/2006/picture">
                       <pic:pic>
                         <pic:nvPicPr>
-                          <pic:cNvPr id="0" name="image5.png"/>
+                          <pic:cNvPr id="0" name="image13.png"/>
                           <pic:cNvPicPr preferRelativeResize="0"/>
                         </pic:nvPicPr>
                         <pic:blipFill>
@@ -4215,12 +4201,12 @@
                 <wp:inline distB="114300" distT="114300" distL="114300" distR="114300">
                   <wp:extent cx="3495675" cy="809625"/>
                   <wp:effectExtent b="0" l="0" r="0" t="0"/>
-                  <wp:docPr id="5" name="image39.png"/>
+                  <wp:docPr id="5" name="image21.png"/>
                   <a:graphic>
                     <a:graphicData uri="http://schemas.openxmlformats.org/drawingml/2006/picture">
                       <pic:pic>
                         <pic:nvPicPr>
-                          <pic:cNvPr id="0" name="image39.png"/>
+                          <pic:cNvPr id="0" name="image21.png"/>
                           <pic:cNvPicPr preferRelativeResize="0"/>
                         </pic:nvPicPr>
                         <pic:blipFill>
@@ -4256,12 +4242,12 @@
                 <wp:inline distB="114300" distT="114300" distL="114300" distR="114300">
                   <wp:extent cx="4900613" cy="467520"/>
                   <wp:effectExtent b="0" l="0" r="0" t="0"/>
-                  <wp:docPr id="40" name="image34.png"/>
+                  <wp:docPr id="40" name="image38.png"/>
                   <a:graphic>
                     <a:graphicData uri="http://schemas.openxmlformats.org/drawingml/2006/picture">
                       <pic:pic>
                         <pic:nvPicPr>
-                          <pic:cNvPr id="0" name="image34.png"/>
+                          <pic:cNvPr id="0" name="image38.png"/>
                           <pic:cNvPicPr preferRelativeResize="0"/>
                         </pic:nvPicPr>
                         <pic:blipFill>
@@ -4297,12 +4283,12 @@
                 <wp:inline distB="114300" distT="114300" distL="114300" distR="114300">
                   <wp:extent cx="4471988" cy="426629"/>
                   <wp:effectExtent b="0" l="0" r="0" t="0"/>
-                  <wp:docPr id="29" name="image17.png"/>
+                  <wp:docPr id="29" name="image28.png"/>
                   <a:graphic>
                     <a:graphicData uri="http://schemas.openxmlformats.org/drawingml/2006/picture">
                       <pic:pic>
                         <pic:nvPicPr>
-                          <pic:cNvPr id="0" name="image17.png"/>
+                          <pic:cNvPr id="0" name="image28.png"/>
                           <pic:cNvPicPr preferRelativeResize="0"/>
                         </pic:nvPicPr>
                         <pic:blipFill>
@@ -4338,12 +4324,12 @@
                 <wp:inline distB="114300" distT="114300" distL="114300" distR="114300">
                   <wp:extent cx="4926809" cy="559865"/>
                   <wp:effectExtent b="0" l="0" r="0" t="0"/>
-                  <wp:docPr id="46" name="image48.png"/>
+                  <wp:docPr id="46" name="image42.png"/>
                   <a:graphic>
                     <a:graphicData uri="http://schemas.openxmlformats.org/drawingml/2006/picture">
                       <pic:pic>
                         <pic:nvPicPr>
-                          <pic:cNvPr id="0" name="image48.png"/>
+                          <pic:cNvPr id="0" name="image42.png"/>
                           <pic:cNvPicPr preferRelativeResize="0"/>
                         </pic:nvPicPr>
                         <pic:blipFill>
@@ -4379,12 +4365,12 @@
                 <wp:inline distB="114300" distT="114300" distL="114300" distR="114300">
                   <wp:extent cx="5029200" cy="914400"/>
                   <wp:effectExtent b="0" l="0" r="0" t="0"/>
-                  <wp:docPr id="48" name="image49.png"/>
+                  <wp:docPr id="48" name="image43.png"/>
                   <a:graphic>
                     <a:graphicData uri="http://schemas.openxmlformats.org/drawingml/2006/picture">
                       <pic:pic>
                         <pic:nvPicPr>
-                          <pic:cNvPr id="0" name="image49.png"/>
+                          <pic:cNvPr id="0" name="image43.png"/>
                           <pic:cNvPicPr preferRelativeResize="0"/>
                         </pic:nvPicPr>
                         <pic:blipFill>
@@ -4420,12 +4406,12 @@
                 <wp:inline distB="114300" distT="114300" distL="114300" distR="114300">
                   <wp:extent cx="4171950" cy="619125"/>
                   <wp:effectExtent b="0" l="0" r="0" t="0"/>
-                  <wp:docPr id="18" name="image14.png"/>
+                  <wp:docPr id="18" name="image5.png"/>
                   <a:graphic>
                     <a:graphicData uri="http://schemas.openxmlformats.org/drawingml/2006/picture">
                       <pic:pic>
                         <pic:nvPicPr>
-                          <pic:cNvPr id="0" name="image14.png"/>
+                          <pic:cNvPr id="0" name="image5.png"/>
                           <pic:cNvPicPr preferRelativeResize="0"/>
                         </pic:nvPicPr>
                         <pic:blipFill>
@@ -4473,7 +4459,7 @@
                 <w:between w:space="0" w:sz="0" w:val="nil"/>
               </w:pBdr>
               <w:shd w:fill="auto" w:val="clear"/>
-              <w:spacing w:after="0" w:before="0" w:line="240" w:lineRule="auto"/>
+              <w:spacing w:after="200" w:before="200" w:line="240" w:lineRule="auto"/>
               <w:ind w:left="720" w:right="0" w:hanging="360"/>
               <w:jc w:val="left"/>
               <w:rPr>
@@ -4493,12 +4479,12 @@
                 <wp:inline distB="114300" distT="114300" distL="114300" distR="114300">
                   <wp:extent cx="4362450" cy="1828800"/>
                   <wp:effectExtent b="0" l="0" r="0" t="0"/>
-                  <wp:docPr id="51" name="image50.png"/>
+                  <wp:docPr id="51" name="image45.png"/>
                   <a:graphic>
                     <a:graphicData uri="http://schemas.openxmlformats.org/drawingml/2006/picture">
                       <pic:pic>
                         <pic:nvPicPr>
-                          <pic:cNvPr id="0" name="image50.png"/>
+                          <pic:cNvPr id="0" name="image45.png"/>
                           <pic:cNvPicPr preferRelativeResize="0"/>
                         </pic:nvPicPr>
                         <pic:blipFill>
@@ -4536,12 +4522,12 @@
                 <wp:inline distB="114300" distT="114300" distL="114300" distR="114300">
                   <wp:extent cx="3257550" cy="885825"/>
                   <wp:effectExtent b="0" l="0" r="0" t="0"/>
-                  <wp:docPr id="35" name="image43.png"/>
+                  <wp:docPr id="35" name="image31.png"/>
                   <a:graphic>
                     <a:graphicData uri="http://schemas.openxmlformats.org/drawingml/2006/picture">
                       <pic:pic>
                         <pic:nvPicPr>
-                          <pic:cNvPr id="0" name="image43.png"/>
+                          <pic:cNvPr id="0" name="image31.png"/>
                           <pic:cNvPicPr preferRelativeResize="0"/>
                         </pic:nvPicPr>
                         <pic:blipFill>
@@ -4577,12 +4563,12 @@
                 <wp:inline distB="114300" distT="114300" distL="114300" distR="114300">
                   <wp:extent cx="4552950" cy="923925"/>
                   <wp:effectExtent b="0" l="0" r="0" t="0"/>
-                  <wp:docPr id="6" name="image2.png"/>
+                  <wp:docPr id="6" name="image19.png"/>
                   <a:graphic>
                     <a:graphicData uri="http://schemas.openxmlformats.org/drawingml/2006/picture">
                       <pic:pic>
                         <pic:nvPicPr>
-                          <pic:cNvPr id="0" name="image2.png"/>
+                          <pic:cNvPr id="0" name="image19.png"/>
                           <pic:cNvPicPr preferRelativeResize="0"/>
                         </pic:nvPicPr>
                         <pic:blipFill>
@@ -4632,7 +4618,7 @@
                 <w:between w:space="0" w:sz="0" w:val="nil"/>
               </w:pBdr>
               <w:shd w:fill="auto" w:val="clear"/>
-              <w:spacing w:after="0" w:before="0" w:line="240" w:lineRule="auto"/>
+              <w:spacing w:after="200" w:before="200" w:line="240" w:lineRule="auto"/>
               <w:ind w:left="720" w:right="0" w:hanging="360"/>
               <w:jc w:val="left"/>
               <w:rPr>
@@ -4652,12 +4638,12 @@
                 <wp:inline distB="114300" distT="114300" distL="114300" distR="114300">
                   <wp:extent cx="4662488" cy="1328369"/>
                   <wp:effectExtent b="0" l="0" r="0" t="0"/>
-                  <wp:docPr id="38" name="image33.png"/>
+                  <wp:docPr id="38" name="image52.png"/>
                   <a:graphic>
                     <a:graphicData uri="http://schemas.openxmlformats.org/drawingml/2006/picture">
                       <pic:pic>
                         <pic:nvPicPr>
-                          <pic:cNvPr id="0" name="image33.png"/>
+                          <pic:cNvPr id="0" name="image52.png"/>
                           <pic:cNvPicPr preferRelativeResize="0"/>
                         </pic:nvPicPr>
                         <pic:blipFill>
@@ -4695,12 +4681,12 @@
                 <wp:inline distB="114300" distT="114300" distL="114300" distR="114300">
                   <wp:extent cx="3019425" cy="857250"/>
                   <wp:effectExtent b="0" l="0" r="0" t="0"/>
-                  <wp:docPr id="53" name="image47.png"/>
+                  <wp:docPr id="53" name="image54.png"/>
                   <a:graphic>
                     <a:graphicData uri="http://schemas.openxmlformats.org/drawingml/2006/picture">
                       <pic:pic>
                         <pic:nvPicPr>
-                          <pic:cNvPr id="0" name="image47.png"/>
+                          <pic:cNvPr id="0" name="image54.png"/>
                           <pic:cNvPicPr preferRelativeResize="0"/>
                         </pic:nvPicPr>
                         <pic:blipFill>
@@ -4738,12 +4724,12 @@
                 <wp:inline distB="114300" distT="114300" distL="114300" distR="114300">
                   <wp:extent cx="2924175" cy="885825"/>
                   <wp:effectExtent b="0" l="0" r="0" t="0"/>
-                  <wp:docPr id="24" name="image32.png"/>
+                  <wp:docPr id="24" name="image34.png"/>
                   <a:graphic>
                     <a:graphicData uri="http://schemas.openxmlformats.org/drawingml/2006/picture">
                       <pic:pic>
                         <pic:nvPicPr>
-                          <pic:cNvPr id="0" name="image32.png"/>
+                          <pic:cNvPr id="0" name="image34.png"/>
                           <pic:cNvPicPr preferRelativeResize="0"/>
                         </pic:nvPicPr>
                         <pic:blipFill>
@@ -4781,12 +4767,12 @@
                 <wp:inline distB="114300" distT="114300" distL="114300" distR="114300">
                   <wp:extent cx="5102482" cy="1555953"/>
                   <wp:effectExtent b="0" l="0" r="0" t="0"/>
-                  <wp:docPr id="36" name="image52.png"/>
+                  <wp:docPr id="36" name="image47.png"/>
                   <a:graphic>
                     <a:graphicData uri="http://schemas.openxmlformats.org/drawingml/2006/picture">
                       <pic:pic>
                         <pic:nvPicPr>
-                          <pic:cNvPr id="0" name="image52.png"/>
+                          <pic:cNvPr id="0" name="image47.png"/>
                           <pic:cNvPicPr preferRelativeResize="0"/>
                         </pic:nvPicPr>
                         <pic:blipFill>
@@ -4824,12 +4810,12 @@
                 <wp:inline distB="114300" distT="114300" distL="114300" distR="114300">
                   <wp:extent cx="4429125" cy="2114550"/>
                   <wp:effectExtent b="0" l="0" r="0" t="0"/>
-                  <wp:docPr id="44" name="image36.png"/>
+                  <wp:docPr id="44" name="image51.png"/>
                   <a:graphic>
                     <a:graphicData uri="http://schemas.openxmlformats.org/drawingml/2006/picture">
                       <pic:pic>
                         <pic:nvPicPr>
-                          <pic:cNvPr id="0" name="image36.png"/>
+                          <pic:cNvPr id="0" name="image51.png"/>
                           <pic:cNvPicPr preferRelativeResize="0"/>
                         </pic:nvPicPr>
                         <pic:blipFill>
@@ -4867,12 +4853,12 @@
                 <wp:inline distB="114300" distT="114300" distL="114300" distR="114300">
                   <wp:extent cx="4967288" cy="1063174"/>
                   <wp:effectExtent b="0" l="0" r="0" t="0"/>
-                  <wp:docPr id="30" name="image19.png"/>
+                  <wp:docPr id="30" name="image36.png"/>
                   <a:graphic>
                     <a:graphicData uri="http://schemas.openxmlformats.org/drawingml/2006/picture">
                       <pic:pic>
                         <pic:nvPicPr>
-                          <pic:cNvPr id="0" name="image19.png"/>
+                          <pic:cNvPr id="0" name="image36.png"/>
                           <pic:cNvPicPr preferRelativeResize="0"/>
                         </pic:nvPicPr>
                         <pic:blipFill>
@@ -4922,7 +4908,7 @@
                 <w:between w:space="0" w:sz="0" w:val="nil"/>
               </w:pBdr>
               <w:shd w:fill="auto" w:val="clear"/>
-              <w:spacing w:after="0" w:before="0" w:line="240" w:lineRule="auto"/>
+              <w:spacing w:after="200" w:before="200" w:line="240" w:lineRule="auto"/>
               <w:ind w:left="720" w:right="0" w:hanging="360"/>
               <w:jc w:val="left"/>
               <w:rPr>
@@ -4942,12 +4928,12 @@
                 <wp:inline distB="114300" distT="114300" distL="114300" distR="114300">
                   <wp:extent cx="3571875" cy="1590675"/>
                   <wp:effectExtent b="0" l="0" r="0" t="0"/>
-                  <wp:docPr id="23" name="image22.png"/>
+                  <wp:docPr id="23" name="image41.png"/>
                   <a:graphic>
                     <a:graphicData uri="http://schemas.openxmlformats.org/drawingml/2006/picture">
                       <pic:pic>
                         <pic:nvPicPr>
-                          <pic:cNvPr id="0" name="image22.png"/>
+                          <pic:cNvPr id="0" name="image41.png"/>
                           <pic:cNvPicPr preferRelativeResize="0"/>
                         </pic:nvPicPr>
                         <pic:blipFill>
@@ -4996,7 +4982,7 @@
                 <w:between w:space="0" w:sz="0" w:val="nil"/>
               </w:pBdr>
               <w:shd w:fill="auto" w:val="clear"/>
-              <w:spacing w:after="0" w:before="0" w:line="240" w:lineRule="auto"/>
+              <w:spacing w:after="200" w:before="200" w:line="240" w:lineRule="auto"/>
               <w:ind w:left="720" w:right="0" w:hanging="360"/>
               <w:jc w:val="left"/>
               <w:rPr>
@@ -5015,12 +5001,12 @@
                 <wp:inline distB="114300" distT="114300" distL="114300" distR="114300">
                   <wp:extent cx="4057650" cy="1809750"/>
                   <wp:effectExtent b="0" l="0" r="0" t="0"/>
-                  <wp:docPr id="22" name="image30.png"/>
+                  <wp:docPr id="22" name="image35.png"/>
                   <a:graphic>
                     <a:graphicData uri="http://schemas.openxmlformats.org/drawingml/2006/picture">
                       <pic:pic>
                         <pic:nvPicPr>
-                          <pic:cNvPr id="0" name="image30.png"/>
+                          <pic:cNvPr id="0" name="image35.png"/>
                           <pic:cNvPicPr preferRelativeResize="0"/>
                         </pic:nvPicPr>
                         <pic:blipFill>
@@ -5048,7 +5034,6 @@
               <w:rPr>
                 <w:rtl w:val="0"/>
               </w:rPr>
-              <w:br w:type="textWrapping"/>
               <w:br w:type="textWrapping"/>
             </w:r>
           </w:p>
@@ -5655,7 +5640,7 @@
         <w:rPr>
           <w:rtl w:val="0"/>
         </w:rPr>
-        <w:t xml:space="preserve">Evidencias de uso de GitHub o GitLab</w:t>
+        <w:t xml:space="preserve">Evidencias de Uso de GitHub o GitLab</w:t>
       </w:r>
     </w:p>
     <w:p>
@@ -5853,12 +5838,12 @@
           <wp:extent cx="995363" cy="761669"/>
           <wp:effectExtent b="0" l="0" r="0" t="0"/>
           <wp:wrapNone/>
-          <wp:docPr id="52" name="image53.png"/>
+          <wp:docPr id="52" name="image46.png"/>
           <a:graphic>
             <a:graphicData uri="http://schemas.openxmlformats.org/drawingml/2006/picture">
               <pic:pic>
                 <pic:nvPicPr>
-                  <pic:cNvPr id="0" name="image53.png"/>
+                  <pic:cNvPr id="0" name="image46.png"/>
                   <pic:cNvPicPr preferRelativeResize="0"/>
                 </pic:nvPicPr>
                 <pic:blipFill>
